--- a/outputs/Laporan_PM25_Surakarta.docx
+++ b/outputs/Laporan_PM25_Surakarta.docx
@@ -81,7 +81,7 @@
           <w:rFonts w:ascii="Times New Roman" w:hAnsi="Times New Roman"/>
           <w:sz w:val="24"/>
         </w:rPr>
-        <w:t>[Nama Anggota 1] – [NIM Anggota 1]</w:t>
+        <w:t>Trisha Garnis W – L0224012</w:t>
       </w:r>
     </w:p>
     <w:p>
@@ -93,7 +93,7 @@
           <w:rFonts w:ascii="Times New Roman" w:hAnsi="Times New Roman"/>
           <w:sz w:val="24"/>
         </w:rPr>
-        <w:t>[Nama Anggota 2] – [NIM Anggota 2]</w:t>
+        <w:t>Kunto Rossindu H – L0224020</w:t>
       </w:r>
     </w:p>
     <w:p>
@@ -105,7 +105,7 @@
           <w:rFonts w:ascii="Times New Roman" w:hAnsi="Times New Roman"/>
           <w:sz w:val="24"/>
         </w:rPr>
-        <w:t>[Nama Anggota 3] – [NIM Anggota 3]</w:t>
+        <w:t>Maulana Naufal H – L02240XX</w:t>
       </w:r>
     </w:p>
     <w:p>
@@ -117,7 +117,7 @@
           <w:rFonts w:ascii="Times New Roman" w:hAnsi="Times New Roman"/>
           <w:sz w:val="24"/>
         </w:rPr>
-        <w:t>[Nama Anggota 4] – [NIM Anggota 4]</w:t>
+        <w:t>Michael Christian S. G. – L02240XX</w:t>
       </w:r>
     </w:p>
     <w:p>
@@ -129,7 +129,7 @@
           <w:rFonts w:ascii="Times New Roman" w:hAnsi="Times New Roman"/>
           <w:sz w:val="24"/>
         </w:rPr>
-        <w:t>[Nama Anggota 5] – [NIM Anggota 5]</w:t>
+        <w:t>Raihan Ade – L02240XX</w:t>
       </w:r>
     </w:p>
     <w:p/>
@@ -232,7 +232,7 @@
         <w:ind w:firstLine="709"/>
       </w:pPr>
       <w:r>
-        <w:t>Ketersediaan stasiun pengukuran PM2,5 darat di Surakarta terbatas. Oleh karena itu digunakan data sekunder dari model CAMS global yang disediakan melalui Open-Meteo Air Quality API. Data ini merupakan keluaran model reanalisis, bukan pengukuran stasiun, sehingga hasil harus ditafsirkan sebagai representasi grid atmosfer di sekitar koordinat Surakarta (Open-Meteo, 2026; Copernicus Atmosphere Monitoring Service, 2024).</w:t>
+        <w:t>Data pengukuran PM2,5 darat yang siap dipakai untuk periode dan lokasi ini tidak tersedia dalam proyek. Oleh karena itu digunakan data sekunder dari model CAMS global yang disediakan melalui Open-Meteo Air Quality API. Data ini merupakan keluaran model reanalisis, bukan pengukuran stasiun, sehingga hasil harus ditafsirkan sebagai representasi grid atmosfer di sekitar koordinat Surakarta (Open-Meteo, 2026; Copernicus Atmosphere Monitoring Service, 2024).</w:t>
       </w:r>
     </w:p>
     <w:p>
@@ -336,7 +336,7 @@
         <w:ind w:firstLine="709"/>
       </w:pPr>
       <w:r>
-        <w:t>Data diunduh dari Open-Meteo Air Quality API yang meneruskan keluaran model CAMS global. Koordinat yang dipakai adalah 7,5545° LS dan 110,8060° BT dengan zona waktu Asia/Jakarta. Variabel yang diambil adalah pm2_5 dalam satuan µg/m³. Data mentah berbentuk jam-jaman, kemudian diagregasi menjadi rata-rata mingguan. Agregasi dilakukan oleh penulis, bukan oleh penyedia, sehingga bentuk data mentah tetap dapat ditelusuri. Tanggal akses data: 29 Oktober 2026. Ringkasan data dan pembagian latih–uji disajikan pada Tabel 1.</w:t>
+        <w:t>Data diunduh dari Open-Meteo Air Quality API yang meneruskan keluaran model CAMS global. Koordinat permintaan adalah 7,5545° LS dan 110,8060° BT; API mengembalikan titik grid 7,60° LS dan 110,80° BT dengan zona waktu Asia/Jakarta. Variabel yang diambil adalah pm2_5 dalam satuan µg/m³. Data mentah berbentuk jam-jaman, kemudian diagregasi menjadi rata-rata mingguan. Agregasi dilakukan oleh penulis, bukan oleh penyedia, sehingga bentuk data mentah tetap dapat ditelusuri. Tanggal akses data: 29 Oktober 2026. Ringkasan data dan pembagian latih–uji disajikan pada Tabel 1.</w:t>
       </w:r>
     </w:p>
     <w:p>
@@ -805,7 +805,7 @@
         <w:ind w:firstLine="709"/>
       </w:pPr>
       <w:r>
-        <w:t>Rasio PM10/PM2,5 bulanan dipakai sebagai indikator konsistensi fisik. Sebelum November 2024, rasio rata-rata 1,464 dengan simpangan baku 0,015; sesudahnya rasio turun menjadi 1,036 dengan simpangan baku 0,025. Nilai mendekati 1 berarti PM2,5 hampir sama dengan PM10, yang tidak wajar untuk aerosol atmosfer. Pola serupa ditemukan pada lokasi lain (Jakarta dan Surabaya), sehingga indikasi patahan model CAMS lebih kuat daripada sekadar fluktuasi lokal. Periode setelah 31 Oktober 2024 karena itu tidak dipakai (Gambar 1; Tabel 2).</w:t>
+        <w:t>Rasio PM10/PM2,5 bulanan dipakai sebagai indikator konsistensi fisik. Sebelum November 2024, rasio rata-rata 1,464 dengan simpangan baku 0,015; sesudahnya rasio turun menjadi 1,036 dengan simpangan baku 0,025. Nilai mendekati 1 berarti PM2,5 hampir sama dengan PM10, yang tidak wajar untuk aerosol atmosfer. Perubahan ini terjadi tepat pada November 2024 dan bertahan pada bulan-bulan berikutnya, sehingga indikasi patahan basis model CAMS lebih kuat daripada fluktuasi lokal. Periode setelah 31 Oktober 2024 karena itu tidak dipakai (Gambar 1; Tabel 2).</w:t>
       </w:r>
     </w:p>
     <w:p>
@@ -1235,6 +1235,15 @@
     </w:p>
     <w:p>
       <w:pPr>
+        <w:spacing w:line="360" w:lineRule="auto" w:after="120"/>
+        <w:ind w:firstLine="709"/>
+      </w:pPr>
+      <w:r>
+        <w:t>Pemeriksaan pencilan memakai batas IQR 1,5, yaitu -2,93 sampai 48,92 µg/m³, dan kriteria |z| &gt; 3. Tidak ada observasi yang melewati kedua batas tersebut (0 pencilan IQR dan 0 pencilan z).</w:t>
+      </w:r>
+    </w:p>
+    <w:p>
+      <w:pPr>
         <w:keepNext/>
         <w:spacing w:before="120" w:after="40"/>
         <w:jc w:val="center"/>
@@ -2224,7 +2233,7 @@
         <w:ind w:firstLine="709"/>
       </w:pPr>
       <w:r>
-        <w:t>Model AR(p) menyatakan yₜ sebagai fungsi linear dari p nilai sebelumnya; MA(q) menyatakan yₜ sebagai fungsi linear dari q galat sebelumnya; ARMA(p,q) menggabungkan keduanya. Stasioneritas AR diperiksa dari akar polinomial AR, sedangkan invertibilitas MA diperiksa dari akar polinomial MA. Semua akar harus berada di luar lingkaran satuan (Box et al., 2015; Shumway &amp; Stoffer, 2017).</w:t>
+        <w:t>Model AR(p) menyatakan yₜ sebagai fungsi linear dari p nilai sebelumnya; MA(q) menyatakan yₜ sebagai fungsi linear dari q galat sebelumnya; ARMA(p,q) menggabungkan keduanya. Stasioneritas AR diperiksa dari akar polinomial AR, sedangkan invertibilitas MA diperiksa dari akar polinomial MA. Semua akar harus berada di luar lingkaran satuan (Box et al., 2015; Shumway &amp; Stoffer, 2017; Wei, 2006).</w:t>
       </w:r>
     </w:p>
     <w:p>
@@ -2250,7 +2259,7 @@
         <w:ind w:firstLine="709"/>
       </w:pPr>
       <w:r>
-        <w:t>SARIMA(p,d,q)(P,D,Q)ₘ menambahkan operator musiman. Dengan m = 52 dan hanya 116 minggu, D = 1 akan menghabiskan terlalu banyak observasi; karena itu D = 0 dan struktur musiman ditangkap melalui P,Q. Kandidat dibatasi p,q,P,Q ∈ {0,1,2} dan disaring dengan konvergensi serta Ljung-Box lag 20. Model dengan AICc terendah yang gagal Ljung-Box tidak dipilih.</w:t>
+        <w:t>SARIMA(p,d,q)(P,D,Q)ₘ menambahkan operator musiman. Dengan m = 52 dan hanya 116 minggu, D = 1 akan menghabiskan terlalu banyak observasi; karena itu D = 0 dan struktur musiman ditangkap melalui P,Q. Kandidat dibatasi p,q ∈ {0,1,2} dan P,Q ∈ {0,1}, lalu disaring dengan konvergensi serta Ljung-Box lag 20. Model dengan AICc terendah yang gagal Ljung-Box tidak dipilih.</w:t>
       </w:r>
     </w:p>
     <w:p>
@@ -5231,7 +5240,7 @@
           <w:b/>
           <w:sz w:val="20"/>
         </w:rPr>
-        <w:t>Tabel 7. Kandidat AR dan ARMA teratas menurut AICc</w:t>
+        <w:t>Tabel 7. Kandidat AR, MA, dan ARMA teratas menurut AICc</w:t>
       </w:r>
     </w:p>
     <w:tbl>
@@ -5261,7 +5270,7 @@
         </w:trPr>
         <w:tc>
           <w:tcPr>
-            <w:tcW w:type="dxa" w:w="1814"/>
+            <w:tcW w:type="dxa" w:w="1928"/>
             <w:shd w:fill="D9E2F3"/>
           </w:tcPr>
           <w:p>
@@ -5281,7 +5290,7 @@
         </w:tc>
         <w:tc>
           <w:tcPr>
-            <w:tcW w:type="dxa" w:w="1247"/>
+            <w:tcW w:type="dxa" w:w="567"/>
             <w:shd w:fill="D9E2F3"/>
           </w:tcPr>
           <w:p>
@@ -5295,7 +5304,7 @@
                 <w:b/>
                 <w:sz w:val="17"/>
               </w:rPr>
-              <w:t>Diferensiasi</w:t>
+              <w:t>d</w:t>
             </w:r>
           </w:p>
         </w:tc>
@@ -5363,7 +5372,7 @@
       <w:tr>
         <w:tc>
           <w:tcPr>
-            <w:tcW w:type="dxa" w:w="1814"/>
+            <w:tcW w:type="dxa" w:w="1928"/>
           </w:tcPr>
           <w:p>
             <w:pPr>
@@ -5381,7 +5390,7 @@
         </w:tc>
         <w:tc>
           <w:tcPr>
-            <w:tcW w:type="dxa" w:w="1247"/>
+            <w:tcW w:type="dxa" w:w="567"/>
           </w:tcPr>
           <w:p>
             <w:pPr>
@@ -5393,7 +5402,7 @@
                 <w:rFonts w:ascii="Times New Roman" w:hAnsi="Times New Roman"/>
                 <w:sz w:val="17"/>
               </w:rPr>
-              <w:t>—</w:t>
+              <w:t>0</w:t>
             </w:r>
           </w:p>
         </w:tc>
@@ -5455,7 +5464,7 @@
       <w:tr>
         <w:tc>
           <w:tcPr>
-            <w:tcW w:type="dxa" w:w="1814"/>
+            <w:tcW w:type="dxa" w:w="1928"/>
           </w:tcPr>
           <w:p>
             <w:pPr>
@@ -5473,7 +5482,7 @@
         </w:tc>
         <w:tc>
           <w:tcPr>
-            <w:tcW w:type="dxa" w:w="1247"/>
+            <w:tcW w:type="dxa" w:w="567"/>
           </w:tcPr>
           <w:p>
             <w:pPr>
@@ -5485,7 +5494,7 @@
                 <w:rFonts w:ascii="Times New Roman" w:hAnsi="Times New Roman"/>
                 <w:sz w:val="17"/>
               </w:rPr>
-              <w:t>—</w:t>
+              <w:t>0</w:t>
             </w:r>
           </w:p>
         </w:tc>
@@ -5547,7 +5556,7 @@
       <w:tr>
         <w:tc>
           <w:tcPr>
-            <w:tcW w:type="dxa" w:w="1814"/>
+            <w:tcW w:type="dxa" w:w="1928"/>
           </w:tcPr>
           <w:p>
             <w:pPr>
@@ -5565,7 +5574,7 @@
         </w:tc>
         <w:tc>
           <w:tcPr>
-            <w:tcW w:type="dxa" w:w="1247"/>
+            <w:tcW w:type="dxa" w:w="567"/>
           </w:tcPr>
           <w:p>
             <w:pPr>
@@ -5577,7 +5586,7 @@
                 <w:rFonts w:ascii="Times New Roman" w:hAnsi="Times New Roman"/>
                 <w:sz w:val="17"/>
               </w:rPr>
-              <w:t>—</w:t>
+              <w:t>0</w:t>
             </w:r>
           </w:p>
         </w:tc>
@@ -5639,7 +5648,7 @@
       <w:tr>
         <w:tc>
           <w:tcPr>
-            <w:tcW w:type="dxa" w:w="1814"/>
+            <w:tcW w:type="dxa" w:w="1928"/>
           </w:tcPr>
           <w:p>
             <w:pPr>
@@ -5651,13 +5660,13 @@
                 <w:rFonts w:ascii="Times New Roman" w:hAnsi="Times New Roman"/>
                 <w:sz w:val="17"/>
               </w:rPr>
-              <w:t>AR(9)</w:t>
-            </w:r>
-          </w:p>
-        </w:tc>
-        <w:tc>
-          <w:tcPr>
-            <w:tcW w:type="dxa" w:w="1247"/>
+              <w:t>MA(3) galat</w:t>
+            </w:r>
+          </w:p>
+        </w:tc>
+        <w:tc>
+          <w:tcPr>
+            <w:tcW w:type="dxa" w:w="567"/>
           </w:tcPr>
           <w:p>
             <w:pPr>
@@ -5669,7 +5678,7 @@
                 <w:rFonts w:ascii="Times New Roman" w:hAnsi="Times New Roman"/>
                 <w:sz w:val="17"/>
               </w:rPr>
-              <w:t>—</w:t>
+              <w:t>0</w:t>
             </w:r>
           </w:p>
         </w:tc>
@@ -5687,7 +5696,7 @@
                 <w:rFonts w:ascii="Times New Roman" w:hAnsi="Times New Roman"/>
                 <w:sz w:val="17"/>
               </w:rPr>
-              <w:t>659,47</w:t>
+              <w:t>689,39</w:t>
             </w:r>
           </w:p>
         </w:tc>
@@ -5705,7 +5714,7 @@
                 <w:rFonts w:ascii="Times New Roman" w:hAnsi="Times New Roman"/>
                 <w:sz w:val="17"/>
               </w:rPr>
-              <w:t>662,34</w:t>
+              <w:t>690,03</w:t>
             </w:r>
           </w:p>
         </w:tc>
@@ -5723,7 +5732,7 @@
                 <w:rFonts w:ascii="Times New Roman" w:hAnsi="Times New Roman"/>
                 <w:sz w:val="17"/>
               </w:rPr>
-              <w:t>687,57</w:t>
+              <w:t>702,41</w:t>
             </w:r>
           </w:p>
         </w:tc>
@@ -5731,7 +5740,7 @@
       <w:tr>
         <w:tc>
           <w:tcPr>
-            <w:tcW w:type="dxa" w:w="1814"/>
+            <w:tcW w:type="dxa" w:w="1928"/>
           </w:tcPr>
           <w:p>
             <w:pPr>
@@ -5743,13 +5752,13 @@
                 <w:rFonts w:ascii="Times New Roman" w:hAnsi="Times New Roman"/>
                 <w:sz w:val="17"/>
               </w:rPr>
-              <w:t>AR(8)</w:t>
-            </w:r>
-          </w:p>
-        </w:tc>
-        <w:tc>
-          <w:tcPr>
-            <w:tcW w:type="dxa" w:w="1247"/>
+              <w:t>MA(2) galat</w:t>
+            </w:r>
+          </w:p>
+        </w:tc>
+        <w:tc>
+          <w:tcPr>
+            <w:tcW w:type="dxa" w:w="567"/>
           </w:tcPr>
           <w:p>
             <w:pPr>
@@ -5761,7 +5770,7 @@
                 <w:rFonts w:ascii="Times New Roman" w:hAnsi="Times New Roman"/>
                 <w:sz w:val="17"/>
               </w:rPr>
-              <w:t>—</w:t>
+              <w:t>0</w:t>
             </w:r>
           </w:p>
         </w:tc>
@@ -5779,7 +5788,7 @@
                 <w:rFonts w:ascii="Times New Roman" w:hAnsi="Times New Roman"/>
                 <w:sz w:val="17"/>
               </w:rPr>
-              <w:t>664,38</w:t>
+              <w:t>702,31</w:t>
             </w:r>
           </w:p>
         </w:tc>
@@ -5797,7 +5806,7 @@
                 <w:rFonts w:ascii="Times New Roman" w:hAnsi="Times New Roman"/>
                 <w:sz w:val="17"/>
               </w:rPr>
-              <w:t>666,74</w:t>
+              <w:t>702,72</w:t>
             </w:r>
           </w:p>
         </w:tc>
@@ -5815,7 +5824,7 @@
                 <w:rFonts w:ascii="Times New Roman" w:hAnsi="Times New Roman"/>
                 <w:sz w:val="17"/>
               </w:rPr>
-              <w:t>690,02</w:t>
+              <w:t>712,77</w:t>
             </w:r>
           </w:p>
         </w:tc>
@@ -5823,7 +5832,7 @@
       <w:tr>
         <w:tc>
           <w:tcPr>
-            <w:tcW w:type="dxa" w:w="1814"/>
+            <w:tcW w:type="dxa" w:w="1928"/>
           </w:tcPr>
           <w:p>
             <w:pPr>
@@ -5835,13 +5844,13 @@
                 <w:rFonts w:ascii="Times New Roman" w:hAnsi="Times New Roman"/>
                 <w:sz w:val="17"/>
               </w:rPr>
-              <w:t>ARMA(2,3)</w:t>
-            </w:r>
-          </w:p>
-        </w:tc>
-        <w:tc>
-          <w:tcPr>
-            <w:tcW w:type="dxa" w:w="1247"/>
+              <w:t>MA(1) galat</w:t>
+            </w:r>
+          </w:p>
+        </w:tc>
+        <w:tc>
+          <w:tcPr>
+            <w:tcW w:type="dxa" w:w="567"/>
           </w:tcPr>
           <w:p>
             <w:pPr>
@@ -5853,7 +5862,7 @@
                 <w:rFonts w:ascii="Times New Roman" w:hAnsi="Times New Roman"/>
                 <w:sz w:val="17"/>
               </w:rPr>
-              <w:t>d=0</w:t>
+              <w:t>0</w:t>
             </w:r>
           </w:p>
         </w:tc>
@@ -5871,7 +5880,7 @@
                 <w:rFonts w:ascii="Times New Roman" w:hAnsi="Times New Roman"/>
                 <w:sz w:val="17"/>
               </w:rPr>
-              <w:t>686,83</w:t>
+              <w:t>707,65</w:t>
             </w:r>
           </w:p>
         </w:tc>
@@ -5889,7 +5898,7 @@
                 <w:rFonts w:ascii="Times New Roman" w:hAnsi="Times New Roman"/>
                 <w:sz w:val="17"/>
               </w:rPr>
-              <w:t>688,05</w:t>
+              <w:t>707,90</w:t>
             </w:r>
           </w:p>
         </w:tc>
@@ -5907,7 +5916,7 @@
                 <w:rFonts w:ascii="Times New Roman" w:hAnsi="Times New Roman"/>
                 <w:sz w:val="17"/>
               </w:rPr>
-              <w:t>705,07</w:t>
+              <w:t>715,53</w:t>
             </w:r>
           </w:p>
         </w:tc>
@@ -5915,7 +5924,7 @@
       <w:tr>
         <w:tc>
           <w:tcPr>
-            <w:tcW w:type="dxa" w:w="1814"/>
+            <w:tcW w:type="dxa" w:w="1928"/>
           </w:tcPr>
           <w:p>
             <w:pPr>
@@ -5927,13 +5936,13 @@
                 <w:rFonts w:ascii="Times New Roman" w:hAnsi="Times New Roman"/>
                 <w:sz w:val="17"/>
               </w:rPr>
-              <w:t>ARMA(1,3)</w:t>
-            </w:r>
-          </w:p>
-        </w:tc>
-        <w:tc>
-          <w:tcPr>
-            <w:tcW w:type="dxa" w:w="1247"/>
+              <w:t>ARMA(2,3)</w:t>
+            </w:r>
+          </w:p>
+        </w:tc>
+        <w:tc>
+          <w:tcPr>
+            <w:tcW w:type="dxa" w:w="567"/>
           </w:tcPr>
           <w:p>
             <w:pPr>
@@ -5945,7 +5954,7 @@
                 <w:rFonts w:ascii="Times New Roman" w:hAnsi="Times New Roman"/>
                 <w:sz w:val="17"/>
               </w:rPr>
-              <w:t>d=0</w:t>
+              <w:t>0</w:t>
             </w:r>
           </w:p>
         </w:tc>
@@ -5963,7 +5972,7 @@
                 <w:rFonts w:ascii="Times New Roman" w:hAnsi="Times New Roman"/>
                 <w:sz w:val="17"/>
               </w:rPr>
-              <w:t>687,47</w:t>
+              <w:t>686,83</w:t>
             </w:r>
           </w:p>
         </w:tc>
@@ -5981,7 +5990,7 @@
                 <w:rFonts w:ascii="Times New Roman" w:hAnsi="Times New Roman"/>
                 <w:sz w:val="17"/>
               </w:rPr>
-              <w:t>688,38</w:t>
+              <w:t>688,05</w:t>
             </w:r>
           </w:p>
         </w:tc>
@@ -5999,7 +6008,7 @@
                 <w:rFonts w:ascii="Times New Roman" w:hAnsi="Times New Roman"/>
                 <w:sz w:val="17"/>
               </w:rPr>
-              <w:t>703,10</w:t>
+              <w:t>705,07</w:t>
             </w:r>
           </w:p>
         </w:tc>
@@ -6007,7 +6016,7 @@
       <w:tr>
         <w:tc>
           <w:tcPr>
-            <w:tcW w:type="dxa" w:w="1814"/>
+            <w:tcW w:type="dxa" w:w="1928"/>
           </w:tcPr>
           <w:p>
             <w:pPr>
@@ -6019,13 +6028,13 @@
                 <w:rFonts w:ascii="Times New Roman" w:hAnsi="Times New Roman"/>
                 <w:sz w:val="17"/>
               </w:rPr>
-              <w:t>ARMA(0,3)</w:t>
-            </w:r>
-          </w:p>
-        </w:tc>
-        <w:tc>
-          <w:tcPr>
-            <w:tcW w:type="dxa" w:w="1247"/>
+              <w:t>ARMA(1,3)</w:t>
+            </w:r>
+          </w:p>
+        </w:tc>
+        <w:tc>
+          <w:tcPr>
+            <w:tcW w:type="dxa" w:w="567"/>
           </w:tcPr>
           <w:p>
             <w:pPr>
@@ -6037,7 +6046,7 @@
                 <w:rFonts w:ascii="Times New Roman" w:hAnsi="Times New Roman"/>
                 <w:sz w:val="17"/>
               </w:rPr>
-              <w:t>d=0</w:t>
+              <w:t>0</w:t>
             </w:r>
           </w:p>
         </w:tc>
@@ -6055,7 +6064,7 @@
                 <w:rFonts w:ascii="Times New Roman" w:hAnsi="Times New Roman"/>
                 <w:sz w:val="17"/>
               </w:rPr>
-              <w:t>689,39</w:t>
+              <w:t>687,47</w:t>
             </w:r>
           </w:p>
         </w:tc>
@@ -6073,7 +6082,7 @@
                 <w:rFonts w:ascii="Times New Roman" w:hAnsi="Times New Roman"/>
                 <w:sz w:val="17"/>
               </w:rPr>
-              <w:t>690,03</w:t>
+              <w:t>688,38</w:t>
             </w:r>
           </w:p>
         </w:tc>
@@ -6091,7 +6100,7 @@
                 <w:rFonts w:ascii="Times New Roman" w:hAnsi="Times New Roman"/>
                 <w:sz w:val="17"/>
               </w:rPr>
-              <w:t>702,41</w:t>
+              <w:t>703,10</w:t>
             </w:r>
           </w:p>
         </w:tc>
@@ -6099,7 +6108,7 @@
       <w:tr>
         <w:tc>
           <w:tcPr>
-            <w:tcW w:type="dxa" w:w="1814"/>
+            <w:tcW w:type="dxa" w:w="1928"/>
           </w:tcPr>
           <w:p>
             <w:pPr>
@@ -6117,7 +6126,7 @@
         </w:tc>
         <w:tc>
           <w:tcPr>
-            <w:tcW w:type="dxa" w:w="1247"/>
+            <w:tcW w:type="dxa" w:w="567"/>
           </w:tcPr>
           <w:p>
             <w:pPr>
@@ -6129,7 +6138,7 @@
                 <w:rFonts w:ascii="Times New Roman" w:hAnsi="Times New Roman"/>
                 <w:sz w:val="17"/>
               </w:rPr>
-              <w:t>d=0</w:t>
+              <w:t>0</w:t>
             </w:r>
           </w:p>
         </w:tc>
@@ -6184,98 +6193,6 @@
                 <w:sz w:val="17"/>
               </w:rPr>
               <w:t>709,48</w:t>
-            </w:r>
-          </w:p>
-        </w:tc>
-      </w:tr>
-      <w:tr>
-        <w:tc>
-          <w:tcPr>
-            <w:tcW w:type="dxa" w:w="1814"/>
-          </w:tcPr>
-          <w:p>
-            <w:pPr>
-              <w:jc w:val="center"/>
-            </w:pPr>
-            <w:r/>
-            <w:r>
-              <w:rPr>
-                <w:rFonts w:ascii="Times New Roman" w:hAnsi="Times New Roman"/>
-                <w:sz w:val="17"/>
-              </w:rPr>
-              <w:t>ARMA(2,2)</w:t>
-            </w:r>
-          </w:p>
-        </w:tc>
-        <w:tc>
-          <w:tcPr>
-            <w:tcW w:type="dxa" w:w="1247"/>
-          </w:tcPr>
-          <w:p>
-            <w:pPr>
-              <w:jc w:val="center"/>
-            </w:pPr>
-            <w:r/>
-            <w:r>
-              <w:rPr>
-                <w:rFonts w:ascii="Times New Roman" w:hAnsi="Times New Roman"/>
-                <w:sz w:val="17"/>
-              </w:rPr>
-              <w:t>d=0</w:t>
-            </w:r>
-          </w:p>
-        </w:tc>
-        <w:tc>
-          <w:tcPr>
-            <w:tcW w:type="dxa" w:w="1361"/>
-          </w:tcPr>
-          <w:p>
-            <w:pPr>
-              <w:jc w:val="center"/>
-            </w:pPr>
-            <w:r/>
-            <w:r>
-              <w:rPr>
-                <w:rFonts w:ascii="Times New Roman" w:hAnsi="Times New Roman"/>
-                <w:sz w:val="17"/>
-              </w:rPr>
-              <w:t>691,37</w:t>
-            </w:r>
-          </w:p>
-        </w:tc>
-        <w:tc>
-          <w:tcPr>
-            <w:tcW w:type="dxa" w:w="1361"/>
-          </w:tcPr>
-          <w:p>
-            <w:pPr>
-              <w:jc w:val="center"/>
-            </w:pPr>
-            <w:r/>
-            <w:r>
-              <w:rPr>
-                <w:rFonts w:ascii="Times New Roman" w:hAnsi="Times New Roman"/>
-                <w:sz w:val="17"/>
-              </w:rPr>
-              <w:t>692,26</w:t>
-            </w:r>
-          </w:p>
-        </w:tc>
-        <w:tc>
-          <w:tcPr>
-            <w:tcW w:type="dxa" w:w="1361"/>
-          </w:tcPr>
-          <w:p>
-            <w:pPr>
-              <w:jc w:val="center"/>
-            </w:pPr>
-            <w:r/>
-            <w:r>
-              <w:rPr>
-                <w:rFonts w:ascii="Times New Roman" w:hAnsi="Times New Roman"/>
-                <w:sz w:val="17"/>
-              </w:rPr>
-              <w:t>707,06</w:t>
             </w:r>
           </w:p>
         </w:tc>
@@ -6291,7 +6208,7 @@
           <w:i/>
           <w:sz w:val="18"/>
         </w:rPr>
-        <w:t>Sumber: Hasil pengolahan penulis (2026).</w:t>
+        <w:t>Sumber: Hasil pengolahan penulis (2026). MA(q) di sini adalah model galat, bukan penghalus MA(3)/MA(8) pada Tabel 5.</w:t>
       </w:r>
     </w:p>
     <w:p>
@@ -6300,7 +6217,7 @@
         <w:ind w:firstLine="709"/>
       </w:pPr>
       <w:r>
-        <w:t>AR(12) terpilih dalam grid AR dengan AICc 646,33, tetapi RMSE ujinya 6,572. ARMA(2,3) terpilih dalam grid ARMA dengan AICc 688,05 dan RMSE 7,067 (Tabel 7). Keduanya stabil: modulus akar AR minimum 1,147 dan modulus akar MA minimum 1,124, sehingga syarat stasioneritas dan invertibilitas terpenuhi (Tabel 8). Meskipun demikian, akurasi keduanya jauh di bawah naive dan SARIMA, sehingga tidak dipilih sebagai model final.</w:t>
+        <w:t>AR(12) terpilih dalam grid AR dengan AICc 646,33, tetapi RMSE ujinya 6,572. ARMA(2,3) terpilih dalam grid ARMA dengan AICc 688,05 dan RMSE 7,067 (Tabel 7). Kandidat MA(q) juga diestimasi; MA(3) galat memiliki AICc 690,03 dan |root| minimum 1,265. MA(1) dan MA(2) gagal Ljung-Box, sedangkan MA(3) tidak menolak autokorelasi (p = 0,328). Seluruh akar MA berada di luar lingkaran satuan, sehingga syarat invertibilitas terpenuhi (Tabel 8).</w:t>
       </w:r>
     </w:p>
     <w:p>
@@ -6315,7 +6232,7 @@
           <w:b/>
           <w:sz w:val="20"/>
         </w:rPr>
-        <w:t>Tabel 8. Pemeriksaan akar model AR, ARMA, dan SARIMA</w:t>
+        <w:t>Tabel 8. Pemeriksaan akar model AR, MA, ARMA, dan SARIMA</w:t>
       </w:r>
     </w:p>
     <w:tbl>
@@ -6773,6 +6690,336 @@
                 <w:sz w:val="16"/>
               </w:rPr>
               <w:t>9,6479</w:t>
+            </w:r>
+          </w:p>
+        </w:tc>
+        <w:tc>
+          <w:tcPr>
+            <w:tcW w:type="dxa" w:w="1814"/>
+          </w:tcPr>
+          <w:p>
+            <w:pPr>
+              <w:jc w:val="center"/>
+            </w:pPr>
+            <w:r/>
+            <w:r>
+              <w:rPr>
+                <w:rFonts w:ascii="Times New Roman" w:hAnsi="Times New Roman"/>
+                <w:sz w:val="16"/>
+              </w:rPr>
+              <w:t>Stabil (di luar lingkaran satuan)</w:t>
+            </w:r>
+          </w:p>
+        </w:tc>
+      </w:tr>
+      <w:tr>
+        <w:tc>
+          <w:tcPr>
+            <w:tcW w:type="dxa" w:w="2268"/>
+          </w:tcPr>
+          <w:p>
+            <w:pPr>
+              <w:jc w:val="center"/>
+            </w:pPr>
+            <w:r/>
+            <w:r>
+              <w:rPr>
+                <w:rFonts w:ascii="Times New Roman" w:hAnsi="Times New Roman"/>
+                <w:sz w:val="16"/>
+              </w:rPr>
+              <w:t>MA(1) galat</w:t>
+            </w:r>
+          </w:p>
+        </w:tc>
+        <w:tc>
+          <w:tcPr>
+            <w:tcW w:type="dxa" w:w="907"/>
+          </w:tcPr>
+          <w:p>
+            <w:pPr>
+              <w:jc w:val="center"/>
+            </w:pPr>
+            <w:r/>
+            <w:r>
+              <w:rPr>
+                <w:rFonts w:ascii="Times New Roman" w:hAnsi="Times New Roman"/>
+                <w:sz w:val="16"/>
+              </w:rPr>
+              <w:t>MA</w:t>
+            </w:r>
+          </w:p>
+        </w:tc>
+        <w:tc>
+          <w:tcPr>
+            <w:tcW w:type="dxa" w:w="737"/>
+          </w:tcPr>
+          <w:p>
+            <w:pPr>
+              <w:jc w:val="center"/>
+            </w:pPr>
+            <w:r/>
+            <w:r>
+              <w:rPr>
+                <w:rFonts w:ascii="Times New Roman" w:hAnsi="Times New Roman"/>
+                <w:sz w:val="16"/>
+              </w:rPr>
+              <w:t>1</w:t>
+            </w:r>
+          </w:p>
+        </w:tc>
+        <w:tc>
+          <w:tcPr>
+            <w:tcW w:type="dxa" w:w="1134"/>
+          </w:tcPr>
+          <w:p>
+            <w:pPr>
+              <w:jc w:val="center"/>
+            </w:pPr>
+            <w:r/>
+            <w:r>
+              <w:rPr>
+                <w:rFonts w:ascii="Times New Roman" w:hAnsi="Times New Roman"/>
+                <w:sz w:val="16"/>
+              </w:rPr>
+              <w:t>2,1472</w:t>
+            </w:r>
+          </w:p>
+        </w:tc>
+        <w:tc>
+          <w:tcPr>
+            <w:tcW w:type="dxa" w:w="1134"/>
+          </w:tcPr>
+          <w:p>
+            <w:pPr>
+              <w:jc w:val="center"/>
+            </w:pPr>
+            <w:r/>
+            <w:r>
+              <w:rPr>
+                <w:rFonts w:ascii="Times New Roman" w:hAnsi="Times New Roman"/>
+                <w:sz w:val="16"/>
+              </w:rPr>
+              <w:t>2,1472</w:t>
+            </w:r>
+          </w:p>
+        </w:tc>
+        <w:tc>
+          <w:tcPr>
+            <w:tcW w:type="dxa" w:w="1814"/>
+          </w:tcPr>
+          <w:p>
+            <w:pPr>
+              <w:jc w:val="center"/>
+            </w:pPr>
+            <w:r/>
+            <w:r>
+              <w:rPr>
+                <w:rFonts w:ascii="Times New Roman" w:hAnsi="Times New Roman"/>
+                <w:sz w:val="16"/>
+              </w:rPr>
+              <w:t>Stabil (di luar lingkaran satuan)</w:t>
+            </w:r>
+          </w:p>
+        </w:tc>
+      </w:tr>
+      <w:tr>
+        <w:tc>
+          <w:tcPr>
+            <w:tcW w:type="dxa" w:w="2268"/>
+          </w:tcPr>
+          <w:p>
+            <w:pPr>
+              <w:jc w:val="center"/>
+            </w:pPr>
+            <w:r/>
+            <w:r>
+              <w:rPr>
+                <w:rFonts w:ascii="Times New Roman" w:hAnsi="Times New Roman"/>
+                <w:sz w:val="16"/>
+              </w:rPr>
+              <w:t>MA(2) galat</w:t>
+            </w:r>
+          </w:p>
+        </w:tc>
+        <w:tc>
+          <w:tcPr>
+            <w:tcW w:type="dxa" w:w="907"/>
+          </w:tcPr>
+          <w:p>
+            <w:pPr>
+              <w:jc w:val="center"/>
+            </w:pPr>
+            <w:r/>
+            <w:r>
+              <w:rPr>
+                <w:rFonts w:ascii="Times New Roman" w:hAnsi="Times New Roman"/>
+                <w:sz w:val="16"/>
+              </w:rPr>
+              <w:t>MA</w:t>
+            </w:r>
+          </w:p>
+        </w:tc>
+        <w:tc>
+          <w:tcPr>
+            <w:tcW w:type="dxa" w:w="737"/>
+          </w:tcPr>
+          <w:p>
+            <w:pPr>
+              <w:jc w:val="center"/>
+            </w:pPr>
+            <w:r/>
+            <w:r>
+              <w:rPr>
+                <w:rFonts w:ascii="Times New Roman" w:hAnsi="Times New Roman"/>
+                <w:sz w:val="16"/>
+              </w:rPr>
+              <w:t>2</w:t>
+            </w:r>
+          </w:p>
+        </w:tc>
+        <w:tc>
+          <w:tcPr>
+            <w:tcW w:type="dxa" w:w="1134"/>
+          </w:tcPr>
+          <w:p>
+            <w:pPr>
+              <w:jc w:val="center"/>
+            </w:pPr>
+            <w:r/>
+            <w:r>
+              <w:rPr>
+                <w:rFonts w:ascii="Times New Roman" w:hAnsi="Times New Roman"/>
+                <w:sz w:val="16"/>
+              </w:rPr>
+              <w:t>2,8228</w:t>
+            </w:r>
+          </w:p>
+        </w:tc>
+        <w:tc>
+          <w:tcPr>
+            <w:tcW w:type="dxa" w:w="1134"/>
+          </w:tcPr>
+          <w:p>
+            <w:pPr>
+              <w:jc w:val="center"/>
+            </w:pPr>
+            <w:r/>
+            <w:r>
+              <w:rPr>
+                <w:rFonts w:ascii="Times New Roman" w:hAnsi="Times New Roman"/>
+                <w:sz w:val="16"/>
+              </w:rPr>
+              <w:t>2,8228</w:t>
+            </w:r>
+          </w:p>
+        </w:tc>
+        <w:tc>
+          <w:tcPr>
+            <w:tcW w:type="dxa" w:w="1814"/>
+          </w:tcPr>
+          <w:p>
+            <w:pPr>
+              <w:jc w:val="center"/>
+            </w:pPr>
+            <w:r/>
+            <w:r>
+              <w:rPr>
+                <w:rFonts w:ascii="Times New Roman" w:hAnsi="Times New Roman"/>
+                <w:sz w:val="16"/>
+              </w:rPr>
+              <w:t>Stabil (di luar lingkaran satuan)</w:t>
+            </w:r>
+          </w:p>
+        </w:tc>
+      </w:tr>
+      <w:tr>
+        <w:tc>
+          <w:tcPr>
+            <w:tcW w:type="dxa" w:w="2268"/>
+          </w:tcPr>
+          <w:p>
+            <w:pPr>
+              <w:jc w:val="center"/>
+            </w:pPr>
+            <w:r/>
+            <w:r>
+              <w:rPr>
+                <w:rFonts w:ascii="Times New Roman" w:hAnsi="Times New Roman"/>
+                <w:sz w:val="16"/>
+              </w:rPr>
+              <w:t>MA(3) galat</w:t>
+            </w:r>
+          </w:p>
+        </w:tc>
+        <w:tc>
+          <w:tcPr>
+            <w:tcW w:type="dxa" w:w="907"/>
+          </w:tcPr>
+          <w:p>
+            <w:pPr>
+              <w:jc w:val="center"/>
+            </w:pPr>
+            <w:r/>
+            <w:r>
+              <w:rPr>
+                <w:rFonts w:ascii="Times New Roman" w:hAnsi="Times New Roman"/>
+                <w:sz w:val="16"/>
+              </w:rPr>
+              <w:t>MA</w:t>
+            </w:r>
+          </w:p>
+        </w:tc>
+        <w:tc>
+          <w:tcPr>
+            <w:tcW w:type="dxa" w:w="737"/>
+          </w:tcPr>
+          <w:p>
+            <w:pPr>
+              <w:jc w:val="center"/>
+            </w:pPr>
+            <w:r/>
+            <w:r>
+              <w:rPr>
+                <w:rFonts w:ascii="Times New Roman" w:hAnsi="Times New Roman"/>
+                <w:sz w:val="16"/>
+              </w:rPr>
+              <w:t>3</w:t>
+            </w:r>
+          </w:p>
+        </w:tc>
+        <w:tc>
+          <w:tcPr>
+            <w:tcW w:type="dxa" w:w="1134"/>
+          </w:tcPr>
+          <w:p>
+            <w:pPr>
+              <w:jc w:val="center"/>
+            </w:pPr>
+            <w:r/>
+            <w:r>
+              <w:rPr>
+                <w:rFonts w:ascii="Times New Roman" w:hAnsi="Times New Roman"/>
+                <w:sz w:val="16"/>
+              </w:rPr>
+              <w:t>1,2649</w:t>
+            </w:r>
+          </w:p>
+        </w:tc>
+        <w:tc>
+          <w:tcPr>
+            <w:tcW w:type="dxa" w:w="1134"/>
+          </w:tcPr>
+          <w:p>
+            <w:pPr>
+              <w:jc w:val="center"/>
+            </w:pPr>
+            <w:r/>
+            <w:r>
+              <w:rPr>
+                <w:rFonts w:ascii="Times New Roman" w:hAnsi="Times New Roman"/>
+                <w:sz w:val="16"/>
+              </w:rPr>
+              <w:t>1,6525</w:t>
             </w:r>
           </w:p>
         </w:tc>
@@ -10220,14 +10467,15 @@
         </w:tblCellMar>
       </w:tblPr>
       <w:tblGrid>
-        <w:gridCol w:w="1063"/>
-        <w:gridCol w:w="1063"/>
-        <w:gridCol w:w="1063"/>
-        <w:gridCol w:w="1063"/>
-        <w:gridCol w:w="1063"/>
-        <w:gridCol w:w="1063"/>
-        <w:gridCol w:w="1063"/>
-        <w:gridCol w:w="1063"/>
+        <w:gridCol w:w="945"/>
+        <w:gridCol w:w="945"/>
+        <w:gridCol w:w="945"/>
+        <w:gridCol w:w="945"/>
+        <w:gridCol w:w="945"/>
+        <w:gridCol w:w="945"/>
+        <w:gridCol w:w="945"/>
+        <w:gridCol w:w="945"/>
+        <w:gridCol w:w="945"/>
       </w:tblGrid>
       <w:tr>
         <w:trPr>
@@ -10235,7 +10483,7 @@
         </w:trPr>
         <w:tc>
           <w:tcPr>
-            <w:tcW w:type="dxa" w:w="2381"/>
+            <w:tcW w:type="dxa" w:w="1984"/>
             <w:shd w:fill="D9E2F3"/>
           </w:tcPr>
           <w:p>
@@ -10247,7 +10495,7 @@
               <w:rPr>
                 <w:rFonts w:ascii="Times New Roman" w:hAnsi="Times New Roman"/>
                 <w:b/>
-                <w:sz w:val="15"/>
+                <w:sz w:val="14"/>
               </w:rPr>
               <w:t>Model</w:t>
             </w:r>
@@ -10255,7 +10503,7 @@
         </w:tc>
         <w:tc>
           <w:tcPr>
-            <w:tcW w:type="dxa" w:w="794"/>
+            <w:tcW w:type="dxa" w:w="397"/>
             <w:shd w:fill="D9E2F3"/>
           </w:tcPr>
           <w:p>
@@ -10267,7 +10515,27 @@
               <w:rPr>
                 <w:rFonts w:ascii="Times New Roman" w:hAnsi="Times New Roman"/>
                 <w:b/>
-                <w:sz w:val="15"/>
+                <w:sz w:val="14"/>
+              </w:rPr>
+              <w:t>d</w:t>
+            </w:r>
+          </w:p>
+        </w:tc>
+        <w:tc>
+          <w:tcPr>
+            <w:tcW w:type="dxa" w:w="737"/>
+            <w:shd w:fill="D9E2F3"/>
+          </w:tcPr>
+          <w:p>
+            <w:pPr>
+              <w:jc w:val="center"/>
+            </w:pPr>
+            <w:r/>
+            <w:r>
+              <w:rPr>
+                <w:rFonts w:ascii="Times New Roman" w:hAnsi="Times New Roman"/>
+                <w:b/>
+                <w:sz w:val="14"/>
               </w:rPr>
               <w:t>AICc</w:t>
             </w:r>
@@ -10275,7 +10543,7 @@
         </w:tc>
         <w:tc>
           <w:tcPr>
-            <w:tcW w:type="dxa" w:w="794"/>
+            <w:tcW w:type="dxa" w:w="737"/>
             <w:shd w:fill="D9E2F3"/>
           </w:tcPr>
           <w:p>
@@ -10287,7 +10555,27 @@
               <w:rPr>
                 <w:rFonts w:ascii="Times New Roman" w:hAnsi="Times New Roman"/>
                 <w:b/>
-                <w:sz w:val="15"/>
+                <w:sz w:val="14"/>
+              </w:rPr>
+              <w:t>BIC</w:t>
+            </w:r>
+          </w:p>
+        </w:tc>
+        <w:tc>
+          <w:tcPr>
+            <w:tcW w:type="dxa" w:w="737"/>
+            <w:shd w:fill="D9E2F3"/>
+          </w:tcPr>
+          <w:p>
+            <w:pPr>
+              <w:jc w:val="center"/>
+            </w:pPr>
+            <w:r/>
+            <w:r>
+              <w:rPr>
+                <w:rFonts w:ascii="Times New Roman" w:hAnsi="Times New Roman"/>
+                <w:b/>
+                <w:sz w:val="14"/>
               </w:rPr>
               <w:t>RMSE</w:t>
             </w:r>
@@ -10295,7 +10583,7 @@
         </w:tc>
         <w:tc>
           <w:tcPr>
-            <w:tcW w:type="dxa" w:w="794"/>
+            <w:tcW w:type="dxa" w:w="737"/>
             <w:shd w:fill="D9E2F3"/>
           </w:tcPr>
           <w:p>
@@ -10307,7 +10595,7 @@
               <w:rPr>
                 <w:rFonts w:ascii="Times New Roman" w:hAnsi="Times New Roman"/>
                 <w:b/>
-                <w:sz w:val="15"/>
+                <w:sz w:val="14"/>
               </w:rPr>
               <w:t>MAE</w:t>
             </w:r>
@@ -10315,7 +10603,7 @@
         </w:tc>
         <w:tc>
           <w:tcPr>
-            <w:tcW w:type="dxa" w:w="794"/>
+            <w:tcW w:type="dxa" w:w="737"/>
             <w:shd w:fill="D9E2F3"/>
           </w:tcPr>
           <w:p>
@@ -10327,7 +10615,7 @@
               <w:rPr>
                 <w:rFonts w:ascii="Times New Roman" w:hAnsi="Times New Roman"/>
                 <w:b/>
-                <w:sz w:val="15"/>
+                <w:sz w:val="14"/>
               </w:rPr>
               <w:t>MAPE (%)</w:t>
             </w:r>
@@ -10347,7 +10635,7 @@
               <w:rPr>
                 <w:rFonts w:ascii="Times New Roman" w:hAnsi="Times New Roman"/>
                 <w:b/>
-                <w:sz w:val="15"/>
+                <w:sz w:val="14"/>
               </w:rPr>
               <w:t>MASE</w:t>
             </w:r>
@@ -10367,29 +10655,9 @@
               <w:rPr>
                 <w:rFonts w:ascii="Times New Roman" w:hAnsi="Times New Roman"/>
                 <w:b/>
-                <w:sz w:val="15"/>
+                <w:sz w:val="14"/>
               </w:rPr>
               <w:t>LB20 p</w:t>
-            </w:r>
-          </w:p>
-        </w:tc>
-        <w:tc>
-          <w:tcPr>
-            <w:tcW w:type="dxa" w:w="907"/>
-            <w:shd w:fill="D9E2F3"/>
-          </w:tcPr>
-          <w:p>
-            <w:pPr>
-              <w:jc w:val="center"/>
-            </w:pPr>
-            <w:r/>
-            <w:r>
-              <w:rPr>
-                <w:rFonts w:ascii="Times New Roman" w:hAnsi="Times New Roman"/>
-                <w:b/>
-                <w:sz w:val="15"/>
-              </w:rPr>
-              <w:t>AIC sebanding</w:t>
             </w:r>
           </w:p>
         </w:tc>
@@ -10397,17 +10665,17 @@
       <w:tr>
         <w:tc>
           <w:tcPr>
-            <w:tcW w:type="dxa" w:w="2381"/>
-          </w:tcPr>
-          <w:p>
-            <w:pPr>
-              <w:jc w:val="center"/>
-            </w:pPr>
-            <w:r/>
-            <w:r>
-              <w:rPr>
-                <w:rFonts w:ascii="Times New Roman" w:hAnsi="Times New Roman"/>
-                <w:sz w:val="15"/>
+            <w:tcW w:type="dxa" w:w="1984"/>
+          </w:tcPr>
+          <w:p>
+            <w:pPr>
+              <w:jc w:val="center"/>
+            </w:pPr>
+            <w:r/>
+            <w:r>
+              <w:rPr>
+                <w:rFonts w:ascii="Times New Roman" w:hAnsi="Times New Roman"/>
+                <w:sz w:val="14"/>
               </w:rPr>
               <w:t>Naive (random walk)</w:t>
             </w:r>
@@ -10415,17 +10683,17 @@
         </w:tc>
         <w:tc>
           <w:tcPr>
-            <w:tcW w:type="dxa" w:w="794"/>
-          </w:tcPr>
-          <w:p>
-            <w:pPr>
-              <w:jc w:val="center"/>
-            </w:pPr>
-            <w:r/>
-            <w:r>
-              <w:rPr>
-                <w:rFonts w:ascii="Times New Roman" w:hAnsi="Times New Roman"/>
-                <w:sz w:val="15"/>
+            <w:tcW w:type="dxa" w:w="397"/>
+          </w:tcPr>
+          <w:p>
+            <w:pPr>
+              <w:jc w:val="center"/>
+            </w:pPr>
+            <w:r/>
+            <w:r>
+              <w:rPr>
+                <w:rFonts w:ascii="Times New Roman" w:hAnsi="Times New Roman"/>
+                <w:sz w:val="14"/>
               </w:rPr>
               <w:t>—</w:t>
             </w:r>
@@ -10433,17 +10701,53 @@
         </w:tc>
         <w:tc>
           <w:tcPr>
-            <w:tcW w:type="dxa" w:w="794"/>
-          </w:tcPr>
-          <w:p>
-            <w:pPr>
-              <w:jc w:val="center"/>
-            </w:pPr>
-            <w:r/>
-            <w:r>
-              <w:rPr>
-                <w:rFonts w:ascii="Times New Roman" w:hAnsi="Times New Roman"/>
-                <w:sz w:val="15"/>
+            <w:tcW w:type="dxa" w:w="737"/>
+          </w:tcPr>
+          <w:p>
+            <w:pPr>
+              <w:jc w:val="center"/>
+            </w:pPr>
+            <w:r/>
+            <w:r>
+              <w:rPr>
+                <w:rFonts w:ascii="Times New Roman" w:hAnsi="Times New Roman"/>
+                <w:sz w:val="14"/>
+              </w:rPr>
+              <w:t>—</w:t>
+            </w:r>
+          </w:p>
+        </w:tc>
+        <w:tc>
+          <w:tcPr>
+            <w:tcW w:type="dxa" w:w="737"/>
+          </w:tcPr>
+          <w:p>
+            <w:pPr>
+              <w:jc w:val="center"/>
+            </w:pPr>
+            <w:r/>
+            <w:r>
+              <w:rPr>
+                <w:rFonts w:ascii="Times New Roman" w:hAnsi="Times New Roman"/>
+                <w:sz w:val="14"/>
+              </w:rPr>
+              <w:t>—</w:t>
+            </w:r>
+          </w:p>
+        </w:tc>
+        <w:tc>
+          <w:tcPr>
+            <w:tcW w:type="dxa" w:w="737"/>
+          </w:tcPr>
+          <w:p>
+            <w:pPr>
+              <w:jc w:val="center"/>
+            </w:pPr>
+            <w:r/>
+            <w:r>
+              <w:rPr>
+                <w:rFonts w:ascii="Times New Roman" w:hAnsi="Times New Roman"/>
+                <w:sz w:val="14"/>
               </w:rPr>
               <w:t>4,643</w:t>
             </w:r>
@@ -10451,17 +10755,17 @@
         </w:tc>
         <w:tc>
           <w:tcPr>
-            <w:tcW w:type="dxa" w:w="794"/>
-          </w:tcPr>
-          <w:p>
-            <w:pPr>
-              <w:jc w:val="center"/>
-            </w:pPr>
-            <w:r/>
-            <w:r>
-              <w:rPr>
-                <w:rFonts w:ascii="Times New Roman" w:hAnsi="Times New Roman"/>
-                <w:sz w:val="15"/>
+            <w:tcW w:type="dxa" w:w="737"/>
+          </w:tcPr>
+          <w:p>
+            <w:pPr>
+              <w:jc w:val="center"/>
+            </w:pPr>
+            <w:r/>
+            <w:r>
+              <w:rPr>
+                <w:rFonts w:ascii="Times New Roman" w:hAnsi="Times New Roman"/>
+                <w:sz w:val="14"/>
               </w:rPr>
               <w:t>2,769</w:t>
             </w:r>
@@ -10469,17 +10773,17 @@
         </w:tc>
         <w:tc>
           <w:tcPr>
-            <w:tcW w:type="dxa" w:w="794"/>
-          </w:tcPr>
-          <w:p>
-            <w:pPr>
-              <w:jc w:val="center"/>
-            </w:pPr>
-            <w:r/>
-            <w:r>
-              <w:rPr>
-                <w:rFonts w:ascii="Times New Roman" w:hAnsi="Times New Roman"/>
-                <w:sz w:val="15"/>
+            <w:tcW w:type="dxa" w:w="737"/>
+          </w:tcPr>
+          <w:p>
+            <w:pPr>
+              <w:jc w:val="center"/>
+            </w:pPr>
+            <w:r/>
+            <w:r>
+              <w:rPr>
+                <w:rFonts w:ascii="Times New Roman" w:hAnsi="Times New Roman"/>
+                <w:sz w:val="14"/>
               </w:rPr>
               <w:t>14,98</w:t>
             </w:r>
@@ -10497,7 +10801,7 @@
             <w:r>
               <w:rPr>
                 <w:rFonts w:ascii="Times New Roman" w:hAnsi="Times New Roman"/>
-                <w:sz w:val="15"/>
+                <w:sz w:val="14"/>
               </w:rPr>
               <w:t>0,357</w:t>
             </w:r>
@@ -10515,27 +10819,9 @@
             <w:r>
               <w:rPr>
                 <w:rFonts w:ascii="Times New Roman" w:hAnsi="Times New Roman"/>
-                <w:sz w:val="15"/>
+                <w:sz w:val="14"/>
               </w:rPr>
               <w:t>—</w:t>
-            </w:r>
-          </w:p>
-        </w:tc>
-        <w:tc>
-          <w:tcPr>
-            <w:tcW w:type="dxa" w:w="907"/>
-          </w:tcPr>
-          <w:p>
-            <w:pPr>
-              <w:jc w:val="center"/>
-            </w:pPr>
-            <w:r/>
-            <w:r>
-              <w:rPr>
-                <w:rFonts w:ascii="Times New Roman" w:hAnsi="Times New Roman"/>
-                <w:sz w:val="15"/>
-              </w:rPr>
-              <w:t>Tidak</w:t>
             </w:r>
           </w:p>
         </w:tc>
@@ -10543,17 +10829,17 @@
       <w:tr>
         <w:tc>
           <w:tcPr>
-            <w:tcW w:type="dxa" w:w="2381"/>
-          </w:tcPr>
-          <w:p>
-            <w:pPr>
-              <w:jc w:val="center"/>
-            </w:pPr>
-            <w:r/>
-            <w:r>
-              <w:rPr>
-                <w:rFonts w:ascii="Times New Roman" w:hAnsi="Times New Roman"/>
-                <w:sz w:val="15"/>
+            <w:tcW w:type="dxa" w:w="1984"/>
+          </w:tcPr>
+          <w:p>
+            <w:pPr>
+              <w:jc w:val="center"/>
+            </w:pPr>
+            <w:r/>
+            <w:r>
+              <w:rPr>
+                <w:rFonts w:ascii="Times New Roman" w:hAnsi="Times New Roman"/>
+                <w:sz w:val="14"/>
               </w:rPr>
               <w:t>MA(3)</w:t>
             </w:r>
@@ -10561,17 +10847,17 @@
         </w:tc>
         <w:tc>
           <w:tcPr>
-            <w:tcW w:type="dxa" w:w="794"/>
-          </w:tcPr>
-          <w:p>
-            <w:pPr>
-              <w:jc w:val="center"/>
-            </w:pPr>
-            <w:r/>
-            <w:r>
-              <w:rPr>
-                <w:rFonts w:ascii="Times New Roman" w:hAnsi="Times New Roman"/>
-                <w:sz w:val="15"/>
+            <w:tcW w:type="dxa" w:w="397"/>
+          </w:tcPr>
+          <w:p>
+            <w:pPr>
+              <w:jc w:val="center"/>
+            </w:pPr>
+            <w:r/>
+            <w:r>
+              <w:rPr>
+                <w:rFonts w:ascii="Times New Roman" w:hAnsi="Times New Roman"/>
+                <w:sz w:val="14"/>
               </w:rPr>
               <w:t>—</w:t>
             </w:r>
@@ -10579,17 +10865,53 @@
         </w:tc>
         <w:tc>
           <w:tcPr>
-            <w:tcW w:type="dxa" w:w="794"/>
-          </w:tcPr>
-          <w:p>
-            <w:pPr>
-              <w:jc w:val="center"/>
-            </w:pPr>
-            <w:r/>
-            <w:r>
-              <w:rPr>
-                <w:rFonts w:ascii="Times New Roman" w:hAnsi="Times New Roman"/>
-                <w:sz w:val="15"/>
+            <w:tcW w:type="dxa" w:w="737"/>
+          </w:tcPr>
+          <w:p>
+            <w:pPr>
+              <w:jc w:val="center"/>
+            </w:pPr>
+            <w:r/>
+            <w:r>
+              <w:rPr>
+                <w:rFonts w:ascii="Times New Roman" w:hAnsi="Times New Roman"/>
+                <w:sz w:val="14"/>
+              </w:rPr>
+              <w:t>—</w:t>
+            </w:r>
+          </w:p>
+        </w:tc>
+        <w:tc>
+          <w:tcPr>
+            <w:tcW w:type="dxa" w:w="737"/>
+          </w:tcPr>
+          <w:p>
+            <w:pPr>
+              <w:jc w:val="center"/>
+            </w:pPr>
+            <w:r/>
+            <w:r>
+              <w:rPr>
+                <w:rFonts w:ascii="Times New Roman" w:hAnsi="Times New Roman"/>
+                <w:sz w:val="14"/>
+              </w:rPr>
+              <w:t>—</w:t>
+            </w:r>
+          </w:p>
+        </w:tc>
+        <w:tc>
+          <w:tcPr>
+            <w:tcW w:type="dxa" w:w="737"/>
+          </w:tcPr>
+          <w:p>
+            <w:pPr>
+              <w:jc w:val="center"/>
+            </w:pPr>
+            <w:r/>
+            <w:r>
+              <w:rPr>
+                <w:rFonts w:ascii="Times New Roman" w:hAnsi="Times New Roman"/>
+                <w:sz w:val="14"/>
               </w:rPr>
               <w:t>4,660</w:t>
             </w:r>
@@ -10597,17 +10919,17 @@
         </w:tc>
         <w:tc>
           <w:tcPr>
-            <w:tcW w:type="dxa" w:w="794"/>
-          </w:tcPr>
-          <w:p>
-            <w:pPr>
-              <w:jc w:val="center"/>
-            </w:pPr>
-            <w:r/>
-            <w:r>
-              <w:rPr>
-                <w:rFonts w:ascii="Times New Roman" w:hAnsi="Times New Roman"/>
-                <w:sz w:val="15"/>
+            <w:tcW w:type="dxa" w:w="737"/>
+          </w:tcPr>
+          <w:p>
+            <w:pPr>
+              <w:jc w:val="center"/>
+            </w:pPr>
+            <w:r/>
+            <w:r>
+              <w:rPr>
+                <w:rFonts w:ascii="Times New Roman" w:hAnsi="Times New Roman"/>
+                <w:sz w:val="14"/>
               </w:rPr>
               <w:t>2,941</w:t>
             </w:r>
@@ -10615,17 +10937,17 @@
         </w:tc>
         <w:tc>
           <w:tcPr>
-            <w:tcW w:type="dxa" w:w="794"/>
-          </w:tcPr>
-          <w:p>
-            <w:pPr>
-              <w:jc w:val="center"/>
-            </w:pPr>
-            <w:r/>
-            <w:r>
-              <w:rPr>
-                <w:rFonts w:ascii="Times New Roman" w:hAnsi="Times New Roman"/>
-                <w:sz w:val="15"/>
+            <w:tcW w:type="dxa" w:w="737"/>
+          </w:tcPr>
+          <w:p>
+            <w:pPr>
+              <w:jc w:val="center"/>
+            </w:pPr>
+            <w:r/>
+            <w:r>
+              <w:rPr>
+                <w:rFonts w:ascii="Times New Roman" w:hAnsi="Times New Roman"/>
+                <w:sz w:val="14"/>
               </w:rPr>
               <w:t>16,46</w:t>
             </w:r>
@@ -10643,7 +10965,7 @@
             <w:r>
               <w:rPr>
                 <w:rFonts w:ascii="Times New Roman" w:hAnsi="Times New Roman"/>
-                <w:sz w:val="15"/>
+                <w:sz w:val="14"/>
               </w:rPr>
               <w:t>0,379</w:t>
             </w:r>
@@ -10661,27 +10983,9 @@
             <w:r>
               <w:rPr>
                 <w:rFonts w:ascii="Times New Roman" w:hAnsi="Times New Roman"/>
-                <w:sz w:val="15"/>
+                <w:sz w:val="14"/>
               </w:rPr>
               <w:t>—</w:t>
-            </w:r>
-          </w:p>
-        </w:tc>
-        <w:tc>
-          <w:tcPr>
-            <w:tcW w:type="dxa" w:w="907"/>
-          </w:tcPr>
-          <w:p>
-            <w:pPr>
-              <w:jc w:val="center"/>
-            </w:pPr>
-            <w:r/>
-            <w:r>
-              <w:rPr>
-                <w:rFonts w:ascii="Times New Roman" w:hAnsi="Times New Roman"/>
-                <w:sz w:val="15"/>
-              </w:rPr>
-              <w:t>Tidak</w:t>
             </w:r>
           </w:p>
         </w:tc>
@@ -10689,17 +10993,17 @@
       <w:tr>
         <w:tc>
           <w:tcPr>
-            <w:tcW w:type="dxa" w:w="2381"/>
-          </w:tcPr>
-          <w:p>
-            <w:pPr>
-              <w:jc w:val="center"/>
-            </w:pPr>
-            <w:r/>
-            <w:r>
-              <w:rPr>
-                <w:rFonts w:ascii="Times New Roman" w:hAnsi="Times New Roman"/>
-                <w:sz w:val="15"/>
+            <w:tcW w:type="dxa" w:w="1984"/>
+          </w:tcPr>
+          <w:p>
+            <w:pPr>
+              <w:jc w:val="center"/>
+            </w:pPr>
+            <w:r/>
+            <w:r>
+              <w:rPr>
+                <w:rFonts w:ascii="Times New Roman" w:hAnsi="Times New Roman"/>
+                <w:sz w:val="14"/>
               </w:rPr>
               <w:t>SARIMA(2,1,0)(1,0,0)[52]</w:t>
             </w:r>
@@ -10707,17 +11011,35 @@
         </w:tc>
         <w:tc>
           <w:tcPr>
-            <w:tcW w:type="dxa" w:w="794"/>
-          </w:tcPr>
-          <w:p>
-            <w:pPr>
-              <w:jc w:val="center"/>
-            </w:pPr>
-            <w:r/>
-            <w:r>
-              <w:rPr>
-                <w:rFonts w:ascii="Times New Roman" w:hAnsi="Times New Roman"/>
-                <w:sz w:val="15"/>
+            <w:tcW w:type="dxa" w:w="397"/>
+          </w:tcPr>
+          <w:p>
+            <w:pPr>
+              <w:jc w:val="center"/>
+            </w:pPr>
+            <w:r/>
+            <w:r>
+              <w:rPr>
+                <w:rFonts w:ascii="Times New Roman" w:hAnsi="Times New Roman"/>
+                <w:sz w:val="14"/>
+              </w:rPr>
+              <w:t>1</w:t>
+            </w:r>
+          </w:p>
+        </w:tc>
+        <w:tc>
+          <w:tcPr>
+            <w:tcW w:type="dxa" w:w="737"/>
+          </w:tcPr>
+          <w:p>
+            <w:pPr>
+              <w:jc w:val="center"/>
+            </w:pPr>
+            <w:r/>
+            <w:r>
+              <w:rPr>
+                <w:rFonts w:ascii="Times New Roman" w:hAnsi="Times New Roman"/>
+                <w:sz w:val="14"/>
               </w:rPr>
               <w:t>310,63</w:t>
             </w:r>
@@ -10725,17 +11047,35 @@
         </w:tc>
         <w:tc>
           <w:tcPr>
-            <w:tcW w:type="dxa" w:w="794"/>
-          </w:tcPr>
-          <w:p>
-            <w:pPr>
-              <w:jc w:val="center"/>
-            </w:pPr>
-            <w:r/>
-            <w:r>
-              <w:rPr>
-                <w:rFonts w:ascii="Times New Roman" w:hAnsi="Times New Roman"/>
-                <w:sz w:val="15"/>
+            <w:tcW w:type="dxa" w:w="737"/>
+          </w:tcPr>
+          <w:p>
+            <w:pPr>
+              <w:jc w:val="center"/>
+            </w:pPr>
+            <w:r/>
+            <w:r>
+              <w:rPr>
+                <w:rFonts w:ascii="Times New Roman" w:hAnsi="Times New Roman"/>
+                <w:sz w:val="14"/>
+              </w:rPr>
+              <w:t>317,29</w:t>
+            </w:r>
+          </w:p>
+        </w:tc>
+        <w:tc>
+          <w:tcPr>
+            <w:tcW w:type="dxa" w:w="737"/>
+          </w:tcPr>
+          <w:p>
+            <w:pPr>
+              <w:jc w:val="center"/>
+            </w:pPr>
+            <w:r/>
+            <w:r>
+              <w:rPr>
+                <w:rFonts w:ascii="Times New Roman" w:hAnsi="Times New Roman"/>
+                <w:sz w:val="14"/>
               </w:rPr>
               <w:t>4,814</w:t>
             </w:r>
@@ -10743,17 +11083,17 @@
         </w:tc>
         <w:tc>
           <w:tcPr>
-            <w:tcW w:type="dxa" w:w="794"/>
-          </w:tcPr>
-          <w:p>
-            <w:pPr>
-              <w:jc w:val="center"/>
-            </w:pPr>
-            <w:r/>
-            <w:r>
-              <w:rPr>
-                <w:rFonts w:ascii="Times New Roman" w:hAnsi="Times New Roman"/>
-                <w:sz w:val="15"/>
+            <w:tcW w:type="dxa" w:w="737"/>
+          </w:tcPr>
+          <w:p>
+            <w:pPr>
+              <w:jc w:val="center"/>
+            </w:pPr>
+            <w:r/>
+            <w:r>
+              <w:rPr>
+                <w:rFonts w:ascii="Times New Roman" w:hAnsi="Times New Roman"/>
+                <w:sz w:val="14"/>
               </w:rPr>
               <w:t>2,951</w:t>
             </w:r>
@@ -10761,17 +11101,17 @@
         </w:tc>
         <w:tc>
           <w:tcPr>
-            <w:tcW w:type="dxa" w:w="794"/>
-          </w:tcPr>
-          <w:p>
-            <w:pPr>
-              <w:jc w:val="center"/>
-            </w:pPr>
-            <w:r/>
-            <w:r>
-              <w:rPr>
-                <w:rFonts w:ascii="Times New Roman" w:hAnsi="Times New Roman"/>
-                <w:sz w:val="15"/>
+            <w:tcW w:type="dxa" w:w="737"/>
+          </w:tcPr>
+          <w:p>
+            <w:pPr>
+              <w:jc w:val="center"/>
+            </w:pPr>
+            <w:r/>
+            <w:r>
+              <w:rPr>
+                <w:rFonts w:ascii="Times New Roman" w:hAnsi="Times New Roman"/>
+                <w:sz w:val="14"/>
               </w:rPr>
               <w:t>15,95</w:t>
             </w:r>
@@ -10789,7 +11129,7 @@
             <w:r>
               <w:rPr>
                 <w:rFonts w:ascii="Times New Roman" w:hAnsi="Times New Roman"/>
-                <w:sz w:val="15"/>
+                <w:sz w:val="14"/>
               </w:rPr>
               <w:t>0,380</w:t>
             </w:r>
@@ -10807,27 +11147,9 @@
             <w:r>
               <w:rPr>
                 <w:rFonts w:ascii="Times New Roman" w:hAnsi="Times New Roman"/>
-                <w:sz w:val="15"/>
+                <w:sz w:val="14"/>
               </w:rPr>
               <w:t>0,081</w:t>
-            </w:r>
-          </w:p>
-        </w:tc>
-        <w:tc>
-          <w:tcPr>
-            <w:tcW w:type="dxa" w:w="907"/>
-          </w:tcPr>
-          <w:p>
-            <w:pPr>
-              <w:jc w:val="center"/>
-            </w:pPr>
-            <w:r/>
-            <w:r>
-              <w:rPr>
-                <w:rFonts w:ascii="Times New Roman" w:hAnsi="Times New Roman"/>
-                <w:sz w:val="15"/>
-              </w:rPr>
-              <w:t>Ya</w:t>
             </w:r>
           </w:p>
         </w:tc>
@@ -10835,17 +11157,17 @@
       <w:tr>
         <w:tc>
           <w:tcPr>
-            <w:tcW w:type="dxa" w:w="2381"/>
-          </w:tcPr>
-          <w:p>
-            <w:pPr>
-              <w:jc w:val="center"/>
-            </w:pPr>
-            <w:r/>
-            <w:r>
-              <w:rPr>
-                <w:rFonts w:ascii="Times New Roman" w:hAnsi="Times New Roman"/>
-                <w:sz w:val="15"/>
+            <w:tcW w:type="dxa" w:w="1984"/>
+          </w:tcPr>
+          <w:p>
+            <w:pPr>
+              <w:jc w:val="center"/>
+            </w:pPr>
+            <w:r/>
+            <w:r>
+              <w:rPr>
+                <w:rFonts w:ascii="Times New Roman" w:hAnsi="Times New Roman"/>
+                <w:sz w:val="14"/>
               </w:rPr>
               <w:t>Fourier K=2 + ARIMA(1,1,1)</w:t>
             </w:r>
@@ -10853,17 +11175,35 @@
         </w:tc>
         <w:tc>
           <w:tcPr>
-            <w:tcW w:type="dxa" w:w="794"/>
-          </w:tcPr>
-          <w:p>
-            <w:pPr>
-              <w:jc w:val="center"/>
-            </w:pPr>
-            <w:r/>
-            <w:r>
-              <w:rPr>
-                <w:rFonts w:ascii="Times New Roman" w:hAnsi="Times New Roman"/>
-                <w:sz w:val="15"/>
+            <w:tcW w:type="dxa" w:w="397"/>
+          </w:tcPr>
+          <w:p>
+            <w:pPr>
+              <w:jc w:val="center"/>
+            </w:pPr>
+            <w:r/>
+            <w:r>
+              <w:rPr>
+                <w:rFonts w:ascii="Times New Roman" w:hAnsi="Times New Roman"/>
+                <w:sz w:val="14"/>
+              </w:rPr>
+              <w:t>1</w:t>
+            </w:r>
+          </w:p>
+        </w:tc>
+        <w:tc>
+          <w:tcPr>
+            <w:tcW w:type="dxa" w:w="737"/>
+          </w:tcPr>
+          <w:p>
+            <w:pPr>
+              <w:jc w:val="center"/>
+            </w:pPr>
+            <w:r/>
+            <w:r>
+              <w:rPr>
+                <w:rFonts w:ascii="Times New Roman" w:hAnsi="Times New Roman"/>
+                <w:sz w:val="14"/>
               </w:rPr>
               <w:t>685,59</w:t>
             </w:r>
@@ -10871,17 +11211,35 @@
         </w:tc>
         <w:tc>
           <w:tcPr>
-            <w:tcW w:type="dxa" w:w="794"/>
-          </w:tcPr>
-          <w:p>
-            <w:pPr>
-              <w:jc w:val="center"/>
-            </w:pPr>
-            <w:r/>
-            <w:r>
-              <w:rPr>
-                <w:rFonts w:ascii="Times New Roman" w:hAnsi="Times New Roman"/>
-                <w:sz w:val="15"/>
+            <w:tcW w:type="dxa" w:w="737"/>
+          </w:tcPr>
+          <w:p>
+            <w:pPr>
+              <w:jc w:val="center"/>
+            </w:pPr>
+            <w:r/>
+            <w:r>
+              <w:rPr>
+                <w:rFonts w:ascii="Times New Roman" w:hAnsi="Times New Roman"/>
+                <w:sz w:val="14"/>
+              </w:rPr>
+              <w:t>702,69</w:t>
+            </w:r>
+          </w:p>
+        </w:tc>
+        <w:tc>
+          <w:tcPr>
+            <w:tcW w:type="dxa" w:w="737"/>
+          </w:tcPr>
+          <w:p>
+            <w:pPr>
+              <w:jc w:val="center"/>
+            </w:pPr>
+            <w:r/>
+            <w:r>
+              <w:rPr>
+                <w:rFonts w:ascii="Times New Roman" w:hAnsi="Times New Roman"/>
+                <w:sz w:val="14"/>
               </w:rPr>
               <w:t>5,076</w:t>
             </w:r>
@@ -10889,17 +11247,17 @@
         </w:tc>
         <w:tc>
           <w:tcPr>
-            <w:tcW w:type="dxa" w:w="794"/>
-          </w:tcPr>
-          <w:p>
-            <w:pPr>
-              <w:jc w:val="center"/>
-            </w:pPr>
-            <w:r/>
-            <w:r>
-              <w:rPr>
-                <w:rFonts w:ascii="Times New Roman" w:hAnsi="Times New Roman"/>
-                <w:sz w:val="15"/>
+            <w:tcW w:type="dxa" w:w="737"/>
+          </w:tcPr>
+          <w:p>
+            <w:pPr>
+              <w:jc w:val="center"/>
+            </w:pPr>
+            <w:r/>
+            <w:r>
+              <w:rPr>
+                <w:rFonts w:ascii="Times New Roman" w:hAnsi="Times New Roman"/>
+                <w:sz w:val="14"/>
               </w:rPr>
               <w:t>4,125</w:t>
             </w:r>
@@ -10907,17 +11265,17 @@
         </w:tc>
         <w:tc>
           <w:tcPr>
-            <w:tcW w:type="dxa" w:w="794"/>
-          </w:tcPr>
-          <w:p>
-            <w:pPr>
-              <w:jc w:val="center"/>
-            </w:pPr>
-            <w:r/>
-            <w:r>
-              <w:rPr>
-                <w:rFonts w:ascii="Times New Roman" w:hAnsi="Times New Roman"/>
-                <w:sz w:val="15"/>
+            <w:tcW w:type="dxa" w:w="737"/>
+          </w:tcPr>
+          <w:p>
+            <w:pPr>
+              <w:jc w:val="center"/>
+            </w:pPr>
+            <w:r/>
+            <w:r>
+              <w:rPr>
+                <w:rFonts w:ascii="Times New Roman" w:hAnsi="Times New Roman"/>
+                <w:sz w:val="14"/>
               </w:rPr>
               <w:t>25,32</w:t>
             </w:r>
@@ -10935,7 +11293,7 @@
             <w:r>
               <w:rPr>
                 <w:rFonts w:ascii="Times New Roman" w:hAnsi="Times New Roman"/>
-                <w:sz w:val="15"/>
+                <w:sz w:val="14"/>
               </w:rPr>
               <w:t>0,532</w:t>
             </w:r>
@@ -10953,27 +11311,9 @@
             <w:r>
               <w:rPr>
                 <w:rFonts w:ascii="Times New Roman" w:hAnsi="Times New Roman"/>
-                <w:sz w:val="15"/>
+                <w:sz w:val="14"/>
               </w:rPr>
               <w:t>0,534</w:t>
-            </w:r>
-          </w:p>
-        </w:tc>
-        <w:tc>
-          <w:tcPr>
-            <w:tcW w:type="dxa" w:w="907"/>
-          </w:tcPr>
-          <w:p>
-            <w:pPr>
-              <w:jc w:val="center"/>
-            </w:pPr>
-            <w:r/>
-            <w:r>
-              <w:rPr>
-                <w:rFonts w:ascii="Times New Roman" w:hAnsi="Times New Roman"/>
-                <w:sz w:val="15"/>
-              </w:rPr>
-              <w:t>Ya</w:t>
             </w:r>
           </w:p>
         </w:tc>
@@ -10981,17 +11321,17 @@
       <w:tr>
         <w:tc>
           <w:tcPr>
-            <w:tcW w:type="dxa" w:w="2381"/>
-          </w:tcPr>
-          <w:p>
-            <w:pPr>
-              <w:jc w:val="center"/>
-            </w:pPr>
-            <w:r/>
-            <w:r>
-              <w:rPr>
-                <w:rFonts w:ascii="Times New Roman" w:hAnsi="Times New Roman"/>
-                <w:sz w:val="15"/>
+            <w:tcW w:type="dxa" w:w="1984"/>
+          </w:tcPr>
+          <w:p>
+            <w:pPr>
+              <w:jc w:val="center"/>
+            </w:pPr>
+            <w:r/>
+            <w:r>
+              <w:rPr>
+                <w:rFonts w:ascii="Times New Roman" w:hAnsi="Times New Roman"/>
+                <w:sz w:val="14"/>
               </w:rPr>
               <w:t>Holt</w:t>
             </w:r>
@@ -10999,35 +11339,71 @@
         </w:tc>
         <w:tc>
           <w:tcPr>
-            <w:tcW w:type="dxa" w:w="794"/>
-          </w:tcPr>
-          <w:p>
-            <w:pPr>
-              <w:jc w:val="center"/>
-            </w:pPr>
-            <w:r/>
-            <w:r>
-              <w:rPr>
-                <w:rFonts w:ascii="Times New Roman" w:hAnsi="Times New Roman"/>
-                <w:sz w:val="15"/>
-              </w:rPr>
-              <w:t>423,85</w:t>
-            </w:r>
-          </w:p>
-        </w:tc>
-        <w:tc>
-          <w:tcPr>
-            <w:tcW w:type="dxa" w:w="794"/>
-          </w:tcPr>
-          <w:p>
-            <w:pPr>
-              <w:jc w:val="center"/>
-            </w:pPr>
-            <w:r/>
-            <w:r>
-              <w:rPr>
-                <w:rFonts w:ascii="Times New Roman" w:hAnsi="Times New Roman"/>
-                <w:sz w:val="15"/>
+            <w:tcW w:type="dxa" w:w="397"/>
+          </w:tcPr>
+          <w:p>
+            <w:pPr>
+              <w:jc w:val="center"/>
+            </w:pPr>
+            <w:r/>
+            <w:r>
+              <w:rPr>
+                <w:rFonts w:ascii="Times New Roman" w:hAnsi="Times New Roman"/>
+                <w:sz w:val="14"/>
+              </w:rPr>
+              <w:t>—</w:t>
+            </w:r>
+          </w:p>
+        </w:tc>
+        <w:tc>
+          <w:tcPr>
+            <w:tcW w:type="dxa" w:w="737"/>
+          </w:tcPr>
+          <w:p>
+            <w:pPr>
+              <w:jc w:val="center"/>
+            </w:pPr>
+            <w:r/>
+            <w:r>
+              <w:rPr>
+                <w:rFonts w:ascii="Times New Roman" w:hAnsi="Times New Roman"/>
+                <w:sz w:val="14"/>
+              </w:rPr>
+              <w:t>—</w:t>
+            </w:r>
+          </w:p>
+        </w:tc>
+        <w:tc>
+          <w:tcPr>
+            <w:tcW w:type="dxa" w:w="737"/>
+          </w:tcPr>
+          <w:p>
+            <w:pPr>
+              <w:jc w:val="center"/>
+            </w:pPr>
+            <w:r/>
+            <w:r>
+              <w:rPr>
+                <w:rFonts w:ascii="Times New Roman" w:hAnsi="Times New Roman"/>
+                <w:sz w:val="14"/>
+              </w:rPr>
+              <w:t>—</w:t>
+            </w:r>
+          </w:p>
+        </w:tc>
+        <w:tc>
+          <w:tcPr>
+            <w:tcW w:type="dxa" w:w="737"/>
+          </w:tcPr>
+          <w:p>
+            <w:pPr>
+              <w:jc w:val="center"/>
+            </w:pPr>
+            <w:r/>
+            <w:r>
+              <w:rPr>
+                <w:rFonts w:ascii="Times New Roman" w:hAnsi="Times New Roman"/>
+                <w:sz w:val="14"/>
               </w:rPr>
               <w:t>5,358</w:t>
             </w:r>
@@ -11035,17 +11411,17 @@
         </w:tc>
         <w:tc>
           <w:tcPr>
-            <w:tcW w:type="dxa" w:w="794"/>
-          </w:tcPr>
-          <w:p>
-            <w:pPr>
-              <w:jc w:val="center"/>
-            </w:pPr>
-            <w:r/>
-            <w:r>
-              <w:rPr>
-                <w:rFonts w:ascii="Times New Roman" w:hAnsi="Times New Roman"/>
-                <w:sz w:val="15"/>
+            <w:tcW w:type="dxa" w:w="737"/>
+          </w:tcPr>
+          <w:p>
+            <w:pPr>
+              <w:jc w:val="center"/>
+            </w:pPr>
+            <w:r/>
+            <w:r>
+              <w:rPr>
+                <w:rFonts w:ascii="Times New Roman" w:hAnsi="Times New Roman"/>
+                <w:sz w:val="14"/>
               </w:rPr>
               <w:t>4,544</w:t>
             </w:r>
@@ -11053,17 +11429,17 @@
         </w:tc>
         <w:tc>
           <w:tcPr>
-            <w:tcW w:type="dxa" w:w="794"/>
-          </w:tcPr>
-          <w:p>
-            <w:pPr>
-              <w:jc w:val="center"/>
-            </w:pPr>
-            <w:r/>
-            <w:r>
-              <w:rPr>
-                <w:rFonts w:ascii="Times New Roman" w:hAnsi="Times New Roman"/>
-                <w:sz w:val="15"/>
+            <w:tcW w:type="dxa" w:w="737"/>
+          </w:tcPr>
+          <w:p>
+            <w:pPr>
+              <w:jc w:val="center"/>
+            </w:pPr>
+            <w:r/>
+            <w:r>
+              <w:rPr>
+                <w:rFonts w:ascii="Times New Roman" w:hAnsi="Times New Roman"/>
+                <w:sz w:val="14"/>
               </w:rPr>
               <w:t>28,37</w:t>
             </w:r>
@@ -11081,7 +11457,7 @@
             <w:r>
               <w:rPr>
                 <w:rFonts w:ascii="Times New Roman" w:hAnsi="Times New Roman"/>
-                <w:sz w:val="15"/>
+                <w:sz w:val="14"/>
               </w:rPr>
               <w:t>0,586</w:t>
             </w:r>
@@ -11099,27 +11475,9 @@
             <w:r>
               <w:rPr>
                 <w:rFonts w:ascii="Times New Roman" w:hAnsi="Times New Roman"/>
-                <w:sz w:val="15"/>
-              </w:rPr>
-              <w:t>—</w:t>
-            </w:r>
-          </w:p>
-        </w:tc>
-        <w:tc>
-          <w:tcPr>
-            <w:tcW w:type="dxa" w:w="907"/>
-          </w:tcPr>
-          <w:p>
-            <w:pPr>
-              <w:jc w:val="center"/>
-            </w:pPr>
-            <w:r/>
-            <w:r>
-              <w:rPr>
-                <w:rFonts w:ascii="Times New Roman" w:hAnsi="Times New Roman"/>
-                <w:sz w:val="15"/>
-              </w:rPr>
-              <w:t>Tidak</w:t>
+                <w:sz w:val="14"/>
+              </w:rPr>
+              <w:t>0,534</w:t>
             </w:r>
           </w:p>
         </w:tc>
@@ -11127,17 +11485,17 @@
       <w:tr>
         <w:tc>
           <w:tcPr>
-            <w:tcW w:type="dxa" w:w="2381"/>
-          </w:tcPr>
-          <w:p>
-            <w:pPr>
-              <w:jc w:val="center"/>
-            </w:pPr>
-            <w:r/>
-            <w:r>
-              <w:rPr>
-                <w:rFonts w:ascii="Times New Roman" w:hAnsi="Times New Roman"/>
-                <w:sz w:val="15"/>
+            <w:tcW w:type="dxa" w:w="1984"/>
+          </w:tcPr>
+          <w:p>
+            <w:pPr>
+              <w:jc w:val="center"/>
+            </w:pPr>
+            <w:r/>
+            <w:r>
+              <w:rPr>
+                <w:rFonts w:ascii="Times New Roman" w:hAnsi="Times New Roman"/>
+                <w:sz w:val="14"/>
               </w:rPr>
               <w:t>SES</w:t>
             </w:r>
@@ -11145,35 +11503,71 @@
         </w:tc>
         <w:tc>
           <w:tcPr>
-            <w:tcW w:type="dxa" w:w="794"/>
-          </w:tcPr>
-          <w:p>
-            <w:pPr>
-              <w:jc w:val="center"/>
-            </w:pPr>
-            <w:r/>
-            <w:r>
-              <w:rPr>
-                <w:rFonts w:ascii="Times New Roman" w:hAnsi="Times New Roman"/>
-                <w:sz w:val="15"/>
-              </w:rPr>
-              <w:t>419,86</w:t>
-            </w:r>
-          </w:p>
-        </w:tc>
-        <w:tc>
-          <w:tcPr>
-            <w:tcW w:type="dxa" w:w="794"/>
-          </w:tcPr>
-          <w:p>
-            <w:pPr>
-              <w:jc w:val="center"/>
-            </w:pPr>
-            <w:r/>
-            <w:r>
-              <w:rPr>
-                <w:rFonts w:ascii="Times New Roman" w:hAnsi="Times New Roman"/>
-                <w:sz w:val="15"/>
+            <w:tcW w:type="dxa" w:w="397"/>
+          </w:tcPr>
+          <w:p>
+            <w:pPr>
+              <w:jc w:val="center"/>
+            </w:pPr>
+            <w:r/>
+            <w:r>
+              <w:rPr>
+                <w:rFonts w:ascii="Times New Roman" w:hAnsi="Times New Roman"/>
+                <w:sz w:val="14"/>
+              </w:rPr>
+              <w:t>—</w:t>
+            </w:r>
+          </w:p>
+        </w:tc>
+        <w:tc>
+          <w:tcPr>
+            <w:tcW w:type="dxa" w:w="737"/>
+          </w:tcPr>
+          <w:p>
+            <w:pPr>
+              <w:jc w:val="center"/>
+            </w:pPr>
+            <w:r/>
+            <w:r>
+              <w:rPr>
+                <w:rFonts w:ascii="Times New Roman" w:hAnsi="Times New Roman"/>
+                <w:sz w:val="14"/>
+              </w:rPr>
+              <w:t>—</w:t>
+            </w:r>
+          </w:p>
+        </w:tc>
+        <w:tc>
+          <w:tcPr>
+            <w:tcW w:type="dxa" w:w="737"/>
+          </w:tcPr>
+          <w:p>
+            <w:pPr>
+              <w:jc w:val="center"/>
+            </w:pPr>
+            <w:r/>
+            <w:r>
+              <w:rPr>
+                <w:rFonts w:ascii="Times New Roman" w:hAnsi="Times New Roman"/>
+                <w:sz w:val="14"/>
+              </w:rPr>
+              <w:t>—</w:t>
+            </w:r>
+          </w:p>
+        </w:tc>
+        <w:tc>
+          <w:tcPr>
+            <w:tcW w:type="dxa" w:w="737"/>
+          </w:tcPr>
+          <w:p>
+            <w:pPr>
+              <w:jc w:val="center"/>
+            </w:pPr>
+            <w:r/>
+            <w:r>
+              <w:rPr>
+                <w:rFonts w:ascii="Times New Roman" w:hAnsi="Times New Roman"/>
+                <w:sz w:val="14"/>
               </w:rPr>
               <w:t>5,464</w:t>
             </w:r>
@@ -11181,17 +11575,17 @@
         </w:tc>
         <w:tc>
           <w:tcPr>
-            <w:tcW w:type="dxa" w:w="794"/>
-          </w:tcPr>
-          <w:p>
-            <w:pPr>
-              <w:jc w:val="center"/>
-            </w:pPr>
-            <w:r/>
-            <w:r>
-              <w:rPr>
-                <w:rFonts w:ascii="Times New Roman" w:hAnsi="Times New Roman"/>
-                <w:sz w:val="15"/>
+            <w:tcW w:type="dxa" w:w="737"/>
+          </w:tcPr>
+          <w:p>
+            <w:pPr>
+              <w:jc w:val="center"/>
+            </w:pPr>
+            <w:r/>
+            <w:r>
+              <w:rPr>
+                <w:rFonts w:ascii="Times New Roman" w:hAnsi="Times New Roman"/>
+                <w:sz w:val="14"/>
               </w:rPr>
               <w:t>4,732</w:t>
             </w:r>
@@ -11199,17 +11593,17 @@
         </w:tc>
         <w:tc>
           <w:tcPr>
-            <w:tcW w:type="dxa" w:w="794"/>
-          </w:tcPr>
-          <w:p>
-            <w:pPr>
-              <w:jc w:val="center"/>
-            </w:pPr>
-            <w:r/>
-            <w:r>
-              <w:rPr>
-                <w:rFonts w:ascii="Times New Roman" w:hAnsi="Times New Roman"/>
-                <w:sz w:val="15"/>
+            <w:tcW w:type="dxa" w:w="737"/>
+          </w:tcPr>
+          <w:p>
+            <w:pPr>
+              <w:jc w:val="center"/>
+            </w:pPr>
+            <w:r/>
+            <w:r>
+              <w:rPr>
+                <w:rFonts w:ascii="Times New Roman" w:hAnsi="Times New Roman"/>
+                <w:sz w:val="14"/>
               </w:rPr>
               <w:t>29,68</w:t>
             </w:r>
@@ -11227,7 +11621,7 @@
             <w:r>
               <w:rPr>
                 <w:rFonts w:ascii="Times New Roman" w:hAnsi="Times New Roman"/>
-                <w:sz w:val="15"/>
+                <w:sz w:val="14"/>
               </w:rPr>
               <w:t>0,610</w:t>
             </w:r>
@@ -11245,27 +11639,9 @@
             <w:r>
               <w:rPr>
                 <w:rFonts w:ascii="Times New Roman" w:hAnsi="Times New Roman"/>
-                <w:sz w:val="15"/>
-              </w:rPr>
-              <w:t>—</w:t>
-            </w:r>
-          </w:p>
-        </w:tc>
-        <w:tc>
-          <w:tcPr>
-            <w:tcW w:type="dxa" w:w="907"/>
-          </w:tcPr>
-          <w:p>
-            <w:pPr>
-              <w:jc w:val="center"/>
-            </w:pPr>
-            <w:r/>
-            <w:r>
-              <w:rPr>
-                <w:rFonts w:ascii="Times New Roman" w:hAnsi="Times New Roman"/>
-                <w:sz w:val="15"/>
-              </w:rPr>
-              <w:t>Tidak</w:t>
+                <w:sz w:val="14"/>
+              </w:rPr>
+              <w:t>0,534</w:t>
             </w:r>
           </w:p>
         </w:tc>
@@ -11273,17 +11649,17 @@
       <w:tr>
         <w:tc>
           <w:tcPr>
-            <w:tcW w:type="dxa" w:w="2381"/>
-          </w:tcPr>
-          <w:p>
-            <w:pPr>
-              <w:jc w:val="center"/>
-            </w:pPr>
-            <w:r/>
-            <w:r>
-              <w:rPr>
-                <w:rFonts w:ascii="Times New Roman" w:hAnsi="Times New Roman"/>
-                <w:sz w:val="15"/>
+            <w:tcW w:type="dxa" w:w="1984"/>
+          </w:tcPr>
+          <w:p>
+            <w:pPr>
+              <w:jc w:val="center"/>
+            </w:pPr>
+            <w:r/>
+            <w:r>
+              <w:rPr>
+                <w:rFonts w:ascii="Times New Roman" w:hAnsi="Times New Roman"/>
+                <w:sz w:val="14"/>
               </w:rPr>
               <w:t>ARIMA(1,1,3)</w:t>
             </w:r>
@@ -11291,17 +11667,35 @@
         </w:tc>
         <w:tc>
           <w:tcPr>
-            <w:tcW w:type="dxa" w:w="794"/>
-          </w:tcPr>
-          <w:p>
-            <w:pPr>
-              <w:jc w:val="center"/>
-            </w:pPr>
-            <w:r/>
-            <w:r>
-              <w:rPr>
-                <w:rFonts w:ascii="Times New Roman" w:hAnsi="Times New Roman"/>
-                <w:sz w:val="15"/>
+            <w:tcW w:type="dxa" w:w="397"/>
+          </w:tcPr>
+          <w:p>
+            <w:pPr>
+              <w:jc w:val="center"/>
+            </w:pPr>
+            <w:r/>
+            <w:r>
+              <w:rPr>
+                <w:rFonts w:ascii="Times New Roman" w:hAnsi="Times New Roman"/>
+                <w:sz w:val="14"/>
+              </w:rPr>
+              <w:t>1</w:t>
+            </w:r>
+          </w:p>
+        </w:tc>
+        <w:tc>
+          <w:tcPr>
+            <w:tcW w:type="dxa" w:w="737"/>
+          </w:tcPr>
+          <w:p>
+            <w:pPr>
+              <w:jc w:val="center"/>
+            </w:pPr>
+            <w:r/>
+            <w:r>
+              <w:rPr>
+                <w:rFonts w:ascii="Times New Roman" w:hAnsi="Times New Roman"/>
+                <w:sz w:val="14"/>
               </w:rPr>
               <w:t>680,27</w:t>
             </w:r>
@@ -11309,17 +11703,35 @@
         </w:tc>
         <w:tc>
           <w:tcPr>
-            <w:tcW w:type="dxa" w:w="794"/>
-          </w:tcPr>
-          <w:p>
-            <w:pPr>
-              <w:jc w:val="center"/>
-            </w:pPr>
-            <w:r/>
-            <w:r>
-              <w:rPr>
-                <w:rFonts w:ascii="Times New Roman" w:hAnsi="Times New Roman"/>
-                <w:sz w:val="15"/>
+            <w:tcW w:type="dxa" w:w="737"/>
+          </w:tcPr>
+          <w:p>
+            <w:pPr>
+              <w:jc w:val="center"/>
+            </w:pPr>
+            <w:r/>
+            <w:r>
+              <w:rPr>
+                <w:rFonts w:ascii="Times New Roman" w:hAnsi="Times New Roman"/>
+                <w:sz w:val="14"/>
+              </w:rPr>
+              <w:t>692,60</w:t>
+            </w:r>
+          </w:p>
+        </w:tc>
+        <w:tc>
+          <w:tcPr>
+            <w:tcW w:type="dxa" w:w="737"/>
+          </w:tcPr>
+          <w:p>
+            <w:pPr>
+              <w:jc w:val="center"/>
+            </w:pPr>
+            <w:r/>
+            <w:r>
+              <w:rPr>
+                <w:rFonts w:ascii="Times New Roman" w:hAnsi="Times New Roman"/>
+                <w:sz w:val="14"/>
               </w:rPr>
               <w:t>5,708</w:t>
             </w:r>
@@ -11327,17 +11739,17 @@
         </w:tc>
         <w:tc>
           <w:tcPr>
-            <w:tcW w:type="dxa" w:w="794"/>
-          </w:tcPr>
-          <w:p>
-            <w:pPr>
-              <w:jc w:val="center"/>
-            </w:pPr>
-            <w:r/>
-            <w:r>
-              <w:rPr>
-                <w:rFonts w:ascii="Times New Roman" w:hAnsi="Times New Roman"/>
-                <w:sz w:val="15"/>
+            <w:tcW w:type="dxa" w:w="737"/>
+          </w:tcPr>
+          <w:p>
+            <w:pPr>
+              <w:jc w:val="center"/>
+            </w:pPr>
+            <w:r/>
+            <w:r>
+              <w:rPr>
+                <w:rFonts w:ascii="Times New Roman" w:hAnsi="Times New Roman"/>
+                <w:sz w:val="14"/>
               </w:rPr>
               <w:t>5,085</w:t>
             </w:r>
@@ -11345,17 +11757,17 @@
         </w:tc>
         <w:tc>
           <w:tcPr>
-            <w:tcW w:type="dxa" w:w="794"/>
-          </w:tcPr>
-          <w:p>
-            <w:pPr>
-              <w:jc w:val="center"/>
-            </w:pPr>
-            <w:r/>
-            <w:r>
-              <w:rPr>
-                <w:rFonts w:ascii="Times New Roman" w:hAnsi="Times New Roman"/>
-                <w:sz w:val="15"/>
+            <w:tcW w:type="dxa" w:w="737"/>
+          </w:tcPr>
+          <w:p>
+            <w:pPr>
+              <w:jc w:val="center"/>
+            </w:pPr>
+            <w:r/>
+            <w:r>
+              <w:rPr>
+                <w:rFonts w:ascii="Times New Roman" w:hAnsi="Times New Roman"/>
+                <w:sz w:val="14"/>
               </w:rPr>
               <w:t>32,15</w:t>
             </w:r>
@@ -11373,7 +11785,7 @@
             <w:r>
               <w:rPr>
                 <w:rFonts w:ascii="Times New Roman" w:hAnsi="Times New Roman"/>
-                <w:sz w:val="15"/>
+                <w:sz w:val="14"/>
               </w:rPr>
               <w:t>0,655</w:t>
             </w:r>
@@ -11391,27 +11803,9 @@
             <w:r>
               <w:rPr>
                 <w:rFonts w:ascii="Times New Roman" w:hAnsi="Times New Roman"/>
-                <w:sz w:val="15"/>
+                <w:sz w:val="14"/>
               </w:rPr>
               <w:t>0,871</w:t>
-            </w:r>
-          </w:p>
-        </w:tc>
-        <w:tc>
-          <w:tcPr>
-            <w:tcW w:type="dxa" w:w="907"/>
-          </w:tcPr>
-          <w:p>
-            <w:pPr>
-              <w:jc w:val="center"/>
-            </w:pPr>
-            <w:r/>
-            <w:r>
-              <w:rPr>
-                <w:rFonts w:ascii="Times New Roman" w:hAnsi="Times New Roman"/>
-                <w:sz w:val="15"/>
-              </w:rPr>
-              <w:t>Ya</w:t>
             </w:r>
           </w:p>
         </w:tc>
@@ -11419,17 +11813,17 @@
       <w:tr>
         <w:tc>
           <w:tcPr>
-            <w:tcW w:type="dxa" w:w="2381"/>
-          </w:tcPr>
-          <w:p>
-            <w:pPr>
-              <w:jc w:val="center"/>
-            </w:pPr>
-            <w:r/>
-            <w:r>
-              <w:rPr>
-                <w:rFonts w:ascii="Times New Roman" w:hAnsi="Times New Roman"/>
-                <w:sz w:val="15"/>
+            <w:tcW w:type="dxa" w:w="1984"/>
+          </w:tcPr>
+          <w:p>
+            <w:pPr>
+              <w:jc w:val="center"/>
+            </w:pPr>
+            <w:r/>
+            <w:r>
+              <w:rPr>
+                <w:rFonts w:ascii="Times New Roman" w:hAnsi="Times New Roman"/>
+                <w:sz w:val="14"/>
               </w:rPr>
               <w:t>AR(12)</w:t>
             </w:r>
@@ -11437,17 +11831,35 @@
         </w:tc>
         <w:tc>
           <w:tcPr>
-            <w:tcW w:type="dxa" w:w="794"/>
-          </w:tcPr>
-          <w:p>
-            <w:pPr>
-              <w:jc w:val="center"/>
-            </w:pPr>
-            <w:r/>
-            <w:r>
-              <w:rPr>
-                <w:rFonts w:ascii="Times New Roman" w:hAnsi="Times New Roman"/>
-                <w:sz w:val="15"/>
+            <w:tcW w:type="dxa" w:w="397"/>
+          </w:tcPr>
+          <w:p>
+            <w:pPr>
+              <w:jc w:val="center"/>
+            </w:pPr>
+            <w:r/>
+            <w:r>
+              <w:rPr>
+                <w:rFonts w:ascii="Times New Roman" w:hAnsi="Times New Roman"/>
+                <w:sz w:val="14"/>
+              </w:rPr>
+              <w:t>0</w:t>
+            </w:r>
+          </w:p>
+        </w:tc>
+        <w:tc>
+          <w:tcPr>
+            <w:tcW w:type="dxa" w:w="737"/>
+          </w:tcPr>
+          <w:p>
+            <w:pPr>
+              <w:jc w:val="center"/>
+            </w:pPr>
+            <w:r/>
+            <w:r>
+              <w:rPr>
+                <w:rFonts w:ascii="Times New Roman" w:hAnsi="Times New Roman"/>
+                <w:sz w:val="14"/>
               </w:rPr>
               <w:t>646,33</w:t>
             </w:r>
@@ -11455,17 +11867,35 @@
         </w:tc>
         <w:tc>
           <w:tcPr>
-            <w:tcW w:type="dxa" w:w="794"/>
-          </w:tcPr>
-          <w:p>
-            <w:pPr>
-              <w:jc w:val="center"/>
-            </w:pPr>
-            <w:r/>
-            <w:r>
-              <w:rPr>
-                <w:rFonts w:ascii="Times New Roman" w:hAnsi="Times New Roman"/>
-                <w:sz w:val="15"/>
+            <w:tcW w:type="dxa" w:w="737"/>
+          </w:tcPr>
+          <w:p>
+            <w:pPr>
+              <w:jc w:val="center"/>
+            </w:pPr>
+            <w:r/>
+            <w:r>
+              <w:rPr>
+                <w:rFonts w:ascii="Times New Roman" w:hAnsi="Times New Roman"/>
+                <w:sz w:val="14"/>
+              </w:rPr>
+              <w:t>676,91</w:t>
+            </w:r>
+          </w:p>
+        </w:tc>
+        <w:tc>
+          <w:tcPr>
+            <w:tcW w:type="dxa" w:w="737"/>
+          </w:tcPr>
+          <w:p>
+            <w:pPr>
+              <w:jc w:val="center"/>
+            </w:pPr>
+            <w:r/>
+            <w:r>
+              <w:rPr>
+                <w:rFonts w:ascii="Times New Roman" w:hAnsi="Times New Roman"/>
+                <w:sz w:val="14"/>
               </w:rPr>
               <w:t>6,572</w:t>
             </w:r>
@@ -11473,17 +11903,17 @@
         </w:tc>
         <w:tc>
           <w:tcPr>
-            <w:tcW w:type="dxa" w:w="794"/>
-          </w:tcPr>
-          <w:p>
-            <w:pPr>
-              <w:jc w:val="center"/>
-            </w:pPr>
-            <w:r/>
-            <w:r>
-              <w:rPr>
-                <w:rFonts w:ascii="Times New Roman" w:hAnsi="Times New Roman"/>
-                <w:sz w:val="15"/>
+            <w:tcW w:type="dxa" w:w="737"/>
+          </w:tcPr>
+          <w:p>
+            <w:pPr>
+              <w:jc w:val="center"/>
+            </w:pPr>
+            <w:r/>
+            <w:r>
+              <w:rPr>
+                <w:rFonts w:ascii="Times New Roman" w:hAnsi="Times New Roman"/>
+                <w:sz w:val="14"/>
               </w:rPr>
               <w:t>6,187</w:t>
             </w:r>
@@ -11491,17 +11921,17 @@
         </w:tc>
         <w:tc>
           <w:tcPr>
-            <w:tcW w:type="dxa" w:w="794"/>
-          </w:tcPr>
-          <w:p>
-            <w:pPr>
-              <w:jc w:val="center"/>
-            </w:pPr>
-            <w:r/>
-            <w:r>
-              <w:rPr>
-                <w:rFonts w:ascii="Times New Roman" w:hAnsi="Times New Roman"/>
-                <w:sz w:val="15"/>
+            <w:tcW w:type="dxa" w:w="737"/>
+          </w:tcPr>
+          <w:p>
+            <w:pPr>
+              <w:jc w:val="center"/>
+            </w:pPr>
+            <w:r/>
+            <w:r>
+              <w:rPr>
+                <w:rFonts w:ascii="Times New Roman" w:hAnsi="Times New Roman"/>
+                <w:sz w:val="14"/>
               </w:rPr>
               <w:t>39,47</w:t>
             </w:r>
@@ -11519,7 +11949,7 @@
             <w:r>
               <w:rPr>
                 <w:rFonts w:ascii="Times New Roman" w:hAnsi="Times New Roman"/>
-                <w:sz w:val="15"/>
+                <w:sz w:val="14"/>
               </w:rPr>
               <w:t>0,797</w:t>
             </w:r>
@@ -11537,27 +11967,9 @@
             <w:r>
               <w:rPr>
                 <w:rFonts w:ascii="Times New Roman" w:hAnsi="Times New Roman"/>
-                <w:sz w:val="15"/>
+                <w:sz w:val="14"/>
               </w:rPr>
               <w:t>0,994</w:t>
-            </w:r>
-          </w:p>
-        </w:tc>
-        <w:tc>
-          <w:tcPr>
-            <w:tcW w:type="dxa" w:w="907"/>
-          </w:tcPr>
-          <w:p>
-            <w:pPr>
-              <w:jc w:val="center"/>
-            </w:pPr>
-            <w:r/>
-            <w:r>
-              <w:rPr>
-                <w:rFonts w:ascii="Times New Roman" w:hAnsi="Times New Roman"/>
-                <w:sz w:val="15"/>
-              </w:rPr>
-              <w:t>Ya</w:t>
             </w:r>
           </w:p>
         </w:tc>
@@ -11565,17 +11977,17 @@
       <w:tr>
         <w:tc>
           <w:tcPr>
-            <w:tcW w:type="dxa" w:w="2381"/>
-          </w:tcPr>
-          <w:p>
-            <w:pPr>
-              <w:jc w:val="center"/>
-            </w:pPr>
-            <w:r/>
-            <w:r>
-              <w:rPr>
-                <w:rFonts w:ascii="Times New Roman" w:hAnsi="Times New Roman"/>
-                <w:sz w:val="15"/>
+            <w:tcW w:type="dxa" w:w="1984"/>
+          </w:tcPr>
+          <w:p>
+            <w:pPr>
+              <w:jc w:val="center"/>
+            </w:pPr>
+            <w:r/>
+            <w:r>
+              <w:rPr>
+                <w:rFonts w:ascii="Times New Roman" w:hAnsi="Times New Roman"/>
+                <w:sz w:val="14"/>
               </w:rPr>
               <w:t>MA(8)</w:t>
             </w:r>
@@ -11583,17 +11995,17 @@
         </w:tc>
         <w:tc>
           <w:tcPr>
-            <w:tcW w:type="dxa" w:w="794"/>
-          </w:tcPr>
-          <w:p>
-            <w:pPr>
-              <w:jc w:val="center"/>
-            </w:pPr>
-            <w:r/>
-            <w:r>
-              <w:rPr>
-                <w:rFonts w:ascii="Times New Roman" w:hAnsi="Times New Roman"/>
-                <w:sz w:val="15"/>
+            <w:tcW w:type="dxa" w:w="397"/>
+          </w:tcPr>
+          <w:p>
+            <w:pPr>
+              <w:jc w:val="center"/>
+            </w:pPr>
+            <w:r/>
+            <w:r>
+              <w:rPr>
+                <w:rFonts w:ascii="Times New Roman" w:hAnsi="Times New Roman"/>
+                <w:sz w:val="14"/>
               </w:rPr>
               <w:t>—</w:t>
             </w:r>
@@ -11601,17 +12013,53 @@
         </w:tc>
         <w:tc>
           <w:tcPr>
-            <w:tcW w:type="dxa" w:w="794"/>
-          </w:tcPr>
-          <w:p>
-            <w:pPr>
-              <w:jc w:val="center"/>
-            </w:pPr>
-            <w:r/>
-            <w:r>
-              <w:rPr>
-                <w:rFonts w:ascii="Times New Roman" w:hAnsi="Times New Roman"/>
-                <w:sz w:val="15"/>
+            <w:tcW w:type="dxa" w:w="737"/>
+          </w:tcPr>
+          <w:p>
+            <w:pPr>
+              <w:jc w:val="center"/>
+            </w:pPr>
+            <w:r/>
+            <w:r>
+              <w:rPr>
+                <w:rFonts w:ascii="Times New Roman" w:hAnsi="Times New Roman"/>
+                <w:sz w:val="14"/>
+              </w:rPr>
+              <w:t>—</w:t>
+            </w:r>
+          </w:p>
+        </w:tc>
+        <w:tc>
+          <w:tcPr>
+            <w:tcW w:type="dxa" w:w="737"/>
+          </w:tcPr>
+          <w:p>
+            <w:pPr>
+              <w:jc w:val="center"/>
+            </w:pPr>
+            <w:r/>
+            <w:r>
+              <w:rPr>
+                <w:rFonts w:ascii="Times New Roman" w:hAnsi="Times New Roman"/>
+                <w:sz w:val="14"/>
+              </w:rPr>
+              <w:t>—</w:t>
+            </w:r>
+          </w:p>
+        </w:tc>
+        <w:tc>
+          <w:tcPr>
+            <w:tcW w:type="dxa" w:w="737"/>
+          </w:tcPr>
+          <w:p>
+            <w:pPr>
+              <w:jc w:val="center"/>
+            </w:pPr>
+            <w:r/>
+            <w:r>
+              <w:rPr>
+                <w:rFonts w:ascii="Times New Roman" w:hAnsi="Times New Roman"/>
+                <w:sz w:val="14"/>
               </w:rPr>
               <w:t>6,687</w:t>
             </w:r>
@@ -11619,17 +12067,17 @@
         </w:tc>
         <w:tc>
           <w:tcPr>
-            <w:tcW w:type="dxa" w:w="794"/>
-          </w:tcPr>
-          <w:p>
-            <w:pPr>
-              <w:jc w:val="center"/>
-            </w:pPr>
-            <w:r/>
-            <w:r>
-              <w:rPr>
-                <w:rFonts w:ascii="Times New Roman" w:hAnsi="Times New Roman"/>
-                <w:sz w:val="15"/>
+            <w:tcW w:type="dxa" w:w="737"/>
+          </w:tcPr>
+          <w:p>
+            <w:pPr>
+              <w:jc w:val="center"/>
+            </w:pPr>
+            <w:r/>
+            <w:r>
+              <w:rPr>
+                <w:rFonts w:ascii="Times New Roman" w:hAnsi="Times New Roman"/>
+                <w:sz w:val="14"/>
               </w:rPr>
               <w:t>6,162</w:t>
             </w:r>
@@ -11637,17 +12085,17 @@
         </w:tc>
         <w:tc>
           <w:tcPr>
-            <w:tcW w:type="dxa" w:w="794"/>
-          </w:tcPr>
-          <w:p>
-            <w:pPr>
-              <w:jc w:val="center"/>
-            </w:pPr>
-            <w:r/>
-            <w:r>
-              <w:rPr>
-                <w:rFonts w:ascii="Times New Roman" w:hAnsi="Times New Roman"/>
-                <w:sz w:val="15"/>
+            <w:tcW w:type="dxa" w:w="737"/>
+          </w:tcPr>
+          <w:p>
+            <w:pPr>
+              <w:jc w:val="center"/>
+            </w:pPr>
+            <w:r/>
+            <w:r>
+              <w:rPr>
+                <w:rFonts w:ascii="Times New Roman" w:hAnsi="Times New Roman"/>
+                <w:sz w:val="14"/>
               </w:rPr>
               <w:t>39,46</w:t>
             </w:r>
@@ -11665,7 +12113,7 @@
             <w:r>
               <w:rPr>
                 <w:rFonts w:ascii="Times New Roman" w:hAnsi="Times New Roman"/>
-                <w:sz w:val="15"/>
+                <w:sz w:val="14"/>
               </w:rPr>
               <w:t>0,794</w:t>
             </w:r>
@@ -11683,27 +12131,9 @@
             <w:r>
               <w:rPr>
                 <w:rFonts w:ascii="Times New Roman" w:hAnsi="Times New Roman"/>
-                <w:sz w:val="15"/>
+                <w:sz w:val="14"/>
               </w:rPr>
               <w:t>—</w:t>
-            </w:r>
-          </w:p>
-        </w:tc>
-        <w:tc>
-          <w:tcPr>
-            <w:tcW w:type="dxa" w:w="907"/>
-          </w:tcPr>
-          <w:p>
-            <w:pPr>
-              <w:jc w:val="center"/>
-            </w:pPr>
-            <w:r/>
-            <w:r>
-              <w:rPr>
-                <w:rFonts w:ascii="Times New Roman" w:hAnsi="Times New Roman"/>
-                <w:sz w:val="15"/>
-              </w:rPr>
-              <w:t>Tidak</w:t>
             </w:r>
           </w:p>
         </w:tc>
@@ -11711,17 +12141,17 @@
       <w:tr>
         <w:tc>
           <w:tcPr>
-            <w:tcW w:type="dxa" w:w="2381"/>
-          </w:tcPr>
-          <w:p>
-            <w:pPr>
-              <w:jc w:val="center"/>
-            </w:pPr>
-            <w:r/>
-            <w:r>
-              <w:rPr>
-                <w:rFonts w:ascii="Times New Roman" w:hAnsi="Times New Roman"/>
-                <w:sz w:val="15"/>
+            <w:tcW w:type="dxa" w:w="1984"/>
+          </w:tcPr>
+          <w:p>
+            <w:pPr>
+              <w:jc w:val="center"/>
+            </w:pPr>
+            <w:r/>
+            <w:r>
+              <w:rPr>
+                <w:rFonts w:ascii="Times New Roman" w:hAnsi="Times New Roman"/>
+                <w:sz w:val="14"/>
               </w:rPr>
               <w:t>Holt-Winters</w:t>
             </w:r>
@@ -11729,35 +12159,71 @@
         </w:tc>
         <w:tc>
           <w:tcPr>
-            <w:tcW w:type="dxa" w:w="794"/>
-          </w:tcPr>
-          <w:p>
-            <w:pPr>
-              <w:jc w:val="center"/>
-            </w:pPr>
-            <w:r/>
-            <w:r>
-              <w:rPr>
-                <w:rFonts w:ascii="Times New Roman" w:hAnsi="Times New Roman"/>
-                <w:sz w:val="15"/>
-              </w:rPr>
-              <w:t>430,81</w:t>
-            </w:r>
-          </w:p>
-        </w:tc>
-        <w:tc>
-          <w:tcPr>
-            <w:tcW w:type="dxa" w:w="794"/>
-          </w:tcPr>
-          <w:p>
-            <w:pPr>
-              <w:jc w:val="center"/>
-            </w:pPr>
-            <w:r/>
-            <w:r>
-              <w:rPr>
-                <w:rFonts w:ascii="Times New Roman" w:hAnsi="Times New Roman"/>
-                <w:sz w:val="15"/>
+            <w:tcW w:type="dxa" w:w="397"/>
+          </w:tcPr>
+          <w:p>
+            <w:pPr>
+              <w:jc w:val="center"/>
+            </w:pPr>
+            <w:r/>
+            <w:r>
+              <w:rPr>
+                <w:rFonts w:ascii="Times New Roman" w:hAnsi="Times New Roman"/>
+                <w:sz w:val="14"/>
+              </w:rPr>
+              <w:t>—</w:t>
+            </w:r>
+          </w:p>
+        </w:tc>
+        <w:tc>
+          <w:tcPr>
+            <w:tcW w:type="dxa" w:w="737"/>
+          </w:tcPr>
+          <w:p>
+            <w:pPr>
+              <w:jc w:val="center"/>
+            </w:pPr>
+            <w:r/>
+            <w:r>
+              <w:rPr>
+                <w:rFonts w:ascii="Times New Roman" w:hAnsi="Times New Roman"/>
+                <w:sz w:val="14"/>
+              </w:rPr>
+              <w:t>—</w:t>
+            </w:r>
+          </w:p>
+        </w:tc>
+        <w:tc>
+          <w:tcPr>
+            <w:tcW w:type="dxa" w:w="737"/>
+          </w:tcPr>
+          <w:p>
+            <w:pPr>
+              <w:jc w:val="center"/>
+            </w:pPr>
+            <w:r/>
+            <w:r>
+              <w:rPr>
+                <w:rFonts w:ascii="Times New Roman" w:hAnsi="Times New Roman"/>
+                <w:sz w:val="14"/>
+              </w:rPr>
+              <w:t>—</w:t>
+            </w:r>
+          </w:p>
+        </w:tc>
+        <w:tc>
+          <w:tcPr>
+            <w:tcW w:type="dxa" w:w="737"/>
+          </w:tcPr>
+          <w:p>
+            <w:pPr>
+              <w:jc w:val="center"/>
+            </w:pPr>
+            <w:r/>
+            <w:r>
+              <w:rPr>
+                <w:rFonts w:ascii="Times New Roman" w:hAnsi="Times New Roman"/>
+                <w:sz w:val="14"/>
               </w:rPr>
               <w:t>6,739</w:t>
             </w:r>
@@ -11765,17 +12231,17 @@
         </w:tc>
         <w:tc>
           <w:tcPr>
-            <w:tcW w:type="dxa" w:w="794"/>
-          </w:tcPr>
-          <w:p>
-            <w:pPr>
-              <w:jc w:val="center"/>
-            </w:pPr>
-            <w:r/>
-            <w:r>
-              <w:rPr>
-                <w:rFonts w:ascii="Times New Roman" w:hAnsi="Times New Roman"/>
-                <w:sz w:val="15"/>
+            <w:tcW w:type="dxa" w:w="737"/>
+          </w:tcPr>
+          <w:p>
+            <w:pPr>
+              <w:jc w:val="center"/>
+            </w:pPr>
+            <w:r/>
+            <w:r>
+              <w:rPr>
+                <w:rFonts w:ascii="Times New Roman" w:hAnsi="Times New Roman"/>
+                <w:sz w:val="14"/>
               </w:rPr>
               <w:t>5,186</w:t>
             </w:r>
@@ -11783,17 +12249,17 @@
         </w:tc>
         <w:tc>
           <w:tcPr>
-            <w:tcW w:type="dxa" w:w="794"/>
-          </w:tcPr>
-          <w:p>
-            <w:pPr>
-              <w:jc w:val="center"/>
-            </w:pPr>
-            <w:r/>
-            <w:r>
-              <w:rPr>
-                <w:rFonts w:ascii="Times New Roman" w:hAnsi="Times New Roman"/>
-                <w:sz w:val="15"/>
+            <w:tcW w:type="dxa" w:w="737"/>
+          </w:tcPr>
+          <w:p>
+            <w:pPr>
+              <w:jc w:val="center"/>
+            </w:pPr>
+            <w:r/>
+            <w:r>
+              <w:rPr>
+                <w:rFonts w:ascii="Times New Roman" w:hAnsi="Times New Roman"/>
+                <w:sz w:val="14"/>
               </w:rPr>
               <w:t>28,74</w:t>
             </w:r>
@@ -11811,7 +12277,7 @@
             <w:r>
               <w:rPr>
                 <w:rFonts w:ascii="Times New Roman" w:hAnsi="Times New Roman"/>
-                <w:sz w:val="15"/>
+                <w:sz w:val="14"/>
               </w:rPr>
               <w:t>0,668</w:t>
             </w:r>
@@ -11829,27 +12295,9 @@
             <w:r>
               <w:rPr>
                 <w:rFonts w:ascii="Times New Roman" w:hAnsi="Times New Roman"/>
-                <w:sz w:val="15"/>
-              </w:rPr>
-              <w:t>—</w:t>
-            </w:r>
-          </w:p>
-        </w:tc>
-        <w:tc>
-          <w:tcPr>
-            <w:tcW w:type="dxa" w:w="907"/>
-          </w:tcPr>
-          <w:p>
-            <w:pPr>
-              <w:jc w:val="center"/>
-            </w:pPr>
-            <w:r/>
-            <w:r>
-              <w:rPr>
-                <w:rFonts w:ascii="Times New Roman" w:hAnsi="Times New Roman"/>
-                <w:sz w:val="15"/>
-              </w:rPr>
-              <w:t>Tidak</w:t>
+                <w:sz w:val="14"/>
+              </w:rPr>
+              <w:t>0,006</w:t>
             </w:r>
           </w:p>
         </w:tc>
@@ -11857,17 +12305,17 @@
       <w:tr>
         <w:tc>
           <w:tcPr>
-            <w:tcW w:type="dxa" w:w="2381"/>
-          </w:tcPr>
-          <w:p>
-            <w:pPr>
-              <w:jc w:val="center"/>
-            </w:pPr>
-            <w:r/>
-            <w:r>
-              <w:rPr>
-                <w:rFonts w:ascii="Times New Roman" w:hAnsi="Times New Roman"/>
-                <w:sz w:val="15"/>
+            <w:tcW w:type="dxa" w:w="1984"/>
+          </w:tcPr>
+          <w:p>
+            <w:pPr>
+              <w:jc w:val="center"/>
+            </w:pPr>
+            <w:r/>
+            <w:r>
+              <w:rPr>
+                <w:rFonts w:ascii="Times New Roman" w:hAnsi="Times New Roman"/>
+                <w:sz w:val="14"/>
               </w:rPr>
               <w:t>ARMA(2,3)</w:t>
             </w:r>
@@ -11875,17 +12323,35 @@
         </w:tc>
         <w:tc>
           <w:tcPr>
-            <w:tcW w:type="dxa" w:w="794"/>
-          </w:tcPr>
-          <w:p>
-            <w:pPr>
-              <w:jc w:val="center"/>
-            </w:pPr>
-            <w:r/>
-            <w:r>
-              <w:rPr>
-                <w:rFonts w:ascii="Times New Roman" w:hAnsi="Times New Roman"/>
-                <w:sz w:val="15"/>
+            <w:tcW w:type="dxa" w:w="397"/>
+          </w:tcPr>
+          <w:p>
+            <w:pPr>
+              <w:jc w:val="center"/>
+            </w:pPr>
+            <w:r/>
+            <w:r>
+              <w:rPr>
+                <w:rFonts w:ascii="Times New Roman" w:hAnsi="Times New Roman"/>
+                <w:sz w:val="14"/>
+              </w:rPr>
+              <w:t>0</w:t>
+            </w:r>
+          </w:p>
+        </w:tc>
+        <w:tc>
+          <w:tcPr>
+            <w:tcW w:type="dxa" w:w="737"/>
+          </w:tcPr>
+          <w:p>
+            <w:pPr>
+              <w:jc w:val="center"/>
+            </w:pPr>
+            <w:r/>
+            <w:r>
+              <w:rPr>
+                <w:rFonts w:ascii="Times New Roman" w:hAnsi="Times New Roman"/>
+                <w:sz w:val="14"/>
               </w:rPr>
               <w:t>688,05</w:t>
             </w:r>
@@ -11893,17 +12359,35 @@
         </w:tc>
         <w:tc>
           <w:tcPr>
-            <w:tcW w:type="dxa" w:w="794"/>
-          </w:tcPr>
-          <w:p>
-            <w:pPr>
-              <w:jc w:val="center"/>
-            </w:pPr>
-            <w:r/>
-            <w:r>
-              <w:rPr>
-                <w:rFonts w:ascii="Times New Roman" w:hAnsi="Times New Roman"/>
-                <w:sz w:val="15"/>
+            <w:tcW w:type="dxa" w:w="737"/>
+          </w:tcPr>
+          <w:p>
+            <w:pPr>
+              <w:jc w:val="center"/>
+            </w:pPr>
+            <w:r/>
+            <w:r>
+              <w:rPr>
+                <w:rFonts w:ascii="Times New Roman" w:hAnsi="Times New Roman"/>
+                <w:sz w:val="14"/>
+              </w:rPr>
+              <w:t>705,07</w:t>
+            </w:r>
+          </w:p>
+        </w:tc>
+        <w:tc>
+          <w:tcPr>
+            <w:tcW w:type="dxa" w:w="737"/>
+          </w:tcPr>
+          <w:p>
+            <w:pPr>
+              <w:jc w:val="center"/>
+            </w:pPr>
+            <w:r/>
+            <w:r>
+              <w:rPr>
+                <w:rFonts w:ascii="Times New Roman" w:hAnsi="Times New Roman"/>
+                <w:sz w:val="14"/>
               </w:rPr>
               <w:t>7,067</w:t>
             </w:r>
@@ -11911,17 +12395,17 @@
         </w:tc>
         <w:tc>
           <w:tcPr>
-            <w:tcW w:type="dxa" w:w="794"/>
-          </w:tcPr>
-          <w:p>
-            <w:pPr>
-              <w:jc w:val="center"/>
-            </w:pPr>
-            <w:r/>
-            <w:r>
-              <w:rPr>
-                <w:rFonts w:ascii="Times New Roman" w:hAnsi="Times New Roman"/>
-                <w:sz w:val="15"/>
+            <w:tcW w:type="dxa" w:w="737"/>
+          </w:tcPr>
+          <w:p>
+            <w:pPr>
+              <w:jc w:val="center"/>
+            </w:pPr>
+            <w:r/>
+            <w:r>
+              <w:rPr>
+                <w:rFonts w:ascii="Times New Roman" w:hAnsi="Times New Roman"/>
+                <w:sz w:val="14"/>
               </w:rPr>
               <w:t>6,795</w:t>
             </w:r>
@@ -11929,17 +12413,17 @@
         </w:tc>
         <w:tc>
           <w:tcPr>
-            <w:tcW w:type="dxa" w:w="794"/>
-          </w:tcPr>
-          <w:p>
-            <w:pPr>
-              <w:jc w:val="center"/>
-            </w:pPr>
-            <w:r/>
-            <w:r>
-              <w:rPr>
-                <w:rFonts w:ascii="Times New Roman" w:hAnsi="Times New Roman"/>
-                <w:sz w:val="15"/>
+            <w:tcW w:type="dxa" w:w="737"/>
+          </w:tcPr>
+          <w:p>
+            <w:pPr>
+              <w:jc w:val="center"/>
+            </w:pPr>
+            <w:r/>
+            <w:r>
+              <w:rPr>
+                <w:rFonts w:ascii="Times New Roman" w:hAnsi="Times New Roman"/>
+                <w:sz w:val="14"/>
               </w:rPr>
               <w:t>43,74</w:t>
             </w:r>
@@ -11957,7 +12441,7 @@
             <w:r>
               <w:rPr>
                 <w:rFonts w:ascii="Times New Roman" w:hAnsi="Times New Roman"/>
-                <w:sz w:val="15"/>
+                <w:sz w:val="14"/>
               </w:rPr>
               <w:t>0,876</w:t>
             </w:r>
@@ -11975,27 +12459,9 @@
             <w:r>
               <w:rPr>
                 <w:rFonts w:ascii="Times New Roman" w:hAnsi="Times New Roman"/>
-                <w:sz w:val="15"/>
+                <w:sz w:val="14"/>
               </w:rPr>
               <w:t>0,863</w:t>
-            </w:r>
-          </w:p>
-        </w:tc>
-        <w:tc>
-          <w:tcPr>
-            <w:tcW w:type="dxa" w:w="907"/>
-          </w:tcPr>
-          <w:p>
-            <w:pPr>
-              <w:jc w:val="center"/>
-            </w:pPr>
-            <w:r/>
-            <w:r>
-              <w:rPr>
-                <w:rFonts w:ascii="Times New Roman" w:hAnsi="Times New Roman"/>
-                <w:sz w:val="15"/>
-              </w:rPr>
-              <w:t>Ya</w:t>
             </w:r>
           </w:p>
         </w:tc>
@@ -12003,17 +12469,17 @@
       <w:tr>
         <w:tc>
           <w:tcPr>
-            <w:tcW w:type="dxa" w:w="2381"/>
-          </w:tcPr>
-          <w:p>
-            <w:pPr>
-              <w:jc w:val="center"/>
-            </w:pPr>
-            <w:r/>
-            <w:r>
-              <w:rPr>
-                <w:rFonts w:ascii="Times New Roman" w:hAnsi="Times New Roman"/>
-                <w:sz w:val="15"/>
+            <w:tcW w:type="dxa" w:w="1984"/>
+          </w:tcPr>
+          <w:p>
+            <w:pPr>
+              <w:jc w:val="center"/>
+            </w:pPr>
+            <w:r/>
+            <w:r>
+              <w:rPr>
+                <w:rFonts w:ascii="Times New Roman" w:hAnsi="Times New Roman"/>
+                <w:sz w:val="14"/>
               </w:rPr>
               <w:t>Seasonal naive</w:t>
             </w:r>
@@ -12021,17 +12487,17 @@
         </w:tc>
         <w:tc>
           <w:tcPr>
-            <w:tcW w:type="dxa" w:w="794"/>
-          </w:tcPr>
-          <w:p>
-            <w:pPr>
-              <w:jc w:val="center"/>
-            </w:pPr>
-            <w:r/>
-            <w:r>
-              <w:rPr>
-                <w:rFonts w:ascii="Times New Roman" w:hAnsi="Times New Roman"/>
-                <w:sz w:val="15"/>
+            <w:tcW w:type="dxa" w:w="397"/>
+          </w:tcPr>
+          <w:p>
+            <w:pPr>
+              <w:jc w:val="center"/>
+            </w:pPr>
+            <w:r/>
+            <w:r>
+              <w:rPr>
+                <w:rFonts w:ascii="Times New Roman" w:hAnsi="Times New Roman"/>
+                <w:sz w:val="14"/>
               </w:rPr>
               <w:t>—</w:t>
             </w:r>
@@ -12039,17 +12505,53 @@
         </w:tc>
         <w:tc>
           <w:tcPr>
-            <w:tcW w:type="dxa" w:w="794"/>
-          </w:tcPr>
-          <w:p>
-            <w:pPr>
-              <w:jc w:val="center"/>
-            </w:pPr>
-            <w:r/>
-            <w:r>
-              <w:rPr>
-                <w:rFonts w:ascii="Times New Roman" w:hAnsi="Times New Roman"/>
-                <w:sz w:val="15"/>
+            <w:tcW w:type="dxa" w:w="737"/>
+          </w:tcPr>
+          <w:p>
+            <w:pPr>
+              <w:jc w:val="center"/>
+            </w:pPr>
+            <w:r/>
+            <w:r>
+              <w:rPr>
+                <w:rFonts w:ascii="Times New Roman" w:hAnsi="Times New Roman"/>
+                <w:sz w:val="14"/>
+              </w:rPr>
+              <w:t>—</w:t>
+            </w:r>
+          </w:p>
+        </w:tc>
+        <w:tc>
+          <w:tcPr>
+            <w:tcW w:type="dxa" w:w="737"/>
+          </w:tcPr>
+          <w:p>
+            <w:pPr>
+              <w:jc w:val="center"/>
+            </w:pPr>
+            <w:r/>
+            <w:r>
+              <w:rPr>
+                <w:rFonts w:ascii="Times New Roman" w:hAnsi="Times New Roman"/>
+                <w:sz w:val="14"/>
+              </w:rPr>
+              <w:t>—</w:t>
+            </w:r>
+          </w:p>
+        </w:tc>
+        <w:tc>
+          <w:tcPr>
+            <w:tcW w:type="dxa" w:w="737"/>
+          </w:tcPr>
+          <w:p>
+            <w:pPr>
+              <w:jc w:val="center"/>
+            </w:pPr>
+            <w:r/>
+            <w:r>
+              <w:rPr>
+                <w:rFonts w:ascii="Times New Roman" w:hAnsi="Times New Roman"/>
+                <w:sz w:val="14"/>
               </w:rPr>
               <w:t>8,585</w:t>
             </w:r>
@@ -12057,17 +12559,17 @@
         </w:tc>
         <w:tc>
           <w:tcPr>
-            <w:tcW w:type="dxa" w:w="794"/>
-          </w:tcPr>
-          <w:p>
-            <w:pPr>
-              <w:jc w:val="center"/>
-            </w:pPr>
-            <w:r/>
-            <w:r>
-              <w:rPr>
-                <w:rFonts w:ascii="Times New Roman" w:hAnsi="Times New Roman"/>
-                <w:sz w:val="15"/>
+            <w:tcW w:type="dxa" w:w="737"/>
+          </w:tcPr>
+          <w:p>
+            <w:pPr>
+              <w:jc w:val="center"/>
+            </w:pPr>
+            <w:r/>
+            <w:r>
+              <w:rPr>
+                <w:rFonts w:ascii="Times New Roman" w:hAnsi="Times New Roman"/>
+                <w:sz w:val="14"/>
               </w:rPr>
               <w:t>6,223</w:t>
             </w:r>
@@ -12075,17 +12577,17 @@
         </w:tc>
         <w:tc>
           <w:tcPr>
-            <w:tcW w:type="dxa" w:w="794"/>
-          </w:tcPr>
-          <w:p>
-            <w:pPr>
-              <w:jc w:val="center"/>
-            </w:pPr>
-            <w:r/>
-            <w:r>
-              <w:rPr>
-                <w:rFonts w:ascii="Times New Roman" w:hAnsi="Times New Roman"/>
-                <w:sz w:val="15"/>
+            <w:tcW w:type="dxa" w:w="737"/>
+          </w:tcPr>
+          <w:p>
+            <w:pPr>
+              <w:jc w:val="center"/>
+            </w:pPr>
+            <w:r/>
+            <w:r>
+              <w:rPr>
+                <w:rFonts w:ascii="Times New Roman" w:hAnsi="Times New Roman"/>
+                <w:sz w:val="14"/>
               </w:rPr>
               <w:t>36,63</w:t>
             </w:r>
@@ -12103,7 +12605,7 @@
             <w:r>
               <w:rPr>
                 <w:rFonts w:ascii="Times New Roman" w:hAnsi="Times New Roman"/>
-                <w:sz w:val="15"/>
+                <w:sz w:val="14"/>
               </w:rPr>
               <w:t>0,802</w:t>
             </w:r>
@@ -12121,27 +12623,9 @@
             <w:r>
               <w:rPr>
                 <w:rFonts w:ascii="Times New Roman" w:hAnsi="Times New Roman"/>
-                <w:sz w:val="15"/>
+                <w:sz w:val="14"/>
               </w:rPr>
               <w:t>—</w:t>
-            </w:r>
-          </w:p>
-        </w:tc>
-        <w:tc>
-          <w:tcPr>
-            <w:tcW w:type="dxa" w:w="907"/>
-          </w:tcPr>
-          <w:p>
-            <w:pPr>
-              <w:jc w:val="center"/>
-            </w:pPr>
-            <w:r/>
-            <w:r>
-              <w:rPr>
-                <w:rFonts w:ascii="Times New Roman" w:hAnsi="Times New Roman"/>
-                <w:sz w:val="15"/>
-              </w:rPr>
-              <w:t>Tidak</w:t>
             </w:r>
           </w:p>
         </w:tc>
@@ -12157,7 +12641,7 @@
           <w:i/>
           <w:sz w:val="18"/>
         </w:rPr>
-        <w:t>Sumber: Hasil pengolahan penulis (2026). AICc hanya sebanding untuk model ARIMA dengan d dan data yang sama.</w:t>
+        <w:t>Sumber: Hasil pengolahan penulis (2026). AICc dan BIC hanya sebanding untuk model dengan d dan data yang sama; tanda — berarti tidak sebanding.</w:t>
       </w:r>
     </w:p>
     <w:p>
@@ -14534,6 +15018,11 @@
       </w:r>
     </w:p>
     <w:p>
+      <w:r>
+        <w:br w:type="page"/>
+      </w:r>
+    </w:p>
+    <w:p>
       <w:pPr>
         <w:pStyle w:val="Heading1"/>
       </w:pPr>
@@ -14564,7 +15053,7 @@
           <w:rFonts w:ascii="Times New Roman" w:hAnsi="Times New Roman"/>
           <w:sz w:val="24"/>
         </w:rPr>
-        <w:t>Cohen, A. J., Brauer, M., Burnett, R., Anderson, H. R., Frostad, J., Estep, K., ... Forouzanfar, M. H. (2017). Estimates and 25-year trends of the global burden of disease attributable to ambient air pollution: An analysis of data from the Global Burden of Diseases Study 2015. The Lancet, 389(10082), 1907–1918. https://doi.org/10.1016/S0140-6736(17)30505-6</w:t>
+        <w:t>Cohen, A. J., Brauer, M., Burnett, R., Anderson, H. R., Frostad, J., Estep, K., Balakrishnan, K., Brunekreef, B., Dandona, L., Dandona, R., Feigin, V., Freedman, G., Hubbell, B., Jobling, A., Kan, H., Knibbs, L., Liu, Y., Martin, R., Morawska, L., ... Forouzanfar, M. H. (2017). Estimates and 25-year trends of the global burden of disease attributable to ambient air pollution: An analysis of data from the Global Burden of Diseases Study 2015. The Lancet, 389(10082), 1907–1918. https://doi.org/10.1016/S0140-6736(17)30505-6</w:t>
       </w:r>
     </w:p>
     <w:p>
@@ -14633,11 +15122,25 @@
       </w:r>
     </w:p>
     <w:p>
+      <w:r>
+        <w:br w:type="page"/>
+      </w:r>
+    </w:p>
+    <w:p>
       <w:pPr>
         <w:pStyle w:val="Heading1"/>
       </w:pPr>
       <w:r>
         <w:t>LAMPIRAN A. PEMBAGIAN PERAN ANGGOTA</w:t>
+      </w:r>
+    </w:p>
+    <w:p>
+      <w:pPr>
+        <w:spacing w:line="360" w:lineRule="auto" w:after="120"/>
+        <w:ind w:firstLine="0"/>
+      </w:pPr>
+      <w:r>
+        <w:t>Pembagian peran kelima anggota kelompok disajikan pada Tabel 15.</w:t>
       </w:r>
     </w:p>
     <w:p>
@@ -14772,7 +15275,7 @@
                 <w:rFonts w:ascii="Times New Roman" w:hAnsi="Times New Roman"/>
                 <w:sz w:val="18"/>
               </w:rPr>
-              <w:t>[Nama Anggota 1]</w:t>
+              <w:t>Trisha Garnis W</w:t>
             </w:r>
           </w:p>
         </w:tc>
@@ -14828,7 +15331,7 @@
                 <w:rFonts w:ascii="Times New Roman" w:hAnsi="Times New Roman"/>
                 <w:sz w:val="18"/>
               </w:rPr>
-              <w:t>[Nama Anggota 2]</w:t>
+              <w:t>Kunto Rossindu H</w:t>
             </w:r>
           </w:p>
         </w:tc>
@@ -14884,7 +15387,7 @@
                 <w:rFonts w:ascii="Times New Roman" w:hAnsi="Times New Roman"/>
                 <w:sz w:val="18"/>
               </w:rPr>
-              <w:t>[Nama Anggota 3]</w:t>
+              <w:t>Maulana Naufal H</w:t>
             </w:r>
           </w:p>
         </w:tc>
@@ -14902,7 +15405,7 @@
                 <w:rFonts w:ascii="Times New Roman" w:hAnsi="Times New Roman"/>
                 <w:sz w:val="18"/>
               </w:rPr>
-              <w:t>AR, ARMA, ARIMA, SARIMA, Fourier</w:t>
+              <w:t>AR, MA, ARMA, ARIMA, SARIMA, Fourier</w:t>
             </w:r>
           </w:p>
         </w:tc>
@@ -14940,7 +15443,7 @@
                 <w:rFonts w:ascii="Times New Roman" w:hAnsi="Times New Roman"/>
                 <w:sz w:val="18"/>
               </w:rPr>
-              <w:t>[Nama Anggota 4]</w:t>
+              <w:t>Michael Christian S. G.</w:t>
             </w:r>
           </w:p>
         </w:tc>
@@ -14978,7 +15481,7 @@
                 <w:rFonts w:ascii="Times New Roman" w:hAnsi="Times New Roman"/>
                 <w:sz w:val="18"/>
               </w:rPr>
-              <w:t>Penulisan dan reproducibility</w:t>
+              <w:t>Penulisan dan reproduksibilitas</w:t>
             </w:r>
           </w:p>
         </w:tc>
@@ -14996,7 +15499,7 @@
                 <w:rFonts w:ascii="Times New Roman" w:hAnsi="Times New Roman"/>
                 <w:sz w:val="18"/>
               </w:rPr>
-              <w:t>[Nama Anggota 5]</w:t>
+              <w:t>Raihan Ade</w:t>
             </w:r>
           </w:p>
         </w:tc>
@@ -15052,7 +15555,7 @@
         <w:ind w:firstLine="0"/>
       </w:pPr>
       <w:r>
-        <w:t>Kode berikut adalah versi yang dipakai untuk menghasilkan seluruh output. Pipeline utama dijalankan berurutan: fetch_openmeteo.py, preprocess.py, check_homogeneity.py, lalu analysis.py. build_report.py menghasilkan dokumen ini. Notebook walkthrough tersedia di notebooks/01_analisis_pm25_surakarta.ipynb.</w:t>
+        <w:t>Kode berikut adalah versi yang dipakai untuk menghasilkan seluruh output. Pipeline utama dijalankan berurutan: fetch_openmeteo.py, preprocess.py, check_homogeneity.py, lalu analysis.py. build_report.py menghasilkan dokumen ini dan tersedia di repo, tetapi tidak dimuat agar lampiran berfokus pada pipeline analisis. Notebook pendukung tersedia di notebooks/01_analisis_pm25_surakarta.ipynb.</w:t>
       </w:r>
     </w:p>
     <w:p>
@@ -15203,6 +15706,19 @@
           <w:rFonts w:ascii="Consolas" w:hAnsi="Consolas"/>
           <w:sz w:val="15"/>
         </w:rPr>
+        <w:t>import sys</w:t>
+      </w:r>
+    </w:p>
+    <w:p>
+      <w:pPr>
+        <w:pStyle w:val="Kode"/>
+        <w:spacing w:line="240" w:lineRule="auto"/>
+      </w:pPr>
+      <w:r>
+        <w:rPr>
+          <w:rFonts w:ascii="Consolas" w:hAnsi="Consolas"/>
+          <w:sz w:val="15"/>
+        </w:rPr>
         <w:t>import urllib.parse</w:t>
       </w:r>
     </w:p>
@@ -15229,19 +15745,6 @@
           <w:rFonts w:ascii="Consolas" w:hAnsi="Consolas"/>
           <w:sz w:val="15"/>
         </w:rPr>
-        <w:t>from datetime import date</w:t>
-      </w:r>
-    </w:p>
-    <w:p>
-      <w:pPr>
-        <w:pStyle w:val="Kode"/>
-        <w:spacing w:line="240" w:lineRule="auto"/>
-      </w:pPr>
-      <w:r>
-        <w:rPr>
-          <w:rFonts w:ascii="Consolas" w:hAnsi="Consolas"/>
-          <w:sz w:val="15"/>
-        </w:rPr>
         <w:t>from pathlib import Path</w:t>
       </w:r>
     </w:p>
@@ -15268,6 +15771,45 @@
           <w:rFonts w:ascii="Consolas" w:hAnsi="Consolas"/>
           <w:sz w:val="15"/>
         </w:rPr>
+        <w:t>if hasattr(sys.stdout, "reconfigure"):</w:t>
+      </w:r>
+    </w:p>
+    <w:p>
+      <w:pPr>
+        <w:pStyle w:val="Kode"/>
+        <w:spacing w:line="240" w:lineRule="auto"/>
+      </w:pPr>
+      <w:r>
+        <w:rPr>
+          <w:rFonts w:ascii="Consolas" w:hAnsi="Consolas"/>
+          <w:sz w:val="15"/>
+        </w:rPr>
+        <w:t xml:space="preserve">    sys.stdout.reconfigure(encoding="utf-8")</w:t>
+      </w:r>
+    </w:p>
+    <w:p>
+      <w:pPr>
+        <w:pStyle w:val="Kode"/>
+        <w:spacing w:line="240" w:lineRule="auto"/>
+      </w:pPr>
+      <w:r>
+        <w:rPr>
+          <w:rFonts w:ascii="Consolas" w:hAnsi="Consolas"/>
+          <w:sz w:val="15"/>
+        </w:rPr>
+        <w:t xml:space="preserve"> </w:t>
+      </w:r>
+    </w:p>
+    <w:p>
+      <w:pPr>
+        <w:pStyle w:val="Kode"/>
+        <w:spacing w:line="240" w:lineRule="auto"/>
+      </w:pPr>
+      <w:r>
+        <w:rPr>
+          <w:rFonts w:ascii="Consolas" w:hAnsi="Consolas"/>
+          <w:sz w:val="15"/>
+        </w:rPr>
         <w:t>ROOT = Path(__file__).resolve().parents[1]</w:t>
       </w:r>
     </w:p>
@@ -15372,7 +15914,7 @@
           <w:rFonts w:ascii="Consolas" w:hAnsi="Consolas"/>
           <w:sz w:val="15"/>
         </w:rPr>
-        <w:t>END_DATE = date.today().isoformat()</w:t>
+        <w:t>END_DATE = "2026-10-28"</w:t>
       </w:r>
     </w:p>
     <w:p>
@@ -17998,19 +18540,6 @@
           <w:rFonts w:ascii="Consolas" w:hAnsi="Consolas"/>
           <w:sz w:val="15"/>
         </w:rPr>
-        <w:t>from datetime import date</w:t>
-      </w:r>
-    </w:p>
-    <w:p>
-      <w:pPr>
-        <w:pStyle w:val="Kode"/>
-        <w:spacing w:line="240" w:lineRule="auto"/>
-      </w:pPr>
-      <w:r>
-        <w:rPr>
-          <w:rFonts w:ascii="Consolas" w:hAnsi="Consolas"/>
-          <w:sz w:val="15"/>
-        </w:rPr>
         <w:t>from pathlib import Path</w:t>
       </w:r>
     </w:p>
@@ -18193,7 +18722,7 @@
           <w:rFonts w:ascii="Consolas" w:hAnsi="Consolas"/>
           <w:sz w:val="15"/>
         </w:rPr>
-        <w:t>END_DATE = date.today().isoformat()</w:t>
+        <w:t>END_DATE = "2026-10-28"</w:t>
       </w:r>
     </w:p>
     <w:p>
@@ -21027,7 +21556,7 @@
           <w:rFonts w:ascii="Consolas" w:hAnsi="Consolas"/>
           <w:sz w:val="15"/>
         </w:rPr>
-        <w:t xml:space="preserve">    forecast = fit.forecast(horizon, exog=exog_forecast)</w:t>
+        <w:t xml:space="preserve">    forecast = fit.forecast(HORIZON, exog=exog_forecast)</w:t>
       </w:r>
     </w:p>
     <w:p>
@@ -21170,7 +21699,7 @@
           <w:rFonts w:ascii="Consolas" w:hAnsi="Consolas"/>
           <w:sz w:val="15"/>
         </w:rPr>
-        <w:t>def record(results, name, spec, fit, forecast, train, test, k, aic, aicc, bic, note="", comparable=True):</w:t>
+        <w:t>def record(results, name, spec, fit, forecast, train, test, k, aic, aicc, bic, note="", comparable=True, d=None):</w:t>
       </w:r>
     </w:p>
     <w:p>
@@ -21261,6 +21790,19 @@
           <w:rFonts w:ascii="Consolas" w:hAnsi="Consolas"/>
           <w:sz w:val="15"/>
         </w:rPr>
+        <w:t xml:space="preserve">            "d": d,</w:t>
+      </w:r>
+    </w:p>
+    <w:p>
+      <w:pPr>
+        <w:pStyle w:val="Kode"/>
+        <w:spacing w:line="240" w:lineRule="auto"/>
+      </w:pPr>
+      <w:r>
+        <w:rPr>
+          <w:rFonts w:ascii="Consolas" w:hAnsi="Consolas"/>
+          <w:sz w:val="15"/>
+        </w:rPr>
         <w:t xml:space="preserve">            "k": k,</w:t>
       </w:r>
     </w:p>
@@ -21430,6 +21972,409 @@
           <w:rFonts w:ascii="Consolas" w:hAnsi="Consolas"/>
           <w:sz w:val="15"/>
         </w:rPr>
+        <w:t>def outlier_summary(series: pd.Series) -&gt; dict:</w:t>
+      </w:r>
+    </w:p>
+    <w:p>
+      <w:pPr>
+        <w:pStyle w:val="Kode"/>
+        <w:spacing w:line="240" w:lineRule="auto"/>
+      </w:pPr>
+      <w:r>
+        <w:rPr>
+          <w:rFonts w:ascii="Consolas" w:hAnsi="Consolas"/>
+          <w:sz w:val="15"/>
+        </w:rPr>
+        <w:t xml:space="preserve">    q1, q3 = series.quantile([0.25, 0.75])</w:t>
+      </w:r>
+    </w:p>
+    <w:p>
+      <w:pPr>
+        <w:pStyle w:val="Kode"/>
+        <w:spacing w:line="240" w:lineRule="auto"/>
+      </w:pPr>
+      <w:r>
+        <w:rPr>
+          <w:rFonts w:ascii="Consolas" w:hAnsi="Consolas"/>
+          <w:sz w:val="15"/>
+        </w:rPr>
+        <w:t xml:space="preserve">    iqr = q3 - q1</w:t>
+      </w:r>
+    </w:p>
+    <w:p>
+      <w:pPr>
+        <w:pStyle w:val="Kode"/>
+        <w:spacing w:line="240" w:lineRule="auto"/>
+      </w:pPr>
+      <w:r>
+        <w:rPr>
+          <w:rFonts w:ascii="Consolas" w:hAnsi="Consolas"/>
+          <w:sz w:val="15"/>
+        </w:rPr>
+        <w:t xml:space="preserve">    lower, upper = q1 - 1.5 * iqr, q3 + 1.5 * iqr</w:t>
+      </w:r>
+    </w:p>
+    <w:p>
+      <w:pPr>
+        <w:pStyle w:val="Kode"/>
+        <w:spacing w:line="240" w:lineRule="auto"/>
+      </w:pPr>
+      <w:r>
+        <w:rPr>
+          <w:rFonts w:ascii="Consolas" w:hAnsi="Consolas"/>
+          <w:sz w:val="15"/>
+        </w:rPr>
+        <w:t xml:space="preserve">    z_score = (series - series.mean()) / series.std()</w:t>
+      </w:r>
+    </w:p>
+    <w:p>
+      <w:pPr>
+        <w:pStyle w:val="Kode"/>
+        <w:spacing w:line="240" w:lineRule="auto"/>
+      </w:pPr>
+      <w:r>
+        <w:rPr>
+          <w:rFonts w:ascii="Consolas" w:hAnsi="Consolas"/>
+          <w:sz w:val="15"/>
+        </w:rPr>
+        <w:t xml:space="preserve">    return {</w:t>
+      </w:r>
+    </w:p>
+    <w:p>
+      <w:pPr>
+        <w:pStyle w:val="Kode"/>
+        <w:spacing w:line="240" w:lineRule="auto"/>
+      </w:pPr>
+      <w:r>
+        <w:rPr>
+          <w:rFonts w:ascii="Consolas" w:hAnsi="Consolas"/>
+          <w:sz w:val="15"/>
+        </w:rPr>
+        <w:t xml:space="preserve">        "outlier_lower": float(lower),</w:t>
+      </w:r>
+    </w:p>
+    <w:p>
+      <w:pPr>
+        <w:pStyle w:val="Kode"/>
+        <w:spacing w:line="240" w:lineRule="auto"/>
+      </w:pPr>
+      <w:r>
+        <w:rPr>
+          <w:rFonts w:ascii="Consolas" w:hAnsi="Consolas"/>
+          <w:sz w:val="15"/>
+        </w:rPr>
+        <w:t xml:space="preserve">        "outlier_upper": float(upper),</w:t>
+      </w:r>
+    </w:p>
+    <w:p>
+      <w:pPr>
+        <w:pStyle w:val="Kode"/>
+        <w:spacing w:line="240" w:lineRule="auto"/>
+      </w:pPr>
+      <w:r>
+        <w:rPr>
+          <w:rFonts w:ascii="Consolas" w:hAnsi="Consolas"/>
+          <w:sz w:val="15"/>
+        </w:rPr>
+        <w:t xml:space="preserve">        "outlier_iqr_count": int(((series &lt; lower) | (series &gt; upper)).sum()),</w:t>
+      </w:r>
+    </w:p>
+    <w:p>
+      <w:pPr>
+        <w:pStyle w:val="Kode"/>
+        <w:spacing w:line="240" w:lineRule="auto"/>
+      </w:pPr>
+      <w:r>
+        <w:rPr>
+          <w:rFonts w:ascii="Consolas" w:hAnsi="Consolas"/>
+          <w:sz w:val="15"/>
+        </w:rPr>
+        <w:t xml:space="preserve">        "outlier_z_count": int((z_score.abs() &gt; 3).sum()),</w:t>
+      </w:r>
+    </w:p>
+    <w:p>
+      <w:pPr>
+        <w:pStyle w:val="Kode"/>
+        <w:spacing w:line="240" w:lineRule="auto"/>
+      </w:pPr>
+      <w:r>
+        <w:rPr>
+          <w:rFonts w:ascii="Consolas" w:hAnsi="Consolas"/>
+          <w:sz w:val="15"/>
+        </w:rPr>
+        <w:t xml:space="preserve">    }</w:t>
+      </w:r>
+    </w:p>
+    <w:p>
+      <w:pPr>
+        <w:pStyle w:val="Kode"/>
+        <w:spacing w:line="240" w:lineRule="auto"/>
+      </w:pPr>
+      <w:r>
+        <w:rPr>
+          <w:rFonts w:ascii="Consolas" w:hAnsi="Consolas"/>
+          <w:sz w:val="15"/>
+        </w:rPr>
+        <w:t xml:space="preserve"> </w:t>
+      </w:r>
+    </w:p>
+    <w:p>
+      <w:pPr>
+        <w:pStyle w:val="Kode"/>
+        <w:spacing w:line="240" w:lineRule="auto"/>
+      </w:pPr>
+      <w:r>
+        <w:rPr>
+          <w:rFonts w:ascii="Consolas" w:hAnsi="Consolas"/>
+          <w:sz w:val="15"/>
+        </w:rPr>
+        <w:t xml:space="preserve"> </w:t>
+      </w:r>
+    </w:p>
+    <w:p>
+      <w:pPr>
+        <w:pStyle w:val="Kode"/>
+        <w:spacing w:line="240" w:lineRule="auto"/>
+      </w:pPr>
+      <w:r>
+        <w:rPr>
+          <w:rFonts w:ascii="Consolas" w:hAnsi="Consolas"/>
+          <w:sz w:val="15"/>
+        </w:rPr>
+        <w:t>def residual_diagnostics(name: str, fit) -&gt; dict:</w:t>
+      </w:r>
+    </w:p>
+    <w:p>
+      <w:pPr>
+        <w:pStyle w:val="Kode"/>
+        <w:spacing w:line="240" w:lineRule="auto"/>
+      </w:pPr>
+      <w:r>
+        <w:rPr>
+          <w:rFonts w:ascii="Consolas" w:hAnsi="Consolas"/>
+          <w:sz w:val="15"/>
+        </w:rPr>
+        <w:t xml:space="preserve">    resid = pd.Series(getattr(fit, "resid", [])).dropna()</w:t>
+      </w:r>
+    </w:p>
+    <w:p>
+      <w:pPr>
+        <w:pStyle w:val="Kode"/>
+        <w:spacing w:line="240" w:lineRule="auto"/>
+      </w:pPr>
+      <w:r>
+        <w:rPr>
+          <w:rFonts w:ascii="Consolas" w:hAnsi="Consolas"/>
+          <w:sz w:val="15"/>
+        </w:rPr>
+        <w:t xml:space="preserve">    if resid.empty:</w:t>
+      </w:r>
+    </w:p>
+    <w:p>
+      <w:pPr>
+        <w:pStyle w:val="Kode"/>
+        <w:spacing w:line="240" w:lineRule="auto"/>
+      </w:pPr>
+      <w:r>
+        <w:rPr>
+          <w:rFonts w:ascii="Consolas" w:hAnsi="Consolas"/>
+          <w:sz w:val="15"/>
+        </w:rPr>
+        <w:t xml:space="preserve">        return {"Model": name, "n": 0}</w:t>
+      </w:r>
+    </w:p>
+    <w:p>
+      <w:pPr>
+        <w:pStyle w:val="Kode"/>
+        <w:spacing w:line="240" w:lineRule="auto"/>
+      </w:pPr>
+      <w:r>
+        <w:rPr>
+          <w:rFonts w:ascii="Consolas" w:hAnsi="Consolas"/>
+          <w:sz w:val="15"/>
+        </w:rPr>
+        <w:t xml:space="preserve">    lb = acorr_ljungbox(resid, lags=[10, 20, 52], return_df=True)</w:t>
+      </w:r>
+    </w:p>
+    <w:p>
+      <w:pPr>
+        <w:pStyle w:val="Kode"/>
+        <w:spacing w:line="240" w:lineRule="auto"/>
+      </w:pPr>
+      <w:r>
+        <w:rPr>
+          <w:rFonts w:ascii="Consolas" w:hAnsi="Consolas"/>
+          <w:sz w:val="15"/>
+        </w:rPr>
+        <w:t xml:space="preserve">    _, jb_p, _, _ = jarque_bera(resid)</w:t>
+      </w:r>
+    </w:p>
+    <w:p>
+      <w:pPr>
+        <w:pStyle w:val="Kode"/>
+        <w:spacing w:line="240" w:lineRule="auto"/>
+      </w:pPr>
+      <w:r>
+        <w:rPr>
+          <w:rFonts w:ascii="Consolas" w:hAnsi="Consolas"/>
+          <w:sz w:val="15"/>
+        </w:rPr>
+        <w:t xml:space="preserve">    _, arch_p, _, _ = het_arch(resid, nlags=5)</w:t>
+      </w:r>
+    </w:p>
+    <w:p>
+      <w:pPr>
+        <w:pStyle w:val="Kode"/>
+        <w:spacing w:line="240" w:lineRule="auto"/>
+      </w:pPr>
+      <w:r>
+        <w:rPr>
+          <w:rFonts w:ascii="Consolas" w:hAnsi="Consolas"/>
+          <w:sz w:val="15"/>
+        </w:rPr>
+        <w:t xml:space="preserve">    return {</w:t>
+      </w:r>
+    </w:p>
+    <w:p>
+      <w:pPr>
+        <w:pStyle w:val="Kode"/>
+        <w:spacing w:line="240" w:lineRule="auto"/>
+      </w:pPr>
+      <w:r>
+        <w:rPr>
+          <w:rFonts w:ascii="Consolas" w:hAnsi="Consolas"/>
+          <w:sz w:val="15"/>
+        </w:rPr>
+        <w:t xml:space="preserve">        "Model": name,</w:t>
+      </w:r>
+    </w:p>
+    <w:p>
+      <w:pPr>
+        <w:pStyle w:val="Kode"/>
+        <w:spacing w:line="240" w:lineRule="auto"/>
+      </w:pPr>
+      <w:r>
+        <w:rPr>
+          <w:rFonts w:ascii="Consolas" w:hAnsi="Consolas"/>
+          <w:sz w:val="15"/>
+        </w:rPr>
+        <w:t xml:space="preserve">        "n": int(resid.size),</w:t>
+      </w:r>
+    </w:p>
+    <w:p>
+      <w:pPr>
+        <w:pStyle w:val="Kode"/>
+        <w:spacing w:line="240" w:lineRule="auto"/>
+      </w:pPr>
+      <w:r>
+        <w:rPr>
+          <w:rFonts w:ascii="Consolas" w:hAnsi="Consolas"/>
+          <w:sz w:val="15"/>
+        </w:rPr>
+        <w:t xml:space="preserve">        "LB10_p": float(lb["lb_pvalue"].iloc[0]),</w:t>
+      </w:r>
+    </w:p>
+    <w:p>
+      <w:pPr>
+        <w:pStyle w:val="Kode"/>
+        <w:spacing w:line="240" w:lineRule="auto"/>
+      </w:pPr>
+      <w:r>
+        <w:rPr>
+          <w:rFonts w:ascii="Consolas" w:hAnsi="Consolas"/>
+          <w:sz w:val="15"/>
+        </w:rPr>
+        <w:t xml:space="preserve">        "LB20_p": float(lb["lb_pvalue"].iloc[1]),</w:t>
+      </w:r>
+    </w:p>
+    <w:p>
+      <w:pPr>
+        <w:pStyle w:val="Kode"/>
+        <w:spacing w:line="240" w:lineRule="auto"/>
+      </w:pPr>
+      <w:r>
+        <w:rPr>
+          <w:rFonts w:ascii="Consolas" w:hAnsi="Consolas"/>
+          <w:sz w:val="15"/>
+        </w:rPr>
+        <w:t xml:space="preserve">        "LB52_p": float(lb["lb_pvalue"].iloc[2]),</w:t>
+      </w:r>
+    </w:p>
+    <w:p>
+      <w:pPr>
+        <w:pStyle w:val="Kode"/>
+        <w:spacing w:line="240" w:lineRule="auto"/>
+      </w:pPr>
+      <w:r>
+        <w:rPr>
+          <w:rFonts w:ascii="Consolas" w:hAnsi="Consolas"/>
+          <w:sz w:val="15"/>
+        </w:rPr>
+        <w:t xml:space="preserve">        "JB_p": float(jb_p),</w:t>
+      </w:r>
+    </w:p>
+    <w:p>
+      <w:pPr>
+        <w:pStyle w:val="Kode"/>
+        <w:spacing w:line="240" w:lineRule="auto"/>
+      </w:pPr>
+      <w:r>
+        <w:rPr>
+          <w:rFonts w:ascii="Consolas" w:hAnsi="Consolas"/>
+          <w:sz w:val="15"/>
+        </w:rPr>
+        <w:t xml:space="preserve">        "ARCH_p": float(arch_p),</w:t>
+      </w:r>
+    </w:p>
+    <w:p>
+      <w:pPr>
+        <w:pStyle w:val="Kode"/>
+        <w:spacing w:line="240" w:lineRule="auto"/>
+      </w:pPr>
+      <w:r>
+        <w:rPr>
+          <w:rFonts w:ascii="Consolas" w:hAnsi="Consolas"/>
+          <w:sz w:val="15"/>
+        </w:rPr>
+        <w:t xml:space="preserve">    }</w:t>
+      </w:r>
+    </w:p>
+    <w:p>
+      <w:pPr>
+        <w:pStyle w:val="Kode"/>
+        <w:spacing w:line="240" w:lineRule="auto"/>
+      </w:pPr>
+      <w:r>
+        <w:rPr>
+          <w:rFonts w:ascii="Consolas" w:hAnsi="Consolas"/>
+          <w:sz w:val="15"/>
+        </w:rPr>
+        <w:t xml:space="preserve"> </w:t>
+      </w:r>
+    </w:p>
+    <w:p>
+      <w:pPr>
+        <w:pStyle w:val="Kode"/>
+        <w:spacing w:line="240" w:lineRule="auto"/>
+      </w:pPr>
+      <w:r>
+        <w:rPr>
+          <w:rFonts w:ascii="Consolas" w:hAnsi="Consolas"/>
+          <w:sz w:val="15"/>
+        </w:rPr>
+        <w:t xml:space="preserve"> </w:t>
+      </w:r>
+    </w:p>
+    <w:p>
+      <w:pPr>
+        <w:pStyle w:val="Kode"/>
+        <w:spacing w:line="240" w:lineRule="auto"/>
+      </w:pPr>
+      <w:r>
+        <w:rPr>
+          <w:rFonts w:ascii="Consolas" w:hAnsi="Consolas"/>
+          <w:sz w:val="15"/>
+        </w:rPr>
         <w:t>def root_summary(name: str, roots, kind: str) -&gt; dict | None:</w:t>
       </w:r>
     </w:p>
@@ -24199,6 +25144,32 @@
           <w:rFonts w:ascii="Consolas" w:hAnsi="Consolas"/>
           <w:sz w:val="15"/>
         </w:rPr>
+        <w:t xml:space="preserve">    diag_fits = {}</w:t>
+      </w:r>
+    </w:p>
+    <w:p>
+      <w:pPr>
+        <w:pStyle w:val="Kode"/>
+        <w:spacing w:line="240" w:lineRule="auto"/>
+      </w:pPr>
+      <w:r>
+        <w:rPr>
+          <w:rFonts w:ascii="Consolas" w:hAnsi="Consolas"/>
+          <w:sz w:val="15"/>
+        </w:rPr>
+        <w:t xml:space="preserve">    ma_fits = {}</w:t>
+      </w:r>
+    </w:p>
+    <w:p>
+      <w:pPr>
+        <w:pStyle w:val="Kode"/>
+        <w:spacing w:line="240" w:lineRule="auto"/>
+      </w:pPr>
+      <w:r>
+        <w:rPr>
+          <w:rFonts w:ascii="Consolas" w:hAnsi="Consolas"/>
+          <w:sz w:val="15"/>
+        </w:rPr>
         <w:t xml:space="preserve"> </w:t>
       </w:r>
     </w:p>
@@ -24446,6 +25417,19 @@
           <w:rFonts w:ascii="Consolas" w:hAnsi="Consolas"/>
           <w:sz w:val="15"/>
         </w:rPr>
+        <w:t xml:space="preserve">    diag_fits["SES"] = ses</w:t>
+      </w:r>
+    </w:p>
+    <w:p>
+      <w:pPr>
+        <w:pStyle w:val="Kode"/>
+        <w:spacing w:line="240" w:lineRule="auto"/>
+      </w:pPr>
+      <w:r>
+        <w:rPr>
+          <w:rFonts w:ascii="Consolas" w:hAnsi="Consolas"/>
+          <w:sz w:val="15"/>
+        </w:rPr>
         <w:t xml:space="preserve">    es_rows.extend(es_param_rows("SES", ses))</w:t>
       </w:r>
     </w:p>
@@ -24537,6 +25521,19 @@
           <w:rFonts w:ascii="Consolas" w:hAnsi="Consolas"/>
           <w:sz w:val="15"/>
         </w:rPr>
+        <w:t xml:space="preserve">    diag_fits["Holt"] = holt</w:t>
+      </w:r>
+    </w:p>
+    <w:p>
+      <w:pPr>
+        <w:pStyle w:val="Kode"/>
+        <w:spacing w:line="240" w:lineRule="auto"/>
+      </w:pPr>
+      <w:r>
+        <w:rPr>
+          <w:rFonts w:ascii="Consolas" w:hAnsi="Consolas"/>
+          <w:sz w:val="15"/>
+        </w:rPr>
         <w:t xml:space="preserve">    es_rows.extend(es_param_rows("Holt", holt))</w:t>
       </w:r>
     </w:p>
@@ -24654,6 +25651,19 @@
           <w:rFonts w:ascii="Consolas" w:hAnsi="Consolas"/>
           <w:sz w:val="15"/>
         </w:rPr>
+        <w:t xml:space="preserve">    diag_fits["Holt-Winters"] = hw</w:t>
+      </w:r>
+    </w:p>
+    <w:p>
+      <w:pPr>
+        <w:pStyle w:val="Kode"/>
+        <w:spacing w:line="240" w:lineRule="auto"/>
+      </w:pPr>
+      <w:r>
+        <w:rPr>
+          <w:rFonts w:ascii="Consolas" w:hAnsi="Consolas"/>
+          <w:sz w:val="15"/>
+        </w:rPr>
         <w:t xml:space="preserve">    es_rows.extend(es_param_rows("Holt-Winters", hw))</w:t>
       </w:r>
     </w:p>
@@ -24888,7 +25898,7 @@
           <w:rFonts w:ascii="Consolas" w:hAnsi="Consolas"/>
           <w:sz w:val="15"/>
         </w:rPr>
-        <w:t xml:space="preserve">        record(results, name, f"AR({best_ar['p']}) dengan konstanta", best_ar["fit"], pred, train, test, best_ar["k"], best_ar["AIC"], best_ar["AICc"], best_ar["BIC"])</w:t>
+        <w:t xml:space="preserve">        record(results, name, f"AR({best_ar['p']}) dengan konstanta", best_ar["fit"], pred, train, test, best_ar["k"], best_ar["AIC"], best_ar["AICc"], best_ar["BIC"], d=0)</w:t>
       </w:r>
     </w:p>
     <w:p>
@@ -24914,6 +25924,19 @@
           <w:rFonts w:ascii="Consolas" w:hAnsi="Consolas"/>
           <w:sz w:val="15"/>
         </w:rPr>
+        <w:t xml:space="preserve">        diag_fits[name] = best_ar["fit"]</w:t>
+      </w:r>
+    </w:p>
+    <w:p>
+      <w:pPr>
+        <w:pStyle w:val="Kode"/>
+        <w:spacing w:line="240" w:lineRule="auto"/>
+      </w:pPr>
+      <w:r>
+        <w:rPr>
+          <w:rFonts w:ascii="Consolas" w:hAnsi="Consolas"/>
+          <w:sz w:val="15"/>
+        </w:rPr>
         <w:t xml:space="preserve">        phi = np.asarray(best_ar["fit"].params[1:], dtype=float)</w:t>
       </w:r>
     </w:p>
@@ -25135,6 +26158,32 @@
           <w:rFonts w:ascii="Consolas" w:hAnsi="Consolas"/>
           <w:sz w:val="15"/>
         </w:rPr>
+        <w:t xml:space="preserve">                    if d == 0 and p == 0:</w:t>
+      </w:r>
+    </w:p>
+    <w:p>
+      <w:pPr>
+        <w:pStyle w:val="Kode"/>
+        <w:spacing w:line="240" w:lineRule="auto"/>
+      </w:pPr>
+      <w:r>
+        <w:rPr>
+          <w:rFonts w:ascii="Consolas" w:hAnsi="Consolas"/>
+          <w:sz w:val="15"/>
+        </w:rPr>
+        <w:t xml:space="preserve">                        ma_fits[q] = fit</w:t>
+      </w:r>
+    </w:p>
+    <w:p>
+      <w:pPr>
+        <w:pStyle w:val="Kode"/>
+        <w:spacing w:line="240" w:lineRule="auto"/>
+      </w:pPr>
+      <w:r>
+        <w:rPr>
+          <w:rFonts w:ascii="Consolas" w:hAnsi="Consolas"/>
+          <w:sz w:val="15"/>
+        </w:rPr>
         <w:t xml:space="preserve">                    rows.append(</w:t>
       </w:r>
     </w:p>
@@ -25382,7 +26431,7 @@
           <w:rFonts w:ascii="Consolas" w:hAnsi="Consolas"/>
           <w:sz w:val="15"/>
         </w:rPr>
-        <w:t xml:space="preserve">        record(results, name, f"ARMA({best_arma['p']},{best_arma['q']})", best_arma["fit"], pred, train, test, best_arma["k"], best_arma["AIC"], best_arma["AICc"], best_arma["BIC"])</w:t>
+        <w:t xml:space="preserve">        record(results, name, f"ARMA({best_arma['p']},{best_arma['q']})", best_arma["fit"], pred, train, test, best_arma["k"], best_arma["AIC"], best_arma["AICc"], best_arma["BIC"], d=0)</w:t>
       </w:r>
     </w:p>
     <w:p>
@@ -25408,6 +26457,19 @@
           <w:rFonts w:ascii="Consolas" w:hAnsi="Consolas"/>
           <w:sz w:val="15"/>
         </w:rPr>
+        <w:t xml:space="preserve">        diag_fits[name] = best_arma["fit"]</w:t>
+      </w:r>
+    </w:p>
+    <w:p>
+      <w:pPr>
+        <w:pStyle w:val="Kode"/>
+        <w:spacing w:line="240" w:lineRule="auto"/>
+      </w:pPr>
+      <w:r>
+        <w:rPr>
+          <w:rFonts w:ascii="Consolas" w:hAnsi="Consolas"/>
+          <w:sz w:val="15"/>
+        </w:rPr>
         <w:t xml:space="preserve">        root_rows.append(root_summary(name, best_arma["fit"].arroots, "AR"))</w:t>
       </w:r>
     </w:p>
@@ -25447,6 +26509,227 @@
           <w:rFonts w:ascii="Consolas" w:hAnsi="Consolas"/>
           <w:sz w:val="15"/>
         </w:rPr>
+        <w:t xml:space="preserve">    ma_rows = []</w:t>
+      </w:r>
+    </w:p>
+    <w:p>
+      <w:pPr>
+        <w:pStyle w:val="Kode"/>
+        <w:spacing w:line="240" w:lineRule="auto"/>
+      </w:pPr>
+      <w:r>
+        <w:rPr>
+          <w:rFonts w:ascii="Consolas" w:hAnsi="Consolas"/>
+          <w:sz w:val="15"/>
+        </w:rPr>
+        <w:t xml:space="preserve">    for q, fit in sorted(ma_fits.items()):</w:t>
+      </w:r>
+    </w:p>
+    <w:p>
+      <w:pPr>
+        <w:pStyle w:val="Kode"/>
+        <w:spacing w:line="240" w:lineRule="auto"/>
+      </w:pPr>
+      <w:r>
+        <w:rPr>
+          <w:rFonts w:ascii="Consolas" w:hAnsi="Consolas"/>
+          <w:sz w:val="15"/>
+        </w:rPr>
+        <w:t xml:space="preserve">        row = {</w:t>
+      </w:r>
+    </w:p>
+    <w:p>
+      <w:pPr>
+        <w:pStyle w:val="Kode"/>
+        <w:spacing w:line="240" w:lineRule="auto"/>
+      </w:pPr>
+      <w:r>
+        <w:rPr>
+          <w:rFonts w:ascii="Consolas" w:hAnsi="Consolas"/>
+          <w:sz w:val="15"/>
+        </w:rPr>
+        <w:t xml:space="preserve">            "Model": f"MA({q}) galat",</w:t>
+      </w:r>
+    </w:p>
+    <w:p>
+      <w:pPr>
+        <w:pStyle w:val="Kode"/>
+        <w:spacing w:line="240" w:lineRule="auto"/>
+      </w:pPr>
+      <w:r>
+        <w:rPr>
+          <w:rFonts w:ascii="Consolas" w:hAnsi="Consolas"/>
+          <w:sz w:val="15"/>
+        </w:rPr>
+        <w:t xml:space="preserve">            "q": q,</w:t>
+      </w:r>
+    </w:p>
+    <w:p>
+      <w:pPr>
+        <w:pStyle w:val="Kode"/>
+        <w:spacing w:line="240" w:lineRule="auto"/>
+      </w:pPr>
+      <w:r>
+        <w:rPr>
+          <w:rFonts w:ascii="Consolas" w:hAnsi="Consolas"/>
+          <w:sz w:val="15"/>
+        </w:rPr>
+        <w:t xml:space="preserve">            "d": 0,</w:t>
+      </w:r>
+    </w:p>
+    <w:p>
+      <w:pPr>
+        <w:pStyle w:val="Kode"/>
+        <w:spacing w:line="240" w:lineRule="auto"/>
+      </w:pPr>
+      <w:r>
+        <w:rPr>
+          <w:rFonts w:ascii="Consolas" w:hAnsi="Consolas"/>
+          <w:sz w:val="15"/>
+        </w:rPr>
+        <w:t xml:space="preserve">            "AIC": fit.aic,</w:t>
+      </w:r>
+    </w:p>
+    <w:p>
+      <w:pPr>
+        <w:pStyle w:val="Kode"/>
+        <w:spacing w:line="240" w:lineRule="auto"/>
+      </w:pPr>
+      <w:r>
+        <w:rPr>
+          <w:rFonts w:ascii="Consolas" w:hAnsi="Consolas"/>
+          <w:sz w:val="15"/>
+        </w:rPr>
+        <w:t xml:space="preserve">            "AICc": fit.aicc,</w:t>
+      </w:r>
+    </w:p>
+    <w:p>
+      <w:pPr>
+        <w:pStyle w:val="Kode"/>
+        <w:spacing w:line="240" w:lineRule="auto"/>
+      </w:pPr>
+      <w:r>
+        <w:rPr>
+          <w:rFonts w:ascii="Consolas" w:hAnsi="Consolas"/>
+          <w:sz w:val="15"/>
+        </w:rPr>
+        <w:t xml:space="preserve">            "BIC": fit.bic,</w:t>
+      </w:r>
+    </w:p>
+    <w:p>
+      <w:pPr>
+        <w:pStyle w:val="Kode"/>
+        <w:spacing w:line="240" w:lineRule="auto"/>
+      </w:pPr>
+      <w:r>
+        <w:rPr>
+          <w:rFonts w:ascii="Consolas" w:hAnsi="Consolas"/>
+          <w:sz w:val="15"/>
+        </w:rPr>
+        <w:t xml:space="preserve">            "k": len(fit.params),</w:t>
+      </w:r>
+    </w:p>
+    <w:p>
+      <w:pPr>
+        <w:pStyle w:val="Kode"/>
+        <w:spacing w:line="240" w:lineRule="auto"/>
+      </w:pPr>
+      <w:r>
+        <w:rPr>
+          <w:rFonts w:ascii="Consolas" w:hAnsi="Consolas"/>
+          <w:sz w:val="15"/>
+        </w:rPr>
+        <w:t xml:space="preserve">            "LB20_p": lb_pvalue(fit.resid),</w:t>
+      </w:r>
+    </w:p>
+    <w:p>
+      <w:pPr>
+        <w:pStyle w:val="Kode"/>
+        <w:spacing w:line="240" w:lineRule="auto"/>
+      </w:pPr>
+      <w:r>
+        <w:rPr>
+          <w:rFonts w:ascii="Consolas" w:hAnsi="Consolas"/>
+          <w:sz w:val="15"/>
+        </w:rPr>
+        <w:t xml:space="preserve">        }</w:t>
+      </w:r>
+    </w:p>
+    <w:p>
+      <w:pPr>
+        <w:pStyle w:val="Kode"/>
+        <w:spacing w:line="240" w:lineRule="auto"/>
+      </w:pPr>
+      <w:r>
+        <w:rPr>
+          <w:rFonts w:ascii="Consolas" w:hAnsi="Consolas"/>
+          <w:sz w:val="15"/>
+        </w:rPr>
+        <w:t xml:space="preserve">        ma_rows.append(row)</w:t>
+      </w:r>
+    </w:p>
+    <w:p>
+      <w:pPr>
+        <w:pStyle w:val="Kode"/>
+        <w:spacing w:line="240" w:lineRule="auto"/>
+      </w:pPr>
+      <w:r>
+        <w:rPr>
+          <w:rFonts w:ascii="Consolas" w:hAnsi="Consolas"/>
+          <w:sz w:val="15"/>
+        </w:rPr>
+        <w:t xml:space="preserve">        root_rows.append(root_summary(row["Model"], fit.maroots, "MA"))</w:t>
+      </w:r>
+    </w:p>
+    <w:p>
+      <w:pPr>
+        <w:pStyle w:val="Kode"/>
+        <w:spacing w:line="240" w:lineRule="auto"/>
+      </w:pPr>
+      <w:r>
+        <w:rPr>
+          <w:rFonts w:ascii="Consolas" w:hAnsi="Consolas"/>
+          <w:sz w:val="15"/>
+        </w:rPr>
+        <w:t xml:space="preserve">        diag_fits[row["Model"]] = fit</w:t>
+      </w:r>
+    </w:p>
+    <w:p>
+      <w:pPr>
+        <w:pStyle w:val="Kode"/>
+        <w:spacing w:line="240" w:lineRule="auto"/>
+      </w:pPr>
+      <w:r>
+        <w:rPr>
+          <w:rFonts w:ascii="Consolas" w:hAnsi="Consolas"/>
+          <w:sz w:val="15"/>
+        </w:rPr>
+        <w:t xml:space="preserve">    ma_candidates = pd.DataFrame(ma_rows).sort_values("AICc").reset_index(drop=True)</w:t>
+      </w:r>
+    </w:p>
+    <w:p>
+      <w:pPr>
+        <w:pStyle w:val="Kode"/>
+        <w:spacing w:line="240" w:lineRule="auto"/>
+      </w:pPr>
+      <w:r>
+        <w:rPr>
+          <w:rFonts w:ascii="Consolas" w:hAnsi="Consolas"/>
+          <w:sz w:val="15"/>
+        </w:rPr>
+        <w:t xml:space="preserve"> </w:t>
+      </w:r>
+    </w:p>
+    <w:p>
+      <w:pPr>
+        <w:pStyle w:val="Kode"/>
+        <w:spacing w:line="240" w:lineRule="auto"/>
+      </w:pPr>
+      <w:r>
+        <w:rPr>
+          <w:rFonts w:ascii="Consolas" w:hAnsi="Consolas"/>
+          <w:sz w:val="15"/>
+        </w:rPr>
         <w:t xml:space="preserve">    best_arima = grid_search(1, 3, "ARIMA")</w:t>
       </w:r>
     </w:p>
@@ -25499,7 +26782,7 @@
           <w:rFonts w:ascii="Consolas" w:hAnsi="Consolas"/>
           <w:sz w:val="15"/>
         </w:rPr>
-        <w:t xml:space="preserve">        record(results, name, f"ARIMA({best_arima['p']},1,{best_arima['q']})", best_arima["fit"], pred, train, test, best_arima["k"], best_arima["AIC"], best_arima["AICc"], best_arima["BIC"])</w:t>
+        <w:t xml:space="preserve">        record(results, name, f"ARIMA({best_arima['p']},1,{best_arima['q']})", best_arima["fit"], pred, train, test, best_arima["k"], best_arima["AIC"], best_arima["AICc"], best_arima["BIC"], d=1)</w:t>
       </w:r>
     </w:p>
     <w:p>
@@ -25525,6 +26808,19 @@
           <w:rFonts w:ascii="Consolas" w:hAnsi="Consolas"/>
           <w:sz w:val="15"/>
         </w:rPr>
+        <w:t xml:space="preserve">        diag_fits[name] = best_arima["fit"]</w:t>
+      </w:r>
+    </w:p>
+    <w:p>
+      <w:pPr>
+        <w:pStyle w:val="Kode"/>
+        <w:spacing w:line="240" w:lineRule="auto"/>
+      </w:pPr>
+      <w:r>
+        <w:rPr>
+          <w:rFonts w:ascii="Consolas" w:hAnsi="Consolas"/>
+          <w:sz w:val="15"/>
+        </w:rPr>
         <w:t xml:space="preserve"> </w:t>
       </w:r>
     </w:p>
@@ -26032,7 +27328,7 @@
           <w:rFonts w:ascii="Consolas" w:hAnsi="Consolas"/>
           <w:sz w:val="15"/>
         </w:rPr>
-        <w:t xml:space="preserve">    record(results, sarima_name, "Model musiman terpilih (AICc + Ljung-Box)", best_sarima["fit"], pred, train, test, best_sarima["k"], best_sarima["AIC"], best_sarima["AICc"], best_sarima["BIC"])</w:t>
+        <w:t xml:space="preserve">    record(results, sarima_name, "Model musiman terpilih (AICc + Ljung-Box)", best_sarima["fit"], pred, train, test, best_sarima["k"], best_sarima["AIC"], best_sarima["AICc"], best_sarima["BIC"], d=1)</w:t>
       </w:r>
     </w:p>
     <w:p>
@@ -26058,6 +27354,19 @@
           <w:rFonts w:ascii="Consolas" w:hAnsi="Consolas"/>
           <w:sz w:val="15"/>
         </w:rPr>
+        <w:t xml:space="preserve">    diag_fits[sarima_name] = best_sarima["fit"]</w:t>
+      </w:r>
+    </w:p>
+    <w:p>
+      <w:pPr>
+        <w:pStyle w:val="Kode"/>
+        <w:spacing w:line="240" w:lineRule="auto"/>
+      </w:pPr>
+      <w:r>
+        <w:rPr>
+          <w:rFonts w:ascii="Consolas" w:hAnsi="Consolas"/>
+          <w:sz w:val="15"/>
+        </w:rPr>
         <w:t xml:space="preserve">    root_rows.append(root_summary(sarima_name, best_sarima["fit"].arroots, "AR"))</w:t>
       </w:r>
     </w:p>
@@ -26656,7 +27965,7 @@
           <w:rFonts w:ascii="Consolas" w:hAnsi="Consolas"/>
           <w:sz w:val="15"/>
         </w:rPr>
-        <w:t xml:space="preserve">        record(results, name, "Regresi Fourier (K=2) + ARIMA(1,1,1)", best_fourier["fit"], best_fourier["pred"], train, test, len(best_fourier["fit"].params), best_fourier["row"]["AIC"], best_fourier["row"]["AICc"], best_fourier["row"]["BIC"], "Bonus")</w:t>
+        <w:t xml:space="preserve">        record(results, name, "Regresi Fourier (K=2) + ARIMA(1,1,1)", best_fourier["fit"], best_fourier["pred"], train, test, len(best_fourier["fit"].params), best_fourier["row"]["AIC"], best_fourier["row"]["AICc"], best_fourier["row"]["BIC"], "Bonus", d=1)</w:t>
       </w:r>
     </w:p>
     <w:p>
@@ -26682,6 +27991,19 @@
           <w:rFonts w:ascii="Consolas" w:hAnsi="Consolas"/>
           <w:sz w:val="15"/>
         </w:rPr>
+        <w:t xml:space="preserve">        diag_fits[name] = best_fourier["fit"]</w:t>
+      </w:r>
+    </w:p>
+    <w:p>
+      <w:pPr>
+        <w:pStyle w:val="Kode"/>
+        <w:spacing w:line="240" w:lineRule="auto"/>
+      </w:pPr>
+      <w:r>
+        <w:rPr>
+          <w:rFonts w:ascii="Consolas" w:hAnsi="Consolas"/>
+          <w:sz w:val="15"/>
+        </w:rPr>
         <w:t xml:space="preserve"> </w:t>
       </w:r>
     </w:p>
@@ -26799,6 +28121,32 @@
           <w:rFonts w:ascii="Consolas" w:hAnsi="Consolas"/>
           <w:sz w:val="15"/>
         </w:rPr>
+        <w:t xml:space="preserve">        "ma_candidates": ma_candidates,</w:t>
+      </w:r>
+    </w:p>
+    <w:p>
+      <w:pPr>
+        <w:pStyle w:val="Kode"/>
+        <w:spacing w:line="240" w:lineRule="auto"/>
+      </w:pPr>
+      <w:r>
+        <w:rPr>
+          <w:rFonts w:ascii="Consolas" w:hAnsi="Consolas"/>
+          <w:sz w:val="15"/>
+        </w:rPr>
+        <w:t xml:space="preserve">        "diag_fits": diag_fits,</w:t>
+      </w:r>
+    </w:p>
+    <w:p>
+      <w:pPr>
+        <w:pStyle w:val="Kode"/>
+        <w:spacing w:line="240" w:lineRule="auto"/>
+      </w:pPr>
+      <w:r>
+        <w:rPr>
+          <w:rFonts w:ascii="Consolas" w:hAnsi="Consolas"/>
+          <w:sz w:val="15"/>
+        </w:rPr>
         <w:t xml:space="preserve">    }</w:t>
       </w:r>
     </w:p>
@@ -29321,6 +30669,19 @@
           <w:rFonts w:ascii="Consolas" w:hAnsi="Consolas"/>
           <w:sz w:val="15"/>
         </w:rPr>
+        <w:t xml:space="preserve">    outliers = outlier_summary(series)</w:t>
+      </w:r>
+    </w:p>
+    <w:p>
+      <w:pPr>
+        <w:pStyle w:val="Kode"/>
+        <w:spacing w:line="240" w:lineRule="auto"/>
+      </w:pPr>
+      <w:r>
+        <w:rPr>
+          <w:rFonts w:ascii="Consolas" w:hAnsi="Consolas"/>
+          <w:sz w:val="15"/>
+        </w:rPr>
         <w:t xml:space="preserve">    stationarity = stationarity_table(series)</w:t>
       </w:r>
     </w:p>
@@ -29412,6 +30773,45 @@
           <w:rFonts w:ascii="Consolas" w:hAnsi="Consolas"/>
           <w:sz w:val="15"/>
         </w:rPr>
+        <w:t xml:space="preserve">    model_diagnostics = pd.DataFrame(</w:t>
+      </w:r>
+    </w:p>
+    <w:p>
+      <w:pPr>
+        <w:pStyle w:val="Kode"/>
+        <w:spacing w:line="240" w:lineRule="auto"/>
+      </w:pPr>
+      <w:r>
+        <w:rPr>
+          <w:rFonts w:ascii="Consolas" w:hAnsi="Consolas"/>
+          <w:sz w:val="15"/>
+        </w:rPr>
+        <w:t xml:space="preserve">        [residual_diagnostics(name, fit) for name, fit in extra["diag_fits"].items()]</w:t>
+      </w:r>
+    </w:p>
+    <w:p>
+      <w:pPr>
+        <w:pStyle w:val="Kode"/>
+        <w:spacing w:line="240" w:lineRule="auto"/>
+      </w:pPr>
+      <w:r>
+        <w:rPr>
+          <w:rFonts w:ascii="Consolas" w:hAnsi="Consolas"/>
+          <w:sz w:val="15"/>
+        </w:rPr>
+        <w:t xml:space="preserve">    )</w:t>
+      </w:r>
+    </w:p>
+    <w:p>
+      <w:pPr>
+        <w:pStyle w:val="Kode"/>
+        <w:spacing w:line="240" w:lineRule="auto"/>
+      </w:pPr>
+      <w:r>
+        <w:rPr>
+          <w:rFonts w:ascii="Consolas" w:hAnsi="Consolas"/>
+          <w:sz w:val="15"/>
+        </w:rPr>
         <w:t xml:space="preserve">    best_sarima = extra["best_sarima"]</w:t>
       </w:r>
     </w:p>
@@ -30023,6 +31423,32 @@
           <w:rFonts w:ascii="Consolas" w:hAnsi="Consolas"/>
           <w:sz w:val="15"/>
         </w:rPr>
+        <w:t xml:space="preserve">    extra["ma_candidates"].to_csv(TAB / "ma_candidates.csv", index=False)</w:t>
+      </w:r>
+    </w:p>
+    <w:p>
+      <w:pPr>
+        <w:pStyle w:val="Kode"/>
+        <w:spacing w:line="240" w:lineRule="auto"/>
+      </w:pPr>
+      <w:r>
+        <w:rPr>
+          <w:rFonts w:ascii="Consolas" w:hAnsi="Consolas"/>
+          <w:sz w:val="15"/>
+        </w:rPr>
+        <w:t xml:space="preserve">    model_diagnostics.to_csv(TAB / "model_diagnostics.csv", index=False)</w:t>
+      </w:r>
+    </w:p>
+    <w:p>
+      <w:pPr>
+        <w:pStyle w:val="Kode"/>
+        <w:spacing w:line="240" w:lineRule="auto"/>
+      </w:pPr>
+      <w:r>
+        <w:rPr>
+          <w:rFonts w:ascii="Consolas" w:hAnsi="Consolas"/>
+          <w:sz w:val="15"/>
+        </w:rPr>
         <w:t xml:space="preserve"> </w:t>
       </w:r>
     </w:p>
@@ -30309,6 +31735,19 @@
           <w:rFonts w:ascii="Consolas" w:hAnsi="Consolas"/>
           <w:sz w:val="15"/>
         </w:rPr>
+        <w:t xml:space="preserve">        **outliers,</w:t>
+      </w:r>
+    </w:p>
+    <w:p>
+      <w:pPr>
+        <w:pStyle w:val="Kode"/>
+        <w:spacing w:line="240" w:lineRule="auto"/>
+      </w:pPr>
+      <w:r>
+        <w:rPr>
+          <w:rFonts w:ascii="Consolas" w:hAnsi="Consolas"/>
+          <w:sz w:val="15"/>
+        </w:rPr>
         <w:t xml:space="preserve">        "seasonal_strength": seasonal_strength,</w:t>
       </w:r>
     </w:p>
@@ -30920,6 +32359,19 @@
           <w:rFonts w:ascii="Consolas" w:hAnsi="Consolas"/>
           <w:sz w:val="15"/>
         </w:rPr>
+        <w:t xml:space="preserve">        "Kandidat_MA": extra["ma_candidates"],</w:t>
+      </w:r>
+    </w:p>
+    <w:p>
+      <w:pPr>
+        <w:pStyle w:val="Kode"/>
+        <w:spacing w:line="240" w:lineRule="auto"/>
+      </w:pPr>
+      <w:r>
+        <w:rPr>
+          <w:rFonts w:ascii="Consolas" w:hAnsi="Consolas"/>
+          <w:sz w:val="15"/>
+        </w:rPr>
         <w:t xml:space="preserve">        "Parameter_ES": extra["es_params"],</w:t>
       </w:r>
     </w:p>
@@ -30946,6 +32398,19 @@
           <w:rFonts w:ascii="Consolas" w:hAnsi="Consolas"/>
           <w:sz w:val="15"/>
         </w:rPr>
+        <w:t xml:space="preserve">        "Diagnostik_Model": model_diagnostics,</w:t>
+      </w:r>
+    </w:p>
+    <w:p>
+      <w:pPr>
+        <w:pStyle w:val="Kode"/>
+        <w:spacing w:line="240" w:lineRule="auto"/>
+      </w:pPr>
+      <w:r>
+        <w:rPr>
+          <w:rFonts w:ascii="Consolas" w:hAnsi="Consolas"/>
+          <w:sz w:val="15"/>
+        </w:rPr>
         <w:t xml:space="preserve">        "Koefisien_Final": coefficients,</w:t>
       </w:r>
     </w:p>
@@ -31154,6 +32619,45 @@
           <w:rFonts w:ascii="Consolas" w:hAnsi="Consolas"/>
           <w:sz w:val="15"/>
         </w:rPr>
+        <w:t xml:space="preserve">        "Kandidat_MA memuat model MA(q) galat, terpisah dari MA(3)/MA(8) yang merupakan penghalus.",</w:t>
+      </w:r>
+    </w:p>
+    <w:p>
+      <w:pPr>
+        <w:pStyle w:val="Kode"/>
+        <w:spacing w:line="240" w:lineRule="auto"/>
+      </w:pPr>
+      <w:r>
+        <w:rPr>
+          <w:rFonts w:ascii="Consolas" w:hAnsi="Consolas"/>
+          <w:sz w:val="15"/>
+        </w:rPr>
+        <w:t xml:space="preserve">        "Diagnostik_Model memuat Ljung-Box, Jarque-Bera, dan ARCH untuk model final tiap keluarga.",</w:t>
+      </w:r>
+    </w:p>
+    <w:p>
+      <w:pPr>
+        <w:pStyle w:val="Kode"/>
+        <w:spacing w:line="240" w:lineRule="auto"/>
+      </w:pPr>
+      <w:r>
+        <w:rPr>
+          <w:rFonts w:ascii="Consolas" w:hAnsi="Consolas"/>
+          <w:sz w:val="15"/>
+        </w:rPr>
+        <w:t xml:space="preserve">        "Pemeriksaan pencilan memakai batas IQR 1,5 dan |z| &gt; 3; tidak ditemukan pencilan.",</w:t>
+      </w:r>
+    </w:p>
+    <w:p>
+      <w:pPr>
+        <w:pStyle w:val="Kode"/>
+        <w:spacing w:line="240" w:lineRule="auto"/>
+      </w:pPr>
+      <w:r>
+        <w:rPr>
+          <w:rFonts w:ascii="Consolas" w:hAnsi="Consolas"/>
+          <w:sz w:val="15"/>
+        </w:rPr>
         <w:t xml:space="preserve">    ]</w:t>
       </w:r>
     </w:p>
@@ -31337,11 +32841,6 @@
           <w:sz w:val="15"/>
         </w:rPr>
         <w:t xml:space="preserve"> </w:t>
-      </w:r>
-    </w:p>
-    <w:p>
-      <w:r>
-        <w:br w:type="page"/>
       </w:r>
     </w:p>
     <w:p>
@@ -31363,7 +32862,7 @@
         <w:ind w:firstLine="0"/>
       </w:pPr>
       <w:r>
-        <w:t>Seluruh keluaran numerik tersedia di folder outputs/. Workbook Excel memuat sheet Ringkasan, Data_Mingguan, Statistik_Deskriptif, Uji_Stasioneritas, Perbandingan_Model, Grid_AR, Grid_ARMA, Grid_ARIMA, Grid_SARIMA, Grid_Fourier, SARIMA_D1, Parameter_ES, Akar_Model, Koefisien_Final, Diagnostik_Final, Peramalan, Uji_DM, Bulanan_Konteks, Rasio_PM, dan Catatan.</w:t>
+        <w:t>Seluruh keluaran numerik tersedia di folder outputs/. Workbook Excel memuat sheet Ringkasan, Data_Mingguan, Statistik_Deskriptif, Uji_Stasioneritas, Perbandingan_Model, Grid_AR, Grid_ARMA, Grid_ARIMA, Grid_SARIMA, Grid_Fourier, SARIMA_D1, Kandidat_MA, Parameter_ES, Akar_Model, Diagnostik_Model, Koefisien_Final, Diagnostik_Final, Peramalan, Uji_DM, Bulanan_Konteks, Rasio_PM, dan Catatan. Daftar berkas utama disajikan pada Tabel 16.</w:t>
       </w:r>
     </w:p>
     <w:p>
@@ -31629,7 +33128,7 @@
                 <w:rFonts w:ascii="Times New Roman" w:hAnsi="Times New Roman"/>
                 <w:sz w:val="17"/>
               </w:rPr>
-              <w:t>Walkthrough reproducible dengan output inline</w:t>
+              <w:t>Notebook analisis dengan output inline</w:t>
             </w:r>
           </w:p>
         </w:tc>
@@ -31646,6 +33145,1845 @@
           <w:sz w:val="18"/>
         </w:rPr>
         <w:t>Sumber: Penulis (2026).</w:t>
+      </w:r>
+    </w:p>
+    <w:p>
+      <w:r>
+        <w:br w:type="page"/>
+      </w:r>
+    </w:p>
+    <w:p>
+      <w:pPr>
+        <w:spacing w:line="360" w:lineRule="auto" w:after="120"/>
+        <w:ind w:firstLine="0"/>
+      </w:pPr>
+      <w:r>
+        <w:t>Analisis dijalankan pada Python 3.11.9 dengan pandas 3.0.5, NumPy 2.4.6, statsmodels 0.15.0, SciPy 1.17.1, dan matplotlib 3.11.1; versi lengkap tercatat di requirements.txt. Pipeline tidak memakai prosedur stokastik sehingga random seed tidak diperlukan. Diagnostik ringkas model final tiap keluarga disajikan pada Tabel 17.</w:t>
+      </w:r>
+    </w:p>
+    <w:p>
+      <w:pPr>
+        <w:keepNext/>
+        <w:spacing w:before="120" w:after="40"/>
+        <w:jc w:val="center"/>
+      </w:pPr>
+      <w:r>
+        <w:rPr>
+          <w:rFonts w:ascii="Times New Roman" w:hAnsi="Times New Roman"/>
+          <w:b/>
+          <w:sz w:val="20"/>
+        </w:rPr>
+        <w:t>Tabel 17. Diagnostik residual model final pada data latih</w:t>
+      </w:r>
+    </w:p>
+    <w:tbl>
+      <w:tblPr>
+        <w:tblStyle w:val="TableGrid"/>
+        <w:tblW w:type="auto" w:w="0"/>
+        <w:jc w:val="center"/>
+        <w:tblLayout w:type="fixed"/>
+        <w:tblLook w:firstColumn="1" w:firstRow="1" w:lastColumn="0" w:lastRow="0" w:noHBand="0" w:noVBand="1" w:val="04A0"/>
+        <w:tblCellMar>
+          <w:top w:w="40" w:type="dxa"/>
+          <w:bottom w:w="40" w:type="dxa"/>
+          <w:left w:w="70" w:type="dxa"/>
+          <w:right w:w="70" w:type="dxa"/>
+        </w:tblCellMar>
+      </w:tblPr>
+      <w:tblGrid>
+        <w:gridCol w:w="1417"/>
+        <w:gridCol w:w="1417"/>
+        <w:gridCol w:w="1417"/>
+        <w:gridCol w:w="1417"/>
+        <w:gridCol w:w="1417"/>
+        <w:gridCol w:w="1417"/>
+      </w:tblGrid>
+      <w:tr>
+        <w:trPr>
+          <w:tblHeader w:val="true"/>
+        </w:trPr>
+        <w:tc>
+          <w:tcPr>
+            <w:tcW w:type="dxa" w:w="2381"/>
+            <w:shd w:fill="D9E2F3"/>
+          </w:tcPr>
+          <w:p>
+            <w:pPr>
+              <w:jc w:val="center"/>
+            </w:pPr>
+            <w:r/>
+            <w:r>
+              <w:rPr>
+                <w:rFonts w:ascii="Times New Roman" w:hAnsi="Times New Roman"/>
+                <w:b/>
+                <w:sz w:val="17"/>
+              </w:rPr>
+              <w:t>Model</w:t>
+            </w:r>
+          </w:p>
+        </w:tc>
+        <w:tc>
+          <w:tcPr>
+            <w:tcW w:type="dxa" w:w="1077"/>
+            <w:shd w:fill="D9E2F3"/>
+          </w:tcPr>
+          <w:p>
+            <w:pPr>
+              <w:jc w:val="center"/>
+            </w:pPr>
+            <w:r/>
+            <w:r>
+              <w:rPr>
+                <w:rFonts w:ascii="Times New Roman" w:hAnsi="Times New Roman"/>
+                <w:b/>
+                <w:sz w:val="17"/>
+              </w:rPr>
+              <w:t>LB10 p</w:t>
+            </w:r>
+          </w:p>
+        </w:tc>
+        <w:tc>
+          <w:tcPr>
+            <w:tcW w:type="dxa" w:w="1077"/>
+            <w:shd w:fill="D9E2F3"/>
+          </w:tcPr>
+          <w:p>
+            <w:pPr>
+              <w:jc w:val="center"/>
+            </w:pPr>
+            <w:r/>
+            <w:r>
+              <w:rPr>
+                <w:rFonts w:ascii="Times New Roman" w:hAnsi="Times New Roman"/>
+                <w:b/>
+                <w:sz w:val="17"/>
+              </w:rPr>
+              <w:t>LB20 p</w:t>
+            </w:r>
+          </w:p>
+        </w:tc>
+        <w:tc>
+          <w:tcPr>
+            <w:tcW w:type="dxa" w:w="1077"/>
+            <w:shd w:fill="D9E2F3"/>
+          </w:tcPr>
+          <w:p>
+            <w:pPr>
+              <w:jc w:val="center"/>
+            </w:pPr>
+            <w:r/>
+            <w:r>
+              <w:rPr>
+                <w:rFonts w:ascii="Times New Roman" w:hAnsi="Times New Roman"/>
+                <w:b/>
+                <w:sz w:val="17"/>
+              </w:rPr>
+              <w:t>LB52 p</w:t>
+            </w:r>
+          </w:p>
+        </w:tc>
+        <w:tc>
+          <w:tcPr>
+            <w:tcW w:type="dxa" w:w="1077"/>
+            <w:shd w:fill="D9E2F3"/>
+          </w:tcPr>
+          <w:p>
+            <w:pPr>
+              <w:jc w:val="center"/>
+            </w:pPr>
+            <w:r/>
+            <w:r>
+              <w:rPr>
+                <w:rFonts w:ascii="Times New Roman" w:hAnsi="Times New Roman"/>
+                <w:b/>
+                <w:sz w:val="17"/>
+              </w:rPr>
+              <w:t>JB p</w:t>
+            </w:r>
+          </w:p>
+        </w:tc>
+        <w:tc>
+          <w:tcPr>
+            <w:tcW w:type="dxa" w:w="1077"/>
+            <w:shd w:fill="D9E2F3"/>
+          </w:tcPr>
+          <w:p>
+            <w:pPr>
+              <w:jc w:val="center"/>
+            </w:pPr>
+            <w:r/>
+            <w:r>
+              <w:rPr>
+                <w:rFonts w:ascii="Times New Roman" w:hAnsi="Times New Roman"/>
+                <w:b/>
+                <w:sz w:val="17"/>
+              </w:rPr>
+              <w:t>ARCH p</w:t>
+            </w:r>
+          </w:p>
+        </w:tc>
+      </w:tr>
+      <w:tr>
+        <w:tc>
+          <w:tcPr>
+            <w:tcW w:type="dxa" w:w="2381"/>
+          </w:tcPr>
+          <w:p>
+            <w:pPr>
+              <w:jc w:val="center"/>
+            </w:pPr>
+            <w:r/>
+            <w:r>
+              <w:rPr>
+                <w:rFonts w:ascii="Times New Roman" w:hAnsi="Times New Roman"/>
+                <w:sz w:val="17"/>
+              </w:rPr>
+              <w:t>SES</w:t>
+            </w:r>
+          </w:p>
+        </w:tc>
+        <w:tc>
+          <w:tcPr>
+            <w:tcW w:type="dxa" w:w="1077"/>
+          </w:tcPr>
+          <w:p>
+            <w:pPr>
+              <w:jc w:val="center"/>
+            </w:pPr>
+            <w:r/>
+            <w:r>
+              <w:rPr>
+                <w:rFonts w:ascii="Times New Roman" w:hAnsi="Times New Roman"/>
+                <w:sz w:val="17"/>
+              </w:rPr>
+              <w:t>0,646</w:t>
+            </w:r>
+          </w:p>
+        </w:tc>
+        <w:tc>
+          <w:tcPr>
+            <w:tcW w:type="dxa" w:w="1077"/>
+          </w:tcPr>
+          <w:p>
+            <w:pPr>
+              <w:jc w:val="center"/>
+            </w:pPr>
+            <w:r/>
+            <w:r>
+              <w:rPr>
+                <w:rFonts w:ascii="Times New Roman" w:hAnsi="Times New Roman"/>
+                <w:sz w:val="17"/>
+              </w:rPr>
+              <w:t>0,534</w:t>
+            </w:r>
+          </w:p>
+        </w:tc>
+        <w:tc>
+          <w:tcPr>
+            <w:tcW w:type="dxa" w:w="1077"/>
+          </w:tcPr>
+          <w:p>
+            <w:pPr>
+              <w:jc w:val="center"/>
+            </w:pPr>
+            <w:r/>
+            <w:r>
+              <w:rPr>
+                <w:rFonts w:ascii="Times New Roman" w:hAnsi="Times New Roman"/>
+                <w:sz w:val="17"/>
+              </w:rPr>
+              <w:t>0,632</w:t>
+            </w:r>
+          </w:p>
+        </w:tc>
+        <w:tc>
+          <w:tcPr>
+            <w:tcW w:type="dxa" w:w="1077"/>
+          </w:tcPr>
+          <w:p>
+            <w:pPr>
+              <w:jc w:val="center"/>
+            </w:pPr>
+            <w:r/>
+            <w:r>
+              <w:rPr>
+                <w:rFonts w:ascii="Times New Roman" w:hAnsi="Times New Roman"/>
+                <w:sz w:val="17"/>
+              </w:rPr>
+              <w:t>0,734</w:t>
+            </w:r>
+          </w:p>
+        </w:tc>
+        <w:tc>
+          <w:tcPr>
+            <w:tcW w:type="dxa" w:w="1077"/>
+          </w:tcPr>
+          <w:p>
+            <w:pPr>
+              <w:jc w:val="center"/>
+            </w:pPr>
+            <w:r/>
+            <w:r>
+              <w:rPr>
+                <w:rFonts w:ascii="Times New Roman" w:hAnsi="Times New Roman"/>
+                <w:sz w:val="17"/>
+              </w:rPr>
+              <w:t>0,015</w:t>
+            </w:r>
+          </w:p>
+        </w:tc>
+      </w:tr>
+      <w:tr>
+        <w:tc>
+          <w:tcPr>
+            <w:tcW w:type="dxa" w:w="2381"/>
+          </w:tcPr>
+          <w:p>
+            <w:pPr>
+              <w:jc w:val="center"/>
+            </w:pPr>
+            <w:r/>
+            <w:r>
+              <w:rPr>
+                <w:rFonts w:ascii="Times New Roman" w:hAnsi="Times New Roman"/>
+                <w:sz w:val="17"/>
+              </w:rPr>
+              <w:t>Holt</w:t>
+            </w:r>
+          </w:p>
+        </w:tc>
+        <w:tc>
+          <w:tcPr>
+            <w:tcW w:type="dxa" w:w="1077"/>
+          </w:tcPr>
+          <w:p>
+            <w:pPr>
+              <w:jc w:val="center"/>
+            </w:pPr>
+            <w:r/>
+            <w:r>
+              <w:rPr>
+                <w:rFonts w:ascii="Times New Roman" w:hAnsi="Times New Roman"/>
+                <w:sz w:val="17"/>
+              </w:rPr>
+              <w:t>0,645</w:t>
+            </w:r>
+          </w:p>
+        </w:tc>
+        <w:tc>
+          <w:tcPr>
+            <w:tcW w:type="dxa" w:w="1077"/>
+          </w:tcPr>
+          <w:p>
+            <w:pPr>
+              <w:jc w:val="center"/>
+            </w:pPr>
+            <w:r/>
+            <w:r>
+              <w:rPr>
+                <w:rFonts w:ascii="Times New Roman" w:hAnsi="Times New Roman"/>
+                <w:sz w:val="17"/>
+              </w:rPr>
+              <w:t>0,534</w:t>
+            </w:r>
+          </w:p>
+        </w:tc>
+        <w:tc>
+          <w:tcPr>
+            <w:tcW w:type="dxa" w:w="1077"/>
+          </w:tcPr>
+          <w:p>
+            <w:pPr>
+              <w:jc w:val="center"/>
+            </w:pPr>
+            <w:r/>
+            <w:r>
+              <w:rPr>
+                <w:rFonts w:ascii="Times New Roman" w:hAnsi="Times New Roman"/>
+                <w:sz w:val="17"/>
+              </w:rPr>
+              <w:t>0,632</w:t>
+            </w:r>
+          </w:p>
+        </w:tc>
+        <w:tc>
+          <w:tcPr>
+            <w:tcW w:type="dxa" w:w="1077"/>
+          </w:tcPr>
+          <w:p>
+            <w:pPr>
+              <w:jc w:val="center"/>
+            </w:pPr>
+            <w:r/>
+            <w:r>
+              <w:rPr>
+                <w:rFonts w:ascii="Times New Roman" w:hAnsi="Times New Roman"/>
+                <w:sz w:val="17"/>
+              </w:rPr>
+              <w:t>0,734</w:t>
+            </w:r>
+          </w:p>
+        </w:tc>
+        <w:tc>
+          <w:tcPr>
+            <w:tcW w:type="dxa" w:w="1077"/>
+          </w:tcPr>
+          <w:p>
+            <w:pPr>
+              <w:jc w:val="center"/>
+            </w:pPr>
+            <w:r/>
+            <w:r>
+              <w:rPr>
+                <w:rFonts w:ascii="Times New Roman" w:hAnsi="Times New Roman"/>
+                <w:sz w:val="17"/>
+              </w:rPr>
+              <w:t>0,015</w:t>
+            </w:r>
+          </w:p>
+        </w:tc>
+      </w:tr>
+      <w:tr>
+        <w:tc>
+          <w:tcPr>
+            <w:tcW w:type="dxa" w:w="2381"/>
+          </w:tcPr>
+          <w:p>
+            <w:pPr>
+              <w:jc w:val="center"/>
+            </w:pPr>
+            <w:r/>
+            <w:r>
+              <w:rPr>
+                <w:rFonts w:ascii="Times New Roman" w:hAnsi="Times New Roman"/>
+                <w:sz w:val="17"/>
+              </w:rPr>
+              <w:t>Holt-Winters</w:t>
+            </w:r>
+          </w:p>
+        </w:tc>
+        <w:tc>
+          <w:tcPr>
+            <w:tcW w:type="dxa" w:w="1077"/>
+          </w:tcPr>
+          <w:p>
+            <w:pPr>
+              <w:jc w:val="center"/>
+            </w:pPr>
+            <w:r/>
+            <w:r>
+              <w:rPr>
+                <w:rFonts w:ascii="Times New Roman" w:hAnsi="Times New Roman"/>
+                <w:sz w:val="17"/>
+              </w:rPr>
+              <w:t>0,055</w:t>
+            </w:r>
+          </w:p>
+        </w:tc>
+        <w:tc>
+          <w:tcPr>
+            <w:tcW w:type="dxa" w:w="1077"/>
+          </w:tcPr>
+          <w:p>
+            <w:pPr>
+              <w:jc w:val="center"/>
+            </w:pPr>
+            <w:r/>
+            <w:r>
+              <w:rPr>
+                <w:rFonts w:ascii="Times New Roman" w:hAnsi="Times New Roman"/>
+                <w:sz w:val="17"/>
+              </w:rPr>
+              <w:t>0,006</w:t>
+            </w:r>
+          </w:p>
+        </w:tc>
+        <w:tc>
+          <w:tcPr>
+            <w:tcW w:type="dxa" w:w="1077"/>
+          </w:tcPr>
+          <w:p>
+            <w:pPr>
+              <w:jc w:val="center"/>
+            </w:pPr>
+            <w:r/>
+            <w:r>
+              <w:rPr>
+                <w:rFonts w:ascii="Times New Roman" w:hAnsi="Times New Roman"/>
+                <w:sz w:val="17"/>
+              </w:rPr>
+              <w:t>&lt;0,001</w:t>
+            </w:r>
+          </w:p>
+        </w:tc>
+        <w:tc>
+          <w:tcPr>
+            <w:tcW w:type="dxa" w:w="1077"/>
+          </w:tcPr>
+          <w:p>
+            <w:pPr>
+              <w:jc w:val="center"/>
+            </w:pPr>
+            <w:r/>
+            <w:r>
+              <w:rPr>
+                <w:rFonts w:ascii="Times New Roman" w:hAnsi="Times New Roman"/>
+                <w:sz w:val="17"/>
+              </w:rPr>
+              <w:t>0,331</w:t>
+            </w:r>
+          </w:p>
+        </w:tc>
+        <w:tc>
+          <w:tcPr>
+            <w:tcW w:type="dxa" w:w="1077"/>
+          </w:tcPr>
+          <w:p>
+            <w:pPr>
+              <w:jc w:val="center"/>
+            </w:pPr>
+            <w:r/>
+            <w:r>
+              <w:rPr>
+                <w:rFonts w:ascii="Times New Roman" w:hAnsi="Times New Roman"/>
+                <w:sz w:val="17"/>
+              </w:rPr>
+              <w:t>0,004</w:t>
+            </w:r>
+          </w:p>
+        </w:tc>
+      </w:tr>
+      <w:tr>
+        <w:tc>
+          <w:tcPr>
+            <w:tcW w:type="dxa" w:w="2381"/>
+          </w:tcPr>
+          <w:p>
+            <w:pPr>
+              <w:jc w:val="center"/>
+            </w:pPr>
+            <w:r/>
+            <w:r>
+              <w:rPr>
+                <w:rFonts w:ascii="Times New Roman" w:hAnsi="Times New Roman"/>
+                <w:sz w:val="17"/>
+              </w:rPr>
+              <w:t>AR(12)</w:t>
+            </w:r>
+          </w:p>
+        </w:tc>
+        <w:tc>
+          <w:tcPr>
+            <w:tcW w:type="dxa" w:w="1077"/>
+          </w:tcPr>
+          <w:p>
+            <w:pPr>
+              <w:jc w:val="center"/>
+            </w:pPr>
+            <w:r/>
+            <w:r>
+              <w:rPr>
+                <w:rFonts w:ascii="Times New Roman" w:hAnsi="Times New Roman"/>
+                <w:sz w:val="17"/>
+              </w:rPr>
+              <w:t>0,999</w:t>
+            </w:r>
+          </w:p>
+        </w:tc>
+        <w:tc>
+          <w:tcPr>
+            <w:tcW w:type="dxa" w:w="1077"/>
+          </w:tcPr>
+          <w:p>
+            <w:pPr>
+              <w:jc w:val="center"/>
+            </w:pPr>
+            <w:r/>
+            <w:r>
+              <w:rPr>
+                <w:rFonts w:ascii="Times New Roman" w:hAnsi="Times New Roman"/>
+                <w:sz w:val="17"/>
+              </w:rPr>
+              <w:t>0,994</w:t>
+            </w:r>
+          </w:p>
+        </w:tc>
+        <w:tc>
+          <w:tcPr>
+            <w:tcW w:type="dxa" w:w="1077"/>
+          </w:tcPr>
+          <w:p>
+            <w:pPr>
+              <w:jc w:val="center"/>
+            </w:pPr>
+            <w:r/>
+            <w:r>
+              <w:rPr>
+                <w:rFonts w:ascii="Times New Roman" w:hAnsi="Times New Roman"/>
+                <w:sz w:val="17"/>
+              </w:rPr>
+              <w:t>0,984</w:t>
+            </w:r>
+          </w:p>
+        </w:tc>
+        <w:tc>
+          <w:tcPr>
+            <w:tcW w:type="dxa" w:w="1077"/>
+          </w:tcPr>
+          <w:p>
+            <w:pPr>
+              <w:jc w:val="center"/>
+            </w:pPr>
+            <w:r/>
+            <w:r>
+              <w:rPr>
+                <w:rFonts w:ascii="Times New Roman" w:hAnsi="Times New Roman"/>
+                <w:sz w:val="17"/>
+              </w:rPr>
+              <w:t>0,313</w:t>
+            </w:r>
+          </w:p>
+        </w:tc>
+        <w:tc>
+          <w:tcPr>
+            <w:tcW w:type="dxa" w:w="1077"/>
+          </w:tcPr>
+          <w:p>
+            <w:pPr>
+              <w:jc w:val="center"/>
+            </w:pPr>
+            <w:r/>
+            <w:r>
+              <w:rPr>
+                <w:rFonts w:ascii="Times New Roman" w:hAnsi="Times New Roman"/>
+                <w:sz w:val="17"/>
+              </w:rPr>
+              <w:t>0,040</w:t>
+            </w:r>
+          </w:p>
+        </w:tc>
+      </w:tr>
+      <w:tr>
+        <w:tc>
+          <w:tcPr>
+            <w:tcW w:type="dxa" w:w="2381"/>
+          </w:tcPr>
+          <w:p>
+            <w:pPr>
+              <w:jc w:val="center"/>
+            </w:pPr>
+            <w:r/>
+            <w:r>
+              <w:rPr>
+                <w:rFonts w:ascii="Times New Roman" w:hAnsi="Times New Roman"/>
+                <w:sz w:val="17"/>
+              </w:rPr>
+              <w:t>ARMA(2,3)</w:t>
+            </w:r>
+          </w:p>
+        </w:tc>
+        <w:tc>
+          <w:tcPr>
+            <w:tcW w:type="dxa" w:w="1077"/>
+          </w:tcPr>
+          <w:p>
+            <w:pPr>
+              <w:jc w:val="center"/>
+            </w:pPr>
+            <w:r/>
+            <w:r>
+              <w:rPr>
+                <w:rFonts w:ascii="Times New Roman" w:hAnsi="Times New Roman"/>
+                <w:sz w:val="17"/>
+              </w:rPr>
+              <w:t>0,989</w:t>
+            </w:r>
+          </w:p>
+        </w:tc>
+        <w:tc>
+          <w:tcPr>
+            <w:tcW w:type="dxa" w:w="1077"/>
+          </w:tcPr>
+          <w:p>
+            <w:pPr>
+              <w:jc w:val="center"/>
+            </w:pPr>
+            <w:r/>
+            <w:r>
+              <w:rPr>
+                <w:rFonts w:ascii="Times New Roman" w:hAnsi="Times New Roman"/>
+                <w:sz w:val="17"/>
+              </w:rPr>
+              <w:t>0,863</w:t>
+            </w:r>
+          </w:p>
+        </w:tc>
+        <w:tc>
+          <w:tcPr>
+            <w:tcW w:type="dxa" w:w="1077"/>
+          </w:tcPr>
+          <w:p>
+            <w:pPr>
+              <w:jc w:val="center"/>
+            </w:pPr>
+            <w:r/>
+            <w:r>
+              <w:rPr>
+                <w:rFonts w:ascii="Times New Roman" w:hAnsi="Times New Roman"/>
+                <w:sz w:val="17"/>
+              </w:rPr>
+              <w:t>0,802</w:t>
+            </w:r>
+          </w:p>
+        </w:tc>
+        <w:tc>
+          <w:tcPr>
+            <w:tcW w:type="dxa" w:w="1077"/>
+          </w:tcPr>
+          <w:p>
+            <w:pPr>
+              <w:jc w:val="center"/>
+            </w:pPr>
+            <w:r/>
+            <w:r>
+              <w:rPr>
+                <w:rFonts w:ascii="Times New Roman" w:hAnsi="Times New Roman"/>
+                <w:sz w:val="17"/>
+              </w:rPr>
+              <w:t>0,104</w:t>
+            </w:r>
+          </w:p>
+        </w:tc>
+        <w:tc>
+          <w:tcPr>
+            <w:tcW w:type="dxa" w:w="1077"/>
+          </w:tcPr>
+          <w:p>
+            <w:pPr>
+              <w:jc w:val="center"/>
+            </w:pPr>
+            <w:r/>
+            <w:r>
+              <w:rPr>
+                <w:rFonts w:ascii="Times New Roman" w:hAnsi="Times New Roman"/>
+                <w:sz w:val="17"/>
+              </w:rPr>
+              <w:t>0,045</w:t>
+            </w:r>
+          </w:p>
+        </w:tc>
+      </w:tr>
+      <w:tr>
+        <w:tc>
+          <w:tcPr>
+            <w:tcW w:type="dxa" w:w="2381"/>
+          </w:tcPr>
+          <w:p>
+            <w:pPr>
+              <w:jc w:val="center"/>
+            </w:pPr>
+            <w:r/>
+            <w:r>
+              <w:rPr>
+                <w:rFonts w:ascii="Times New Roman" w:hAnsi="Times New Roman"/>
+                <w:sz w:val="17"/>
+              </w:rPr>
+              <w:t>MA(1) galat</w:t>
+            </w:r>
+          </w:p>
+        </w:tc>
+        <w:tc>
+          <w:tcPr>
+            <w:tcW w:type="dxa" w:w="1077"/>
+          </w:tcPr>
+          <w:p>
+            <w:pPr>
+              <w:jc w:val="center"/>
+            </w:pPr>
+            <w:r/>
+            <w:r>
+              <w:rPr>
+                <w:rFonts w:ascii="Times New Roman" w:hAnsi="Times New Roman"/>
+                <w:sz w:val="17"/>
+              </w:rPr>
+              <w:t>0,017</w:t>
+            </w:r>
+          </w:p>
+        </w:tc>
+        <w:tc>
+          <w:tcPr>
+            <w:tcW w:type="dxa" w:w="1077"/>
+          </w:tcPr>
+          <w:p>
+            <w:pPr>
+              <w:jc w:val="center"/>
+            </w:pPr>
+            <w:r/>
+            <w:r>
+              <w:rPr>
+                <w:rFonts w:ascii="Times New Roman" w:hAnsi="Times New Roman"/>
+                <w:sz w:val="17"/>
+              </w:rPr>
+              <w:t>0,009</w:t>
+            </w:r>
+          </w:p>
+        </w:tc>
+        <w:tc>
+          <w:tcPr>
+            <w:tcW w:type="dxa" w:w="1077"/>
+          </w:tcPr>
+          <w:p>
+            <w:pPr>
+              <w:jc w:val="center"/>
+            </w:pPr>
+            <w:r/>
+            <w:r>
+              <w:rPr>
+                <w:rFonts w:ascii="Times New Roman" w:hAnsi="Times New Roman"/>
+                <w:sz w:val="17"/>
+              </w:rPr>
+              <w:t>0,004</w:t>
+            </w:r>
+          </w:p>
+        </w:tc>
+        <w:tc>
+          <w:tcPr>
+            <w:tcW w:type="dxa" w:w="1077"/>
+          </w:tcPr>
+          <w:p>
+            <w:pPr>
+              <w:jc w:val="center"/>
+            </w:pPr>
+            <w:r/>
+            <w:r>
+              <w:rPr>
+                <w:rFonts w:ascii="Times New Roman" w:hAnsi="Times New Roman"/>
+                <w:sz w:val="17"/>
+              </w:rPr>
+              <w:t>0,008</w:t>
+            </w:r>
+          </w:p>
+        </w:tc>
+        <w:tc>
+          <w:tcPr>
+            <w:tcW w:type="dxa" w:w="1077"/>
+          </w:tcPr>
+          <w:p>
+            <w:pPr>
+              <w:jc w:val="center"/>
+            </w:pPr>
+            <w:r/>
+            <w:r>
+              <w:rPr>
+                <w:rFonts w:ascii="Times New Roman" w:hAnsi="Times New Roman"/>
+                <w:sz w:val="17"/>
+              </w:rPr>
+              <w:t>&lt;0,001</w:t>
+            </w:r>
+          </w:p>
+        </w:tc>
+      </w:tr>
+      <w:tr>
+        <w:tc>
+          <w:tcPr>
+            <w:tcW w:type="dxa" w:w="2381"/>
+          </w:tcPr>
+          <w:p>
+            <w:pPr>
+              <w:jc w:val="center"/>
+            </w:pPr>
+            <w:r/>
+            <w:r>
+              <w:rPr>
+                <w:rFonts w:ascii="Times New Roman" w:hAnsi="Times New Roman"/>
+                <w:sz w:val="17"/>
+              </w:rPr>
+              <w:t>MA(2) galat</w:t>
+            </w:r>
+          </w:p>
+        </w:tc>
+        <w:tc>
+          <w:tcPr>
+            <w:tcW w:type="dxa" w:w="1077"/>
+          </w:tcPr>
+          <w:p>
+            <w:pPr>
+              <w:jc w:val="center"/>
+            </w:pPr>
+            <w:r/>
+            <w:r>
+              <w:rPr>
+                <w:rFonts w:ascii="Times New Roman" w:hAnsi="Times New Roman"/>
+                <w:sz w:val="17"/>
+              </w:rPr>
+              <w:t>0,082</w:t>
+            </w:r>
+          </w:p>
+        </w:tc>
+        <w:tc>
+          <w:tcPr>
+            <w:tcW w:type="dxa" w:w="1077"/>
+          </w:tcPr>
+          <w:p>
+            <w:pPr>
+              <w:jc w:val="center"/>
+            </w:pPr>
+            <w:r/>
+            <w:r>
+              <w:rPr>
+                <w:rFonts w:ascii="Times New Roman" w:hAnsi="Times New Roman"/>
+                <w:sz w:val="17"/>
+              </w:rPr>
+              <w:t>0,049</w:t>
+            </w:r>
+          </w:p>
+        </w:tc>
+        <w:tc>
+          <w:tcPr>
+            <w:tcW w:type="dxa" w:w="1077"/>
+          </w:tcPr>
+          <w:p>
+            <w:pPr>
+              <w:jc w:val="center"/>
+            </w:pPr>
+            <w:r/>
+            <w:r>
+              <w:rPr>
+                <w:rFonts w:ascii="Times New Roman" w:hAnsi="Times New Roman"/>
+                <w:sz w:val="17"/>
+              </w:rPr>
+              <w:t>0,014</w:t>
+            </w:r>
+          </w:p>
+        </w:tc>
+        <w:tc>
+          <w:tcPr>
+            <w:tcW w:type="dxa" w:w="1077"/>
+          </w:tcPr>
+          <w:p>
+            <w:pPr>
+              <w:jc w:val="center"/>
+            </w:pPr>
+            <w:r/>
+            <w:r>
+              <w:rPr>
+                <w:rFonts w:ascii="Times New Roman" w:hAnsi="Times New Roman"/>
+                <w:sz w:val="17"/>
+              </w:rPr>
+              <w:t>0,011</w:t>
+            </w:r>
+          </w:p>
+        </w:tc>
+        <w:tc>
+          <w:tcPr>
+            <w:tcW w:type="dxa" w:w="1077"/>
+          </w:tcPr>
+          <w:p>
+            <w:pPr>
+              <w:jc w:val="center"/>
+            </w:pPr>
+            <w:r/>
+            <w:r>
+              <w:rPr>
+                <w:rFonts w:ascii="Times New Roman" w:hAnsi="Times New Roman"/>
+                <w:sz w:val="17"/>
+              </w:rPr>
+              <w:t>0,004</w:t>
+            </w:r>
+          </w:p>
+        </w:tc>
+      </w:tr>
+      <w:tr>
+        <w:tc>
+          <w:tcPr>
+            <w:tcW w:type="dxa" w:w="2381"/>
+          </w:tcPr>
+          <w:p>
+            <w:pPr>
+              <w:jc w:val="center"/>
+            </w:pPr>
+            <w:r/>
+            <w:r>
+              <w:rPr>
+                <w:rFonts w:ascii="Times New Roman" w:hAnsi="Times New Roman"/>
+                <w:sz w:val="17"/>
+              </w:rPr>
+              <w:t>MA(3) galat</w:t>
+            </w:r>
+          </w:p>
+        </w:tc>
+        <w:tc>
+          <w:tcPr>
+            <w:tcW w:type="dxa" w:w="1077"/>
+          </w:tcPr>
+          <w:p>
+            <w:pPr>
+              <w:jc w:val="center"/>
+            </w:pPr>
+            <w:r/>
+            <w:r>
+              <w:rPr>
+                <w:rFonts w:ascii="Times New Roman" w:hAnsi="Times New Roman"/>
+                <w:sz w:val="17"/>
+              </w:rPr>
+              <w:t>0,540</w:t>
+            </w:r>
+          </w:p>
+        </w:tc>
+        <w:tc>
+          <w:tcPr>
+            <w:tcW w:type="dxa" w:w="1077"/>
+          </w:tcPr>
+          <w:p>
+            <w:pPr>
+              <w:jc w:val="center"/>
+            </w:pPr>
+            <w:r/>
+            <w:r>
+              <w:rPr>
+                <w:rFonts w:ascii="Times New Roman" w:hAnsi="Times New Roman"/>
+                <w:sz w:val="17"/>
+              </w:rPr>
+              <w:t>0,328</w:t>
+            </w:r>
+          </w:p>
+        </w:tc>
+        <w:tc>
+          <w:tcPr>
+            <w:tcW w:type="dxa" w:w="1077"/>
+          </w:tcPr>
+          <w:p>
+            <w:pPr>
+              <w:jc w:val="center"/>
+            </w:pPr>
+            <w:r/>
+            <w:r>
+              <w:rPr>
+                <w:rFonts w:ascii="Times New Roman" w:hAnsi="Times New Roman"/>
+                <w:sz w:val="17"/>
+              </w:rPr>
+              <w:t>0,115</w:t>
+            </w:r>
+          </w:p>
+        </w:tc>
+        <w:tc>
+          <w:tcPr>
+            <w:tcW w:type="dxa" w:w="1077"/>
+          </w:tcPr>
+          <w:p>
+            <w:pPr>
+              <w:jc w:val="center"/>
+            </w:pPr>
+            <w:r/>
+            <w:r>
+              <w:rPr>
+                <w:rFonts w:ascii="Times New Roman" w:hAnsi="Times New Roman"/>
+                <w:sz w:val="17"/>
+              </w:rPr>
+              <w:t>0,021</w:t>
+            </w:r>
+          </w:p>
+        </w:tc>
+        <w:tc>
+          <w:tcPr>
+            <w:tcW w:type="dxa" w:w="1077"/>
+          </w:tcPr>
+          <w:p>
+            <w:pPr>
+              <w:jc w:val="center"/>
+            </w:pPr>
+            <w:r/>
+            <w:r>
+              <w:rPr>
+                <w:rFonts w:ascii="Times New Roman" w:hAnsi="Times New Roman"/>
+                <w:sz w:val="17"/>
+              </w:rPr>
+              <w:t>0,005</w:t>
+            </w:r>
+          </w:p>
+        </w:tc>
+      </w:tr>
+      <w:tr>
+        <w:tc>
+          <w:tcPr>
+            <w:tcW w:type="dxa" w:w="2381"/>
+          </w:tcPr>
+          <w:p>
+            <w:pPr>
+              <w:jc w:val="center"/>
+            </w:pPr>
+            <w:r/>
+            <w:r>
+              <w:rPr>
+                <w:rFonts w:ascii="Times New Roman" w:hAnsi="Times New Roman"/>
+                <w:sz w:val="17"/>
+              </w:rPr>
+              <w:t>ARIMA(1,1,3)</w:t>
+            </w:r>
+          </w:p>
+        </w:tc>
+        <w:tc>
+          <w:tcPr>
+            <w:tcW w:type="dxa" w:w="1077"/>
+          </w:tcPr>
+          <w:p>
+            <w:pPr>
+              <w:jc w:val="center"/>
+            </w:pPr>
+            <w:r/>
+            <w:r>
+              <w:rPr>
+                <w:rFonts w:ascii="Times New Roman" w:hAnsi="Times New Roman"/>
+                <w:sz w:val="17"/>
+              </w:rPr>
+              <w:t>0,991</w:t>
+            </w:r>
+          </w:p>
+        </w:tc>
+        <w:tc>
+          <w:tcPr>
+            <w:tcW w:type="dxa" w:w="1077"/>
+          </w:tcPr>
+          <w:p>
+            <w:pPr>
+              <w:jc w:val="center"/>
+            </w:pPr>
+            <w:r/>
+            <w:r>
+              <w:rPr>
+                <w:rFonts w:ascii="Times New Roman" w:hAnsi="Times New Roman"/>
+                <w:sz w:val="17"/>
+              </w:rPr>
+              <w:t>0,871</w:t>
+            </w:r>
+          </w:p>
+        </w:tc>
+        <w:tc>
+          <w:tcPr>
+            <w:tcW w:type="dxa" w:w="1077"/>
+          </w:tcPr>
+          <w:p>
+            <w:pPr>
+              <w:jc w:val="center"/>
+            </w:pPr>
+            <w:r/>
+            <w:r>
+              <w:rPr>
+                <w:rFonts w:ascii="Times New Roman" w:hAnsi="Times New Roman"/>
+                <w:sz w:val="17"/>
+              </w:rPr>
+              <w:t>0,840</w:t>
+            </w:r>
+          </w:p>
+        </w:tc>
+        <w:tc>
+          <w:tcPr>
+            <w:tcW w:type="dxa" w:w="1077"/>
+          </w:tcPr>
+          <w:p>
+            <w:pPr>
+              <w:jc w:val="center"/>
+            </w:pPr>
+            <w:r/>
+            <w:r>
+              <w:rPr>
+                <w:rFonts w:ascii="Times New Roman" w:hAnsi="Times New Roman"/>
+                <w:sz w:val="17"/>
+              </w:rPr>
+              <w:t>0,442</w:t>
+            </w:r>
+          </w:p>
+        </w:tc>
+        <w:tc>
+          <w:tcPr>
+            <w:tcW w:type="dxa" w:w="1077"/>
+          </w:tcPr>
+          <w:p>
+            <w:pPr>
+              <w:jc w:val="center"/>
+            </w:pPr>
+            <w:r/>
+            <w:r>
+              <w:rPr>
+                <w:rFonts w:ascii="Times New Roman" w:hAnsi="Times New Roman"/>
+                <w:sz w:val="17"/>
+              </w:rPr>
+              <w:t>0,325</w:t>
+            </w:r>
+          </w:p>
+        </w:tc>
+      </w:tr>
+      <w:tr>
+        <w:tc>
+          <w:tcPr>
+            <w:tcW w:type="dxa" w:w="2381"/>
+          </w:tcPr>
+          <w:p>
+            <w:pPr>
+              <w:jc w:val="center"/>
+            </w:pPr>
+            <w:r/>
+            <w:r>
+              <w:rPr>
+                <w:rFonts w:ascii="Times New Roman" w:hAnsi="Times New Roman"/>
+                <w:sz w:val="17"/>
+              </w:rPr>
+              <w:t>SARIMA(2,1,0)(1,0,0)[52]</w:t>
+            </w:r>
+          </w:p>
+        </w:tc>
+        <w:tc>
+          <w:tcPr>
+            <w:tcW w:type="dxa" w:w="1077"/>
+          </w:tcPr>
+          <w:p>
+            <w:pPr>
+              <w:jc w:val="center"/>
+            </w:pPr>
+            <w:r/>
+            <w:r>
+              <w:rPr>
+                <w:rFonts w:ascii="Times New Roman" w:hAnsi="Times New Roman"/>
+                <w:sz w:val="17"/>
+              </w:rPr>
+              <w:t>0,384</w:t>
+            </w:r>
+          </w:p>
+        </w:tc>
+        <w:tc>
+          <w:tcPr>
+            <w:tcW w:type="dxa" w:w="1077"/>
+          </w:tcPr>
+          <w:p>
+            <w:pPr>
+              <w:jc w:val="center"/>
+            </w:pPr>
+            <w:r/>
+            <w:r>
+              <w:rPr>
+                <w:rFonts w:ascii="Times New Roman" w:hAnsi="Times New Roman"/>
+                <w:sz w:val="17"/>
+              </w:rPr>
+              <w:t>0,081</w:t>
+            </w:r>
+          </w:p>
+        </w:tc>
+        <w:tc>
+          <w:tcPr>
+            <w:tcW w:type="dxa" w:w="1077"/>
+          </w:tcPr>
+          <w:p>
+            <w:pPr>
+              <w:jc w:val="center"/>
+            </w:pPr>
+            <w:r/>
+            <w:r>
+              <w:rPr>
+                <w:rFonts w:ascii="Times New Roman" w:hAnsi="Times New Roman"/>
+                <w:sz w:val="17"/>
+              </w:rPr>
+              <w:t>0,171</w:t>
+            </w:r>
+          </w:p>
+        </w:tc>
+        <w:tc>
+          <w:tcPr>
+            <w:tcW w:type="dxa" w:w="1077"/>
+          </w:tcPr>
+          <w:p>
+            <w:pPr>
+              <w:jc w:val="center"/>
+            </w:pPr>
+            <w:r/>
+            <w:r>
+              <w:rPr>
+                <w:rFonts w:ascii="Times New Roman" w:hAnsi="Times New Roman"/>
+                <w:sz w:val="17"/>
+              </w:rPr>
+              <w:t>0,293</w:t>
+            </w:r>
+          </w:p>
+        </w:tc>
+        <w:tc>
+          <w:tcPr>
+            <w:tcW w:type="dxa" w:w="1077"/>
+          </w:tcPr>
+          <w:p>
+            <w:pPr>
+              <w:jc w:val="center"/>
+            </w:pPr>
+            <w:r/>
+            <w:r>
+              <w:rPr>
+                <w:rFonts w:ascii="Times New Roman" w:hAnsi="Times New Roman"/>
+                <w:sz w:val="17"/>
+              </w:rPr>
+              <w:t>0,040</w:t>
+            </w:r>
+          </w:p>
+        </w:tc>
+      </w:tr>
+      <w:tr>
+        <w:tc>
+          <w:tcPr>
+            <w:tcW w:type="dxa" w:w="2381"/>
+          </w:tcPr>
+          <w:p>
+            <w:pPr>
+              <w:jc w:val="center"/>
+            </w:pPr>
+            <w:r/>
+            <w:r>
+              <w:rPr>
+                <w:rFonts w:ascii="Times New Roman" w:hAnsi="Times New Roman"/>
+                <w:sz w:val="17"/>
+              </w:rPr>
+              <w:t>Fourier K=2 + ARIMA(1,1,1)</w:t>
+            </w:r>
+          </w:p>
+        </w:tc>
+        <w:tc>
+          <w:tcPr>
+            <w:tcW w:type="dxa" w:w="1077"/>
+          </w:tcPr>
+          <w:p>
+            <w:pPr>
+              <w:jc w:val="center"/>
+            </w:pPr>
+            <w:r/>
+            <w:r>
+              <w:rPr>
+                <w:rFonts w:ascii="Times New Roman" w:hAnsi="Times New Roman"/>
+                <w:sz w:val="17"/>
+              </w:rPr>
+              <w:t>0,679</w:t>
+            </w:r>
+          </w:p>
+        </w:tc>
+        <w:tc>
+          <w:tcPr>
+            <w:tcW w:type="dxa" w:w="1077"/>
+          </w:tcPr>
+          <w:p>
+            <w:pPr>
+              <w:jc w:val="center"/>
+            </w:pPr>
+            <w:r/>
+            <w:r>
+              <w:rPr>
+                <w:rFonts w:ascii="Times New Roman" w:hAnsi="Times New Roman"/>
+                <w:sz w:val="17"/>
+              </w:rPr>
+              <w:t>0,534</w:t>
+            </w:r>
+          </w:p>
+        </w:tc>
+        <w:tc>
+          <w:tcPr>
+            <w:tcW w:type="dxa" w:w="1077"/>
+          </w:tcPr>
+          <w:p>
+            <w:pPr>
+              <w:jc w:val="center"/>
+            </w:pPr>
+            <w:r/>
+            <w:r>
+              <w:rPr>
+                <w:rFonts w:ascii="Times New Roman" w:hAnsi="Times New Roman"/>
+                <w:sz w:val="17"/>
+              </w:rPr>
+              <w:t>0,510</w:t>
+            </w:r>
+          </w:p>
+        </w:tc>
+        <w:tc>
+          <w:tcPr>
+            <w:tcW w:type="dxa" w:w="1077"/>
+          </w:tcPr>
+          <w:p>
+            <w:pPr>
+              <w:jc w:val="center"/>
+            </w:pPr>
+            <w:r/>
+            <w:r>
+              <w:rPr>
+                <w:rFonts w:ascii="Times New Roman" w:hAnsi="Times New Roman"/>
+                <w:sz w:val="17"/>
+              </w:rPr>
+              <w:t>&lt;0,001</w:t>
+            </w:r>
+          </w:p>
+        </w:tc>
+        <w:tc>
+          <w:tcPr>
+            <w:tcW w:type="dxa" w:w="1077"/>
+          </w:tcPr>
+          <w:p>
+            <w:pPr>
+              <w:jc w:val="center"/>
+            </w:pPr>
+            <w:r/>
+            <w:r>
+              <w:rPr>
+                <w:rFonts w:ascii="Times New Roman" w:hAnsi="Times New Roman"/>
+                <w:sz w:val="17"/>
+              </w:rPr>
+              <w:t>0,368</w:t>
+            </w:r>
+          </w:p>
+        </w:tc>
+      </w:tr>
+    </w:tbl>
+    <w:p>
+      <w:pPr>
+        <w:spacing w:before="0" w:after="160"/>
+      </w:pPr>
+      <w:r>
+        <w:rPr>
+          <w:rFonts w:ascii="Times New Roman" w:hAnsi="Times New Roman"/>
+          <w:i/>
+          <w:sz w:val="18"/>
+        </w:rPr>
+        <w:t>Sumber: Hasil pengolahan penulis (2026). Diagnostik memakai residual data latih; Tabel 11 memakai model final pada seluruh data. AR(12) memakai 92 observasi karena lag 12.</w:t>
+      </w:r>
+    </w:p>
+    <w:p>
+      <w:pPr>
+        <w:spacing w:line="360" w:lineRule="auto" w:after="120"/>
+        <w:ind w:firstLine="0"/>
+      </w:pPr>
+      <w:r>
+        <w:t>Ringkasan koefisien model SARIMA final disajikan pada Tabel 18.</w:t>
+      </w:r>
+    </w:p>
+    <w:p>
+      <w:pPr>
+        <w:keepNext/>
+        <w:spacing w:before="120" w:after="40"/>
+        <w:jc w:val="center"/>
+      </w:pPr>
+      <w:r>
+        <w:rPr>
+          <w:rFonts w:ascii="Times New Roman" w:hAnsi="Times New Roman"/>
+          <w:b/>
+          <w:sz w:val="20"/>
+        </w:rPr>
+        <w:t>Tabel 18. Ringkasan koefisien model SARIMA final</w:t>
+      </w:r>
+    </w:p>
+    <w:tbl>
+      <w:tblPr>
+        <w:tblStyle w:val="TableGrid"/>
+        <w:tblW w:type="auto" w:w="0"/>
+        <w:jc w:val="center"/>
+        <w:tblLayout w:type="fixed"/>
+        <w:tblLook w:firstColumn="1" w:firstRow="1" w:lastColumn="0" w:lastRow="0" w:noHBand="0" w:noVBand="1" w:val="04A0"/>
+        <w:tblCellMar>
+          <w:top w:w="40" w:type="dxa"/>
+          <w:bottom w:w="40" w:type="dxa"/>
+          <w:left w:w="70" w:type="dxa"/>
+          <w:right w:w="70" w:type="dxa"/>
+        </w:tblCellMar>
+      </w:tblPr>
+      <w:tblGrid>
+        <w:gridCol w:w="2126"/>
+        <w:gridCol w:w="2126"/>
+        <w:gridCol w:w="2126"/>
+        <w:gridCol w:w="2126"/>
+      </w:tblGrid>
+      <w:tr>
+        <w:trPr>
+          <w:tblHeader w:val="true"/>
+        </w:trPr>
+        <w:tc>
+          <w:tcPr>
+            <w:tcW w:type="dxa" w:w="2835"/>
+            <w:shd w:fill="D9E2F3"/>
+          </w:tcPr>
+          <w:p>
+            <w:pPr>
+              <w:jc w:val="center"/>
+            </w:pPr>
+            <w:r/>
+            <w:r>
+              <w:rPr>
+                <w:rFonts w:ascii="Times New Roman" w:hAnsi="Times New Roman"/>
+                <w:b/>
+                <w:sz w:val="17"/>
+              </w:rPr>
+              <w:t>Parameter</w:t>
+            </w:r>
+          </w:p>
+        </w:tc>
+        <w:tc>
+          <w:tcPr>
+            <w:tcW w:type="dxa" w:w="1701"/>
+            <w:shd w:fill="D9E2F3"/>
+          </w:tcPr>
+          <w:p>
+            <w:pPr>
+              <w:jc w:val="center"/>
+            </w:pPr>
+            <w:r/>
+            <w:r>
+              <w:rPr>
+                <w:rFonts w:ascii="Times New Roman" w:hAnsi="Times New Roman"/>
+                <w:b/>
+                <w:sz w:val="17"/>
+              </w:rPr>
+              <w:t>Koefisien</w:t>
+            </w:r>
+          </w:p>
+        </w:tc>
+        <w:tc>
+          <w:tcPr>
+            <w:tcW w:type="dxa" w:w="1701"/>
+            <w:shd w:fill="D9E2F3"/>
+          </w:tcPr>
+          <w:p>
+            <w:pPr>
+              <w:jc w:val="center"/>
+            </w:pPr>
+            <w:r/>
+            <w:r>
+              <w:rPr>
+                <w:rFonts w:ascii="Times New Roman" w:hAnsi="Times New Roman"/>
+                <w:b/>
+                <w:sz w:val="17"/>
+              </w:rPr>
+              <w:t>Std. error</w:t>
+            </w:r>
+          </w:p>
+        </w:tc>
+        <w:tc>
+          <w:tcPr>
+            <w:tcW w:type="dxa" w:w="1701"/>
+            <w:shd w:fill="D9E2F3"/>
+          </w:tcPr>
+          <w:p>
+            <w:pPr>
+              <w:jc w:val="center"/>
+            </w:pPr>
+            <w:r/>
+            <w:r>
+              <w:rPr>
+                <w:rFonts w:ascii="Times New Roman" w:hAnsi="Times New Roman"/>
+                <w:b/>
+                <w:sz w:val="17"/>
+              </w:rPr>
+              <w:t>p-value</w:t>
+            </w:r>
+          </w:p>
+        </w:tc>
+      </w:tr>
+      <w:tr>
+        <w:tc>
+          <w:tcPr>
+            <w:tcW w:type="dxa" w:w="2835"/>
+          </w:tcPr>
+          <w:p>
+            <w:pPr>
+              <w:jc w:val="center"/>
+            </w:pPr>
+            <w:r/>
+            <w:r>
+              <w:rPr>
+                <w:rFonts w:ascii="Times New Roman" w:hAnsi="Times New Roman"/>
+                <w:sz w:val="17"/>
+              </w:rPr>
+              <w:t>ar.L1</w:t>
+            </w:r>
+          </w:p>
+        </w:tc>
+        <w:tc>
+          <w:tcPr>
+            <w:tcW w:type="dxa" w:w="1701"/>
+          </w:tcPr>
+          <w:p>
+            <w:pPr>
+              <w:jc w:val="center"/>
+            </w:pPr>
+            <w:r/>
+            <w:r>
+              <w:rPr>
+                <w:rFonts w:ascii="Times New Roman" w:hAnsi="Times New Roman"/>
+                <w:sz w:val="17"/>
+              </w:rPr>
+              <w:t>-0,3171</w:t>
+            </w:r>
+          </w:p>
+        </w:tc>
+        <w:tc>
+          <w:tcPr>
+            <w:tcW w:type="dxa" w:w="1701"/>
+          </w:tcPr>
+          <w:p>
+            <w:pPr>
+              <w:jc w:val="center"/>
+            </w:pPr>
+            <w:r/>
+            <w:r>
+              <w:rPr>
+                <w:rFonts w:ascii="Times New Roman" w:hAnsi="Times New Roman"/>
+                <w:sz w:val="17"/>
+              </w:rPr>
+              <w:t>0,1302</w:t>
+            </w:r>
+          </w:p>
+        </w:tc>
+        <w:tc>
+          <w:tcPr>
+            <w:tcW w:type="dxa" w:w="1701"/>
+          </w:tcPr>
+          <w:p>
+            <w:pPr>
+              <w:jc w:val="center"/>
+            </w:pPr>
+            <w:r/>
+            <w:r>
+              <w:rPr>
+                <w:rFonts w:ascii="Times New Roman" w:hAnsi="Times New Roman"/>
+                <w:sz w:val="17"/>
+              </w:rPr>
+              <w:t>0,015</w:t>
+            </w:r>
+          </w:p>
+        </w:tc>
+      </w:tr>
+      <w:tr>
+        <w:tc>
+          <w:tcPr>
+            <w:tcW w:type="dxa" w:w="2835"/>
+          </w:tcPr>
+          <w:p>
+            <w:pPr>
+              <w:jc w:val="center"/>
+            </w:pPr>
+            <w:r/>
+            <w:r>
+              <w:rPr>
+                <w:rFonts w:ascii="Times New Roman" w:hAnsi="Times New Roman"/>
+                <w:sz w:val="17"/>
+              </w:rPr>
+              <w:t>ar.L2</w:t>
+            </w:r>
+          </w:p>
+        </w:tc>
+        <w:tc>
+          <w:tcPr>
+            <w:tcW w:type="dxa" w:w="1701"/>
+          </w:tcPr>
+          <w:p>
+            <w:pPr>
+              <w:jc w:val="center"/>
+            </w:pPr>
+            <w:r/>
+            <w:r>
+              <w:rPr>
+                <w:rFonts w:ascii="Times New Roman" w:hAnsi="Times New Roman"/>
+                <w:sz w:val="17"/>
+              </w:rPr>
+              <w:t>-0,1910</w:t>
+            </w:r>
+          </w:p>
+        </w:tc>
+        <w:tc>
+          <w:tcPr>
+            <w:tcW w:type="dxa" w:w="1701"/>
+          </w:tcPr>
+          <w:p>
+            <w:pPr>
+              <w:jc w:val="center"/>
+            </w:pPr>
+            <w:r/>
+            <w:r>
+              <w:rPr>
+                <w:rFonts w:ascii="Times New Roman" w:hAnsi="Times New Roman"/>
+                <w:sz w:val="17"/>
+              </w:rPr>
+              <w:t>0,1620</w:t>
+            </w:r>
+          </w:p>
+        </w:tc>
+        <w:tc>
+          <w:tcPr>
+            <w:tcW w:type="dxa" w:w="1701"/>
+          </w:tcPr>
+          <w:p>
+            <w:pPr>
+              <w:jc w:val="center"/>
+            </w:pPr>
+            <w:r/>
+            <w:r>
+              <w:rPr>
+                <w:rFonts w:ascii="Times New Roman" w:hAnsi="Times New Roman"/>
+                <w:sz w:val="17"/>
+              </w:rPr>
+              <w:t>0,238</w:t>
+            </w:r>
+          </w:p>
+        </w:tc>
+      </w:tr>
+      <w:tr>
+        <w:tc>
+          <w:tcPr>
+            <w:tcW w:type="dxa" w:w="2835"/>
+          </w:tcPr>
+          <w:p>
+            <w:pPr>
+              <w:jc w:val="center"/>
+            </w:pPr>
+            <w:r/>
+            <w:r>
+              <w:rPr>
+                <w:rFonts w:ascii="Times New Roman" w:hAnsi="Times New Roman"/>
+                <w:sz w:val="17"/>
+              </w:rPr>
+              <w:t>ar.S.L52</w:t>
+            </w:r>
+          </w:p>
+        </w:tc>
+        <w:tc>
+          <w:tcPr>
+            <w:tcW w:type="dxa" w:w="1701"/>
+          </w:tcPr>
+          <w:p>
+            <w:pPr>
+              <w:jc w:val="center"/>
+            </w:pPr>
+            <w:r/>
+            <w:r>
+              <w:rPr>
+                <w:rFonts w:ascii="Times New Roman" w:hAnsi="Times New Roman"/>
+                <w:sz w:val="17"/>
+              </w:rPr>
+              <w:t>0,0737</w:t>
+            </w:r>
+          </w:p>
+        </w:tc>
+        <w:tc>
+          <w:tcPr>
+            <w:tcW w:type="dxa" w:w="1701"/>
+          </w:tcPr>
+          <w:p>
+            <w:pPr>
+              <w:jc w:val="center"/>
+            </w:pPr>
+            <w:r/>
+            <w:r>
+              <w:rPr>
+                <w:rFonts w:ascii="Times New Roman" w:hAnsi="Times New Roman"/>
+                <w:sz w:val="17"/>
+              </w:rPr>
+              <w:t>0,0892</w:t>
+            </w:r>
+          </w:p>
+        </w:tc>
+        <w:tc>
+          <w:tcPr>
+            <w:tcW w:type="dxa" w:w="1701"/>
+          </w:tcPr>
+          <w:p>
+            <w:pPr>
+              <w:jc w:val="center"/>
+            </w:pPr>
+            <w:r/>
+            <w:r>
+              <w:rPr>
+                <w:rFonts w:ascii="Times New Roman" w:hAnsi="Times New Roman"/>
+                <w:sz w:val="17"/>
+              </w:rPr>
+              <w:t>0,409</w:t>
+            </w:r>
+          </w:p>
+        </w:tc>
+      </w:tr>
+      <w:tr>
+        <w:tc>
+          <w:tcPr>
+            <w:tcW w:type="dxa" w:w="2835"/>
+          </w:tcPr>
+          <w:p>
+            <w:pPr>
+              <w:jc w:val="center"/>
+            </w:pPr>
+            <w:r/>
+            <w:r>
+              <w:rPr>
+                <w:rFonts w:ascii="Times New Roman" w:hAnsi="Times New Roman"/>
+                <w:sz w:val="17"/>
+              </w:rPr>
+              <w:t>sigma2</w:t>
+            </w:r>
+          </w:p>
+        </w:tc>
+        <w:tc>
+          <w:tcPr>
+            <w:tcW w:type="dxa" w:w="1701"/>
+          </w:tcPr>
+          <w:p>
+            <w:pPr>
+              <w:jc w:val="center"/>
+            </w:pPr>
+            <w:r/>
+            <w:r>
+              <w:rPr>
+                <w:rFonts w:ascii="Times New Roman" w:hAnsi="Times New Roman"/>
+                <w:sz w:val="17"/>
+              </w:rPr>
+              <w:t>27,7258</w:t>
+            </w:r>
+          </w:p>
+        </w:tc>
+        <w:tc>
+          <w:tcPr>
+            <w:tcW w:type="dxa" w:w="1701"/>
+          </w:tcPr>
+          <w:p>
+            <w:pPr>
+              <w:jc w:val="center"/>
+            </w:pPr>
+            <w:r/>
+            <w:r>
+              <w:rPr>
+                <w:rFonts w:ascii="Times New Roman" w:hAnsi="Times New Roman"/>
+                <w:sz w:val="17"/>
+              </w:rPr>
+              <w:t>4,6204</w:t>
+            </w:r>
+          </w:p>
+        </w:tc>
+        <w:tc>
+          <w:tcPr>
+            <w:tcW w:type="dxa" w:w="1701"/>
+          </w:tcPr>
+          <w:p>
+            <w:pPr>
+              <w:jc w:val="center"/>
+            </w:pPr>
+            <w:r/>
+            <w:r>
+              <w:rPr>
+                <w:rFonts w:ascii="Times New Roman" w:hAnsi="Times New Roman"/>
+                <w:sz w:val="17"/>
+              </w:rPr>
+              <w:t>&lt;0,001</w:t>
+            </w:r>
+          </w:p>
+        </w:tc>
+      </w:tr>
+    </w:tbl>
+    <w:p>
+      <w:pPr>
+        <w:spacing w:before="0" w:after="160"/>
+      </w:pPr>
+      <w:r>
+        <w:rPr>
+          <w:rFonts w:ascii="Times New Roman" w:hAnsi="Times New Roman"/>
+          <w:i/>
+          <w:sz w:val="18"/>
+        </w:rPr>
+        <w:t>Sumber: Hasil pengolahan penulis (2026).</w:t>
       </w:r>
     </w:p>
     <w:p>
